--- a/reports/BAI_BAO_GOEMOTIONS_IEEE.docx
+++ b/reports/BAI_BAO_GOEMOTIONS_IEEE.docx
@@ -65,14 +65,21 @@
           <w:b/>
           <w:sz w:val="18"/>
         </w:rPr>
-        <w:t xml:space="preserve"> Nghiên cứu triển khai phân loại cảm xúc đa nhãn trên GoEmotions, gồm 27 cảm xúc và neutral, giữ official split 43.410/5.426/5.427 câu train/validation/test. A sử dụng TF-IDF + One-vs-Rest Logistic Regression; B dùng BART-MNLI zero-shot không fine-tune; C gồm BERT-base-cased, RoBERTa-base và DistilBERT với seed 42, 123, 2026. Nghiên cứu đánh giá Macro/Micro-F1, precision/recall và Hamming Loss; khảo sát class weighting, ngưỡng riêng và F1 năm nhãn hiếm xác định từ train. Trên validation, A standard @0,5 đạt</w:t>
+        <w:t xml:space="preserve"> Nghiên cứu triển khai phân loại cảm xúc đa nhãn trên GoEmotions, gồm 27 cảm xúc và neutral, giữ official split 43.410/5.426/5.427 câu train/validation/test. A sử dụng TF-IDF + One-vs-Rest Logistic Regression; B dùng BART-MNLI zero-shot không fine-tune; C gồm BERT-base-cased, RoBERTa-base và DistilBERT với seed 42, 123, 2026. Nghiên cứu đánh giá Macro/Micro-F1, precision/recall và Hamming Loss; khảo sát class weighting, ngưỡng riêng và F1 năm nhãn hiếm xác định từ train. C1 BERT được chọn theo mean Macro-F1</w:t>
       </w:r>
       <w:r>
         <w:rPr>
           <w:b/>
           <w:sz w:val="18"/>
         </w:rPr>
-        <w:t xml:space="preserve"> Macro-F1 0.2025; A balanced với ngưỡng riêng đạt 0.4901. Điểm tuned-validation có thể lạc quan vì dùng lại dữ liệu chọn ngưỡng. Bản cập nhật này có 2/9 run C full; những bảng thiếu chưa được dùng xếp hạng. Mọi số lấy từ artifacts thực tế, tách smoke/full và validation/test. Demo được thiết kế dùng C chọn bằng validation. Bài viết diễn giải đầu ra, lỗi và giới hạn domain; liên hệ chuỗi dữ liệu→quyết định→giá trị trong Case Study 4 của Jay Lee, không quy số tiết kiệm của nhà máy thành ROI của mô hình NLP.</w:t>
+        <w:t xml:space="preserve"> validation @0,5 (0.4713 ± 0.0066). Trên test @0,5, kiến trúc này đạt Macro-F1 0.4720 ± 0.0045 và Micro-F1 0.5820 ± 0.0040 (mean ± sample std của ba seed, ddof=1). Với ngưỡng riêng khóa trên validation, test Macro-F1 0.5038 ± 0.0097, Micro-F1 0.5900 ± 0.0029; Δ mean so với @0,5 lần lượt +0.0318 và +0.0080. Demo dùng một checkpoint seed 123 của C1 BERT; các điểm trên tổng hợp ba seed của kiến trúc, không phải điểm riêng checkpoint demo. Đã có kết quả full A/B/C; mỗi C gồm ba seed, mean và sample standard dev</w:t>
+      </w:r>
+      <w:r>
+        <w:rPr>
+          <w:b/>
+          <w:sz w:val="18"/>
+        </w:rPr>
+        <w:t>iation. Mọi số lấy từ artifacts thực tế, tách smoke/full và validation/test. Demo được thiết kế dùng C chọn bằng validation. Bài viết diễn giải đầu ra, lỗi và giới hạn domain; liên hệ chuỗi dữ liệu→quyết định→giá trị trong Case Study 4 của Jay Lee, không quy số tiết kiệm của nhà máy thành ROI của mô hình NLP.</w:t>
       </w:r>
     </w:p>
     <w:p>
@@ -109,7 +116,10 @@
     </w:p>
     <w:p>
       <w:r>
-        <w:t>Đồ án so sánh ba hướng: A là TF-IDF kết hợp Logistic Regression theo One-vs-Rest; B là mô hình có sẵn thực hiện zero-shot mà không fine-tune trên GoEmotions; C là ba Transformer được fine-tune: BERT, RoBERTa và DistilBERT. Ba C được đánh giá với các seed 42, 123 và 2026, theo yêu cầu môn học. Demo D dùng checkpoint của C được lựa chọn từ validation. Google Research xác nhận baseline gốc dùng BERT-base-cased; do đó C1 của đồ án chọn biến thể cased để có quan hệ rõ với hướng tiếp cận của bài nền tảng [2].</w:t>
+        <w:t xml:space="preserve">Đồ án so sánh ba hướng: A là TF-IDF kết hợp Logistic Regression theo One-vs-Rest; B là mô hình có sẵn thực hiện zero-shot mà không fine-tune trên GoEmotions; C là ba Transformer được fine-tune: BERT, RoBERTa và DistilBERT. Ba C được đánh giá với các seed 42, 123 và 2026, theo yêu cầu môn học. Demo D dùng checkpoint của C </w:t>
+      </w:r>
+      <w:r>
+        <w:t>được lựa chọn từ validation. Google Research xác nhận baseline gốc dùng BERT-base-cased; do đó C1 của đồ án chọn biến thể cased để có quan hệ rõ với hướng tiếp cận của bài nền tảng [2].</w:t>
       </w:r>
     </w:p>
     <w:p>
@@ -149,16 +159,16 @@
         <w:t>Zero-shot dựa trên suy luận ngôn ngữ tự nhiên (natural language inference, NLI) biến tên nhãn thành một giả thuyết và đánh giá mức độ văn bản ủng hộ giả thuyết đó. Yin và cộng sự nghiên cứu cách dùng NLI cho phân loại zero-shot [6]. BART là mô hình encoder-decoder được tiền huấn luyện bằng khôi phục văn bản bị nhiễu [7]. Checkpoint BART-large-MNLI đã được học tác vụ NLI có thể dùng trong pipeline zero-shot; model card hướng dẫn cách dùng candidate labels và hypothesis template [8]. B của đồ án không cập nhậ</w:t>
       </w:r>
       <w:r>
-        <w:t>t trọng số bằng GoEmotions. Nếu hiệu chỉnh ngưỡng trên validation có nhãn, phải gọi đó là hiệu chỉnh quyết định trên validation; không mô tả toàn bộ quá trình là không sử dụng bất kỳ nhãn GoEmotions nào.</w:t>
+        <w:t xml:space="preserve">t trọng số bằng GoEmotions. Nếu hiệu chỉnh ngưỡng trên validation có nhãn, phải gọi đó là hiệu chỉnh quyết định trên validation; </w:t>
+      </w:r>
+      <w:r>
+        <w:lastRenderedPageBreak/>
+        <w:t>không mô tả toàn bộ quá trình là không sử dụng bất kỳ nhãn GoEmotions nào.</w:t>
       </w:r>
     </w:p>
     <w:p>
       <w:r>
-        <w:t xml:space="preserve">Nghiên cứu tập trung kiểm chứng các phương pháp gắn trực tiếp với yêu cầu cô giao. Paper nền tảng đúng của đề tài là ACL 2020. Khoảng năm 2022–2026 không được áp vào paper </w:t>
-      </w:r>
-      <w:r>
-        <w:lastRenderedPageBreak/>
-        <w:t>gốc khi chưa có yêu cầu chính thức bổ sung. Tài liệu phần mềm chính thức giúp xác định cách cài đặt, còn nguồn paper xác định lập luận và hướng mô hình; tài liệu thư viện không thay một bằng chứng thực nghiệm đã chạy trên dữ liệu của nhóm.</w:t>
+        <w:t>Nghiên cứu tập trung kiểm chứng các phương pháp gắn trực tiếp với yêu cầu cô giao. Paper nền tảng đúng của đề tài là ACL 2020. Khoảng năm 2022–2026 không được áp vào paper gốc khi chưa có yêu cầu chính thức bổ sung. Tài liệu phần mềm chính thức giúp xác định cách cài đặt, còn nguồn paper xác định lập luận và hướng mô hình; tài liệu thư viện không thay một bằng chứng thực nghiệm đã chạy trên dữ liệu của nhóm.</w:t>
       </w:r>
     </w:p>
     <w:p>
@@ -216,7 +226,10 @@
     </w:p>
     <w:p>
       <w:r>
-        <w:t>Term frequency–inverse document frequency (TF-IDF) biểu diễn văn bản bằng trọng số của từ hoặc cụm từ. Với số văn bản train N, df(t) là số văn bản chứa từ t, IDF có smoothing được định nghĩa như (1). TF(t,d) là số lần t xuất hiện trong văn bản d ở cấu hình của nhóm; sau khi nhân IDF, vector được chuẩn hóa L2 [10].</w:t>
+        <w:t xml:space="preserve">Term frequency–inverse document frequency (TF-IDF) biểu diễn văn bản bằng trọng số của từ hoặc cụm từ. Với số văn bản train N, df(t) là số văn bản chứa từ t, IDF có </w:t>
+      </w:r>
+      <w:r>
+        <w:t>smoothing được định nghĩa như (1). TF(t,d) là số lần t xuất hiện trong văn bản d ở cấu hình của nhóm; sau khi nhân IDF, vector được chuẩn hóa L2 [10].</w:t>
       </w:r>
     </w:p>
     <w:tbl>
@@ -289,7 +302,10 @@
     </w:tbl>
     <w:p>
       <w:r>
-        <w:t>Từ phổ biến ở gần như mọi văn bản có IDF thấp hơn từ đặc trưng. TF-IDF không tự hiểu một từ là vui hay buồn; ý nghĩa phân loại được học thông qua trọng số Logistic Regression. Unigram giúp tìm từ như “thanks”; bigram biểu diễn cụm như “not happy”. Vì biểu diễn chủ yếu theo từ/cụm từ, A có thể gặp khó khăn với ngữ cảnh dài, mỉa mai và cùng một từ xuất hiện ở các ý nghĩa khác nhau.</w:t>
+        <w:t xml:space="preserve">Từ phổ biến ở gần như mọi văn bản có IDF thấp hơn từ đặc trưng. TF-IDF không tự hiểu một từ là vui hay buồn; ý nghĩa phân loại được học thông qua trọng số Logistic Regression. Unigram giúp tìm từ </w:t>
+      </w:r>
+      <w:r>
+        <w:t>như “thanks”; bigram biểu diễn cụm như “not happy”. Vì biểu diễn chủ yếu theo từ/cụm từ, A có thể gặp khó khăn với ngữ cảnh dài, mỉa mai và cùng một từ xuất hiện ở các ý nghĩa khác nhau.</w:t>
       </w:r>
     </w:p>
     <w:p>
@@ -398,11 +414,8 @@
     </w:p>
     <w:p>
       <w:r>
-        <w:t xml:space="preserve">Không fine-tune B trên train GoEmotions. Hàng B gốc dùng ngưỡng 0,5; những hàng global/per-label tuning, nếu có, được ghi riêng. Các điểm NLI được lưu theo ID và mapping nhãn để dùng chung module metrics. Lưu riêng smoke/pilot và </w:t>
-      </w:r>
-      <w:r>
         <w:lastRenderedPageBreak/>
-        <w:t>full ngăn một lần kiểm vài câu bị hiểu thành benchmark cả tập. Zero-shot giảm nhu cầu huấn luyện bổ sung cho tác vụ, nhưng vẫn có chi phí tải mô hình, chạy nhiều giả thuyết và giới hạn domain/nhãn; không đồng nghĩa với một hệ thống miễn phí hoặc không cần kiểm tra.</w:t>
+        <w:t>Không fine-tune B trên train GoEmotions. Hàng B gốc dùng ngưỡng 0,5; những hàng global/per-label tuning, nếu có, được ghi riêng. Các điểm NLI được lưu theo ID và mapping nhãn để dùng chung module metrics. Lưu riêng smoke/pilot và full ngăn một lần kiểm vài câu bị hiểu thành benchmark cả tập. Zero-shot giảm nhu cầu huấn luyện bổ sung cho tác vụ, nhưng vẫn có chi phí tải mô hình, chạy nhiều giả thuyết và giới hạn domain/nhãn; không đồng nghĩa với một hệ thống miễn phí hoặc không cần kiểm tra.</w:t>
       </w:r>
     </w:p>
     <w:p>
@@ -415,10 +428,10 @@
     </w:p>
     <w:p>
       <w:r>
-        <w:t xml:space="preserve">C1 dùng google-bert/bert-base-cased, C2 dùng FacebookAI/roberta-base và C3 dùng </w:t>
+        <w:t xml:space="preserve">C1 dùng </w:t>
       </w:r>
       <w:r>
-        <w:t>distilbert/distilbert-base-uncased. Mỗi mô hình dùng đúng tokenizer và kiến trúc tương ứng; từ vựng của BERT không được dùng thay tokenizer RoBERTa. Head phân loại có 28 logits, problem_type="multi_label_classification", label mapping đúng dữ liệu. Sigmoid được áp khi suy luận; lúc huấn luyện dùng BCEWithLogitsLoss trên logits để tránh thực hiện sigmoid hai lần [13].</w:t>
+        <w:t>google-bert/bert-base-cased, C2 dùng FacebookAI/roberta-base và C3 dùng distilbert/distilbert-base-uncased. Mỗi mô hình dùng đúng tokenizer và kiến trúc tương ứng; từ vựng của BERT không được dùng thay tokenizer RoBERTa. Head phân loại có 28 logits, problem_type="multi_label_classification", label mapping đúng dữ liệu. Sigmoid được áp khi suy luận; lúc huấn luyện dùng BCEWithLogitsLoss trên logits để tránh thực hiện sigmoid hai lần [13].</w:t>
       </w:r>
     </w:p>
     <w:tbl>
@@ -491,10 +504,7 @@
     </w:tbl>
     <w:p>
       <w:r>
-        <w:t xml:space="preserve">Loss trên từng nhãn độc lập cho phép một mẫu có nhiều nhãn dương. Khi thử C </w:t>
-      </w:r>
-      <w:r>
-        <w:t>có weighting, positive weight phải được tính từ train cho từng nhãn và lưu rõ; không dùng support test. Nhánh standard và weighted cần tách thư mục để không ghi đè kết quả. C weighted là phương án bổ sung; class weighting A và per-label threshold đã là những hướng nâng cao trực tiếp phù hợp yêu cầu đề tài, không bắt buộc tự dựng BERT từ đầu.</w:t>
+        <w:t>Loss trên từng nhãn độc lập cho phép một mẫu có nhiều nhãn dương. Khi thử C có weighting, positive weight phải được tính từ train cho từng nhãn và lưu rõ; không dùng support test. Nhánh standard và weighted cần tách thư mục để không ghi đè kết quả. C weighted là phương án bổ sung; class weighting A và per-label threshold đã là những hướng nâng cao trực tiếp phù hợp yêu cầu đề tài, không bắt buộc tự dựng BERT từ đầu.</w:t>
       </w:r>
     </w:p>
     <w:p>
@@ -522,10 +532,10 @@
     </w:p>
     <w:p>
       <w:r>
-        <w:t xml:space="preserve">Cùng validation được dùng chọn ngưỡng rồi tính bảng tuned-validation nên điểm này có thể lạc quan. Kết luận tổng quát cần bảng test sau khi ngưỡng đã cố định. Không chỉnh ngưỡng tiếp để làm test đẹp hơn. Khi không có nhãn vượt ngưỡng, demo thông báo chưa có nhãn đủ điểm; có thể hiển thị top scores để người dùng hiểu, nhưng top scores không tự biến thành nhãn được dự đoán. Không thêm fallback </w:t>
+        <w:t xml:space="preserve">Cùng validation được dùng chọn ngưỡng rồi tính bảng tuned-validation nên điểm này có thể lạc quan. Kết luận tổng quát cần bảng test sau khi ngưỡng đã cố định. Không chỉnh </w:t>
       </w:r>
       <w:r>
-        <w:t>neutral/argmax vào một hệ thống rồi so sánh với hệ thống khác không có fallback.</w:t>
+        <w:t>ngưỡng tiếp để làm test đẹp hơn. Khi không có nhãn vượt ngưỡng, demo thông báo chưa có nhãn đủ điểm; có thể hiển thị top scores để người dùng hiểu, nhưng top scores không tự biến thành nhãn được dự đoán. Không thêm fallback neutral/argmax vào một hệ thống rồi so sánh với hệ thống khác không có fallback.</w:t>
       </w:r>
     </w:p>
     <w:p>
@@ -748,10 +758,10 @@
     </w:tbl>
     <w:p>
       <w:r>
-        <w:t xml:space="preserve">Với K = 3 seed, báo trung bình m = Σsᵢ/K và sample standard deviation theo (7), ddof=1 [17]. Đây là độ biến động giữa các lần huấn luyện, không phải độ biến động </w:t>
+        <w:t xml:space="preserve">Với K = 3 seed, báo trung bình m = Σsᵢ/K và sample standard deviation theo (7), </w:t>
       </w:r>
       <w:r>
-        <w:t>giữa 28 nhãn, không phải confidence interval và không tự cho một kiểm định ý nghĩa thống kê. A/B một run không nhận std=0 để giả vờ ổn định như C.</w:t>
+        <w:t>ddof=1 [17]. Đây là độ biến động giữa các lần huấn luyện, không phải độ biến động giữa 28 nhãn, không phải confidence interval và không tự cho một kiểm định ý nghĩa thống kê. A/B một run không nhận std=0 để giả vờ ổn định như C.</w:t>
       </w:r>
     </w:p>
     <w:tbl>
@@ -843,10 +853,10 @@
         <w:rPr>
           <w:b/>
         </w:rPr>
-        <w:t>Trạng thái 08/10/2026 14:09 (UTC+7): Bản cập nhật chưa đủ benchmark cuối.</w:t>
+        <w:t>Trạng thái 09/10/2026 06:58 (UTC+7): Đủ hồ sơ benchmark theo summary.</w:t>
       </w:r>
       <w:r>
-        <w:t xml:space="preserve"> Có 8/72 hàng kết quả và 6/36 nhóm tổng hợp theo thiết kế; C full 2/9, B full chưa có. Số hàng phụ thuộc artifact đã hoàn thành, không tính smoke. Dấu — là thiếu/chưa đủ ba seed hoặc không áp dụng, không phải F1=0. A-S là A standard; A-W là A balanced; C1/C2/C3 là BERT/RoBERTa/DistilBERT. Val là validation, N=5.426; Test N=5.427.</w:t>
+        <w:t xml:space="preserve"> Có 72/72 hàng kết quả và 36/36 nhóm tổng hợp theo thiết kế; C full 9/9, B full đã có. Số hàng phụ thuộc artifact đã hoàn thành, không tính smoke. Dấu — là thiếu/chưa đủ ba seed hoặc không áp dụng, không phải F1=0. A-S là A standard; A-W là A balanced; C1/C2/C3 là BERT/RoBERTa/DistilBERT. Val là validation, N=5.426; Test N=5.427.</w:t>
       </w:r>
     </w:p>
     <w:p>
@@ -861,6 +871,7 @@
           <w:b/>
           <w:sz w:val="16"/>
         </w:rPr>
+        <w:lastRenderedPageBreak/>
         <w:t>BẢNG I. SO SÁNH HỆ THỐNG GỐC, NGƯỠNG 0,5.</w:t>
       </w:r>
     </w:p>
@@ -1140,55 +1151,55 @@
               <w:rPr>
                 <w:sz w:val="16"/>
               </w:rPr>
-              <w:t>—</w:t>
-            </w:r>
-          </w:p>
-        </w:tc>
-        <w:tc>
-          <w:tcPr>
-            <w:tcW w:w="840" w:type="dxa"/>
-            <w:tcMar>
-              <w:top w:w="35" w:type="dxa"/>
-              <w:left w:w="35" w:type="dxa"/>
-              <w:bottom w:w="35" w:type="dxa"/>
-              <w:right w:w="35" w:type="dxa"/>
-            </w:tcMar>
-            <w:vAlign w:val="center"/>
-          </w:tcPr>
-          <w:p>
-            <w:pPr>
-              <w:ind w:firstLine="0"/>
-              <w:jc w:val="center"/>
-            </w:pPr>
-            <w:r>
-              <w:rPr>
-                <w:sz w:val="16"/>
-              </w:rPr>
-              <w:t>—</w:t>
-            </w:r>
-          </w:p>
-        </w:tc>
-        <w:tc>
-          <w:tcPr>
-            <w:tcW w:w="840" w:type="dxa"/>
-            <w:tcMar>
-              <w:top w:w="35" w:type="dxa"/>
-              <w:left w:w="35" w:type="dxa"/>
-              <w:bottom w:w="35" w:type="dxa"/>
-              <w:right w:w="35" w:type="dxa"/>
-            </w:tcMar>
-            <w:vAlign w:val="center"/>
-          </w:tcPr>
-          <w:p>
-            <w:pPr>
-              <w:ind w:firstLine="0"/>
-              <w:jc w:val="center"/>
-            </w:pPr>
-            <w:r>
-              <w:rPr>
-                <w:sz w:val="16"/>
-              </w:rPr>
-              <w:t>—</w:t>
+              <w:t>0.1963</w:t>
+            </w:r>
+          </w:p>
+        </w:tc>
+        <w:tc>
+          <w:tcPr>
+            <w:tcW w:w="840" w:type="dxa"/>
+            <w:tcMar>
+              <w:top w:w="35" w:type="dxa"/>
+              <w:left w:w="35" w:type="dxa"/>
+              <w:bottom w:w="35" w:type="dxa"/>
+              <w:right w:w="35" w:type="dxa"/>
+            </w:tcMar>
+            <w:vAlign w:val="center"/>
+          </w:tcPr>
+          <w:p>
+            <w:pPr>
+              <w:ind w:firstLine="0"/>
+              <w:jc w:val="center"/>
+            </w:pPr>
+            <w:r>
+              <w:rPr>
+                <w:sz w:val="16"/>
+              </w:rPr>
+              <w:t>0.3800</w:t>
+            </w:r>
+          </w:p>
+        </w:tc>
+        <w:tc>
+          <w:tcPr>
+            <w:tcW w:w="840" w:type="dxa"/>
+            <w:tcMar>
+              <w:top w:w="35" w:type="dxa"/>
+              <w:left w:w="35" w:type="dxa"/>
+              <w:bottom w:w="35" w:type="dxa"/>
+              <w:right w:w="35" w:type="dxa"/>
+            </w:tcMar>
+            <w:vAlign w:val="center"/>
+          </w:tcPr>
+          <w:p>
+            <w:pPr>
+              <w:ind w:firstLine="0"/>
+              <w:jc w:val="center"/>
+            </w:pPr>
+            <w:r>
+              <w:rPr>
+                <w:sz w:val="16"/>
+              </w:rPr>
+              <w:t>0.0348</w:t>
             </w:r>
           </w:p>
         </w:tc>
@@ -1290,55 +1301,55 @@
               <w:rPr>
                 <w:sz w:val="16"/>
               </w:rPr>
-              <w:t>—</w:t>
-            </w:r>
-          </w:p>
-        </w:tc>
-        <w:tc>
-          <w:tcPr>
-            <w:tcW w:w="840" w:type="dxa"/>
-            <w:tcMar>
-              <w:top w:w="35" w:type="dxa"/>
-              <w:left w:w="35" w:type="dxa"/>
-              <w:bottom w:w="35" w:type="dxa"/>
-              <w:right w:w="35" w:type="dxa"/>
-            </w:tcMar>
-            <w:vAlign w:val="center"/>
-          </w:tcPr>
-          <w:p>
-            <w:pPr>
-              <w:ind w:firstLine="0"/>
-              <w:jc w:val="center"/>
-            </w:pPr>
-            <w:r>
-              <w:rPr>
-                <w:sz w:val="16"/>
-              </w:rPr>
-              <w:t>—</w:t>
-            </w:r>
-          </w:p>
-        </w:tc>
-        <w:tc>
-          <w:tcPr>
-            <w:tcW w:w="840" w:type="dxa"/>
-            <w:tcMar>
-              <w:top w:w="35" w:type="dxa"/>
-              <w:left w:w="35" w:type="dxa"/>
-              <w:bottom w:w="35" w:type="dxa"/>
-              <w:right w:w="35" w:type="dxa"/>
-            </w:tcMar>
-            <w:vAlign w:val="center"/>
-          </w:tcPr>
-          <w:p>
-            <w:pPr>
-              <w:ind w:firstLine="0"/>
-              <w:jc w:val="center"/>
-            </w:pPr>
-            <w:r>
-              <w:rPr>
-                <w:sz w:val="16"/>
-              </w:rPr>
-              <w:t>—</w:t>
+              <w:t>0.4441</w:t>
+            </w:r>
+          </w:p>
+        </w:tc>
+        <w:tc>
+          <w:tcPr>
+            <w:tcW w:w="840" w:type="dxa"/>
+            <w:tcMar>
+              <w:top w:w="35" w:type="dxa"/>
+              <w:left w:w="35" w:type="dxa"/>
+              <w:bottom w:w="35" w:type="dxa"/>
+              <w:right w:w="35" w:type="dxa"/>
+            </w:tcMar>
+            <w:vAlign w:val="center"/>
+          </w:tcPr>
+          <w:p>
+            <w:pPr>
+              <w:ind w:firstLine="0"/>
+              <w:jc w:val="center"/>
+            </w:pPr>
+            <w:r>
+              <w:rPr>
+                <w:sz w:val="16"/>
+              </w:rPr>
+              <w:t>0.5024</w:t>
+            </w:r>
+          </w:p>
+        </w:tc>
+        <w:tc>
+          <w:tcPr>
+            <w:tcW w:w="840" w:type="dxa"/>
+            <w:tcMar>
+              <w:top w:w="35" w:type="dxa"/>
+              <w:left w:w="35" w:type="dxa"/>
+              <w:bottom w:w="35" w:type="dxa"/>
+              <w:right w:w="35" w:type="dxa"/>
+            </w:tcMar>
+            <w:vAlign w:val="center"/>
+          </w:tcPr>
+          <w:p>
+            <w:pPr>
+              <w:ind w:firstLine="0"/>
+              <w:jc w:val="center"/>
+            </w:pPr>
+            <w:r>
+              <w:rPr>
+                <w:sz w:val="16"/>
+              </w:rPr>
+              <w:t>0.0547</w:t>
             </w:r>
           </w:p>
         </w:tc>
@@ -1368,7 +1379,6 @@
               <w:rPr>
                 <w:sz w:val="16"/>
               </w:rPr>
-              <w:lastRenderedPageBreak/>
               <w:t>B</w:t>
             </w:r>
           </w:p>
@@ -1393,103 +1403,103 @@
               <w:rPr>
                 <w:sz w:val="16"/>
               </w:rPr>
-              <w:t>—</w:t>
-            </w:r>
-          </w:p>
-        </w:tc>
-        <w:tc>
-          <w:tcPr>
-            <w:tcW w:w="840" w:type="dxa"/>
-            <w:tcMar>
-              <w:top w:w="35" w:type="dxa"/>
-              <w:left w:w="35" w:type="dxa"/>
-              <w:bottom w:w="35" w:type="dxa"/>
-              <w:right w:w="35" w:type="dxa"/>
-            </w:tcMar>
-            <w:vAlign w:val="center"/>
-          </w:tcPr>
-          <w:p>
-            <w:pPr>
-              <w:ind w:firstLine="0"/>
-              <w:jc w:val="center"/>
-            </w:pPr>
-            <w:r>
-              <w:rPr>
-                <w:sz w:val="16"/>
-              </w:rPr>
-              <w:t>—</w:t>
-            </w:r>
-          </w:p>
-        </w:tc>
-        <w:tc>
-          <w:tcPr>
-            <w:tcW w:w="840" w:type="dxa"/>
-            <w:tcMar>
-              <w:top w:w="35" w:type="dxa"/>
-              <w:left w:w="35" w:type="dxa"/>
-              <w:bottom w:w="35" w:type="dxa"/>
-              <w:right w:w="35" w:type="dxa"/>
-            </w:tcMar>
-            <w:vAlign w:val="center"/>
-          </w:tcPr>
-          <w:p>
-            <w:pPr>
-              <w:ind w:firstLine="0"/>
-              <w:jc w:val="center"/>
-            </w:pPr>
-            <w:r>
-              <w:rPr>
-                <w:sz w:val="16"/>
-              </w:rPr>
-              <w:t>—</w:t>
-            </w:r>
-          </w:p>
-        </w:tc>
-        <w:tc>
-          <w:tcPr>
-            <w:tcW w:w="840" w:type="dxa"/>
-            <w:tcMar>
-              <w:top w:w="35" w:type="dxa"/>
-              <w:left w:w="35" w:type="dxa"/>
-              <w:bottom w:w="35" w:type="dxa"/>
-              <w:right w:w="35" w:type="dxa"/>
-            </w:tcMar>
-            <w:vAlign w:val="center"/>
-          </w:tcPr>
-          <w:p>
-            <w:pPr>
-              <w:ind w:firstLine="0"/>
-              <w:jc w:val="center"/>
-            </w:pPr>
-            <w:r>
-              <w:rPr>
-                <w:sz w:val="16"/>
-              </w:rPr>
-              <w:t>—</w:t>
-            </w:r>
-          </w:p>
-        </w:tc>
-        <w:tc>
-          <w:tcPr>
-            <w:tcW w:w="840" w:type="dxa"/>
-            <w:tcMar>
-              <w:top w:w="35" w:type="dxa"/>
-              <w:left w:w="35" w:type="dxa"/>
-              <w:bottom w:w="35" w:type="dxa"/>
-              <w:right w:w="35" w:type="dxa"/>
-            </w:tcMar>
-            <w:vAlign w:val="center"/>
-          </w:tcPr>
-          <w:p>
-            <w:pPr>
-              <w:ind w:firstLine="0"/>
-              <w:jc w:val="center"/>
-            </w:pPr>
-            <w:r>
-              <w:rPr>
-                <w:sz w:val="16"/>
-              </w:rPr>
-              <w:t>—</w:t>
+              <w:t>1</w:t>
+            </w:r>
+          </w:p>
+        </w:tc>
+        <w:tc>
+          <w:tcPr>
+            <w:tcW w:w="840" w:type="dxa"/>
+            <w:tcMar>
+              <w:top w:w="35" w:type="dxa"/>
+              <w:left w:w="35" w:type="dxa"/>
+              <w:bottom w:w="35" w:type="dxa"/>
+              <w:right w:w="35" w:type="dxa"/>
+            </w:tcMar>
+            <w:vAlign w:val="center"/>
+          </w:tcPr>
+          <w:p>
+            <w:pPr>
+              <w:ind w:firstLine="0"/>
+              <w:jc w:val="center"/>
+            </w:pPr>
+            <w:r>
+              <w:rPr>
+                <w:sz w:val="16"/>
+              </w:rPr>
+              <w:t>0.1060</w:t>
+            </w:r>
+          </w:p>
+        </w:tc>
+        <w:tc>
+          <w:tcPr>
+            <w:tcW w:w="840" w:type="dxa"/>
+            <w:tcMar>
+              <w:top w:w="35" w:type="dxa"/>
+              <w:left w:w="35" w:type="dxa"/>
+              <w:bottom w:w="35" w:type="dxa"/>
+              <w:right w:w="35" w:type="dxa"/>
+            </w:tcMar>
+            <w:vAlign w:val="center"/>
+          </w:tcPr>
+          <w:p>
+            <w:pPr>
+              <w:ind w:firstLine="0"/>
+              <w:jc w:val="center"/>
+            </w:pPr>
+            <w:r>
+              <w:rPr>
+                <w:sz w:val="16"/>
+              </w:rPr>
+              <w:t>0.1035</w:t>
+            </w:r>
+          </w:p>
+        </w:tc>
+        <w:tc>
+          <w:tcPr>
+            <w:tcW w:w="840" w:type="dxa"/>
+            <w:tcMar>
+              <w:top w:w="35" w:type="dxa"/>
+              <w:left w:w="35" w:type="dxa"/>
+              <w:bottom w:w="35" w:type="dxa"/>
+              <w:right w:w="35" w:type="dxa"/>
+            </w:tcMar>
+            <w:vAlign w:val="center"/>
+          </w:tcPr>
+          <w:p>
+            <w:pPr>
+              <w:ind w:firstLine="0"/>
+              <w:jc w:val="center"/>
+            </w:pPr>
+            <w:r>
+              <w:rPr>
+                <w:sz w:val="16"/>
+              </w:rPr>
+              <w:t>0.1008</w:t>
+            </w:r>
+          </w:p>
+        </w:tc>
+        <w:tc>
+          <w:tcPr>
+            <w:tcW w:w="840" w:type="dxa"/>
+            <w:tcMar>
+              <w:top w:w="35" w:type="dxa"/>
+              <w:left w:w="35" w:type="dxa"/>
+              <w:bottom w:w="35" w:type="dxa"/>
+              <w:right w:w="35" w:type="dxa"/>
+            </w:tcMar>
+            <w:vAlign w:val="center"/>
+          </w:tcPr>
+          <w:p>
+            <w:pPr>
+              <w:ind w:firstLine="0"/>
+              <w:jc w:val="center"/>
+            </w:pPr>
+            <w:r>
+              <w:rPr>
+                <w:sz w:val="16"/>
+              </w:rPr>
+              <w:t>0.5315</w:t>
             </w:r>
           </w:p>
         </w:tc>
@@ -1543,103 +1553,109 @@
               <w:rPr>
                 <w:sz w:val="16"/>
               </w:rPr>
-              <w:t>—</w:t>
-            </w:r>
-          </w:p>
-        </w:tc>
-        <w:tc>
-          <w:tcPr>
-            <w:tcW w:w="840" w:type="dxa"/>
-            <w:tcMar>
-              <w:top w:w="35" w:type="dxa"/>
-              <w:left w:w="35" w:type="dxa"/>
-              <w:bottom w:w="35" w:type="dxa"/>
-              <w:right w:w="35" w:type="dxa"/>
-            </w:tcMar>
-            <w:vAlign w:val="center"/>
-          </w:tcPr>
-          <w:p>
-            <w:pPr>
-              <w:ind w:firstLine="0"/>
-              <w:jc w:val="center"/>
-            </w:pPr>
-            <w:r>
-              <w:rPr>
-                <w:sz w:val="16"/>
-              </w:rPr>
-              <w:t>—</w:t>
-            </w:r>
-          </w:p>
-        </w:tc>
-        <w:tc>
-          <w:tcPr>
-            <w:tcW w:w="840" w:type="dxa"/>
-            <w:tcMar>
-              <w:top w:w="35" w:type="dxa"/>
-              <w:left w:w="35" w:type="dxa"/>
-              <w:bottom w:w="35" w:type="dxa"/>
-              <w:right w:w="35" w:type="dxa"/>
-            </w:tcMar>
-            <w:vAlign w:val="center"/>
-          </w:tcPr>
-          <w:p>
-            <w:pPr>
-              <w:ind w:firstLine="0"/>
-              <w:jc w:val="center"/>
-            </w:pPr>
-            <w:r>
-              <w:rPr>
-                <w:sz w:val="16"/>
-              </w:rPr>
-              <w:t>—</w:t>
-            </w:r>
-          </w:p>
-        </w:tc>
-        <w:tc>
-          <w:tcPr>
-            <w:tcW w:w="840" w:type="dxa"/>
-            <w:tcMar>
-              <w:top w:w="35" w:type="dxa"/>
-              <w:left w:w="35" w:type="dxa"/>
-              <w:bottom w:w="35" w:type="dxa"/>
-              <w:right w:w="35" w:type="dxa"/>
-            </w:tcMar>
-            <w:vAlign w:val="center"/>
-          </w:tcPr>
-          <w:p>
-            <w:pPr>
-              <w:ind w:firstLine="0"/>
-              <w:jc w:val="center"/>
-            </w:pPr>
-            <w:r>
-              <w:rPr>
-                <w:sz w:val="16"/>
-              </w:rPr>
-              <w:t>—</w:t>
-            </w:r>
-          </w:p>
-        </w:tc>
-        <w:tc>
-          <w:tcPr>
-            <w:tcW w:w="840" w:type="dxa"/>
-            <w:tcMar>
-              <w:top w:w="35" w:type="dxa"/>
-              <w:left w:w="35" w:type="dxa"/>
-              <w:bottom w:w="35" w:type="dxa"/>
-              <w:right w:w="35" w:type="dxa"/>
-            </w:tcMar>
-            <w:vAlign w:val="center"/>
-          </w:tcPr>
-          <w:p>
-            <w:pPr>
-              <w:ind w:firstLine="0"/>
-              <w:jc w:val="center"/>
-            </w:pPr>
-            <w:r>
-              <w:rPr>
-                <w:sz w:val="16"/>
-              </w:rPr>
-              <w:t>—</w:t>
+              <w:t>3</w:t>
+            </w:r>
+          </w:p>
+        </w:tc>
+        <w:tc>
+          <w:tcPr>
+            <w:tcW w:w="840" w:type="dxa"/>
+            <w:tcMar>
+              <w:top w:w="35" w:type="dxa"/>
+              <w:left w:w="35" w:type="dxa"/>
+              <w:bottom w:w="35" w:type="dxa"/>
+              <w:right w:w="35" w:type="dxa"/>
+            </w:tcMar>
+            <w:vAlign w:val="center"/>
+          </w:tcPr>
+          <w:p>
+            <w:pPr>
+              <w:ind w:firstLine="0"/>
+              <w:jc w:val="center"/>
+            </w:pPr>
+            <w:r>
+              <w:rPr>
+                <w:sz w:val="16"/>
+              </w:rPr>
+              <w:t>0.4713 ± 0.0066</w:t>
+            </w:r>
+          </w:p>
+        </w:tc>
+        <w:tc>
+          <w:tcPr>
+            <w:tcW w:w="840" w:type="dxa"/>
+            <w:tcMar>
+              <w:top w:w="35" w:type="dxa"/>
+              <w:left w:w="35" w:type="dxa"/>
+              <w:bottom w:w="35" w:type="dxa"/>
+              <w:right w:w="35" w:type="dxa"/>
+            </w:tcMar>
+            <w:vAlign w:val="center"/>
+          </w:tcPr>
+          <w:p>
+            <w:pPr>
+              <w:ind w:firstLine="0"/>
+              <w:jc w:val="center"/>
+            </w:pPr>
+            <w:r>
+              <w:rPr>
+                <w:sz w:val="16"/>
+              </w:rPr>
+              <w:t>0.4720 ± 0.0045</w:t>
+            </w:r>
+          </w:p>
+        </w:tc>
+        <w:tc>
+          <w:tcPr>
+            <w:tcW w:w="840" w:type="dxa"/>
+            <w:tcMar>
+              <w:top w:w="35" w:type="dxa"/>
+              <w:left w:w="35" w:type="dxa"/>
+              <w:bottom w:w="35" w:type="dxa"/>
+              <w:right w:w="35" w:type="dxa"/>
+            </w:tcMar>
+            <w:vAlign w:val="center"/>
+          </w:tcPr>
+          <w:p>
+            <w:pPr>
+              <w:ind w:firstLine="0"/>
+              <w:jc w:val="center"/>
+            </w:pPr>
+            <w:r>
+              <w:rPr>
+                <w:sz w:val="16"/>
+              </w:rPr>
+              <w:t xml:space="preserve">0.5820 ± </w:t>
+            </w:r>
+            <w:r>
+              <w:rPr>
+                <w:sz w:val="16"/>
+              </w:rPr>
+              <w:t>0.0040</w:t>
+            </w:r>
+          </w:p>
+        </w:tc>
+        <w:tc>
+          <w:tcPr>
+            <w:tcW w:w="840" w:type="dxa"/>
+            <w:tcMar>
+              <w:top w:w="35" w:type="dxa"/>
+              <w:left w:w="35" w:type="dxa"/>
+              <w:bottom w:w="35" w:type="dxa"/>
+              <w:right w:w="35" w:type="dxa"/>
+            </w:tcMar>
+            <w:vAlign w:val="center"/>
+          </w:tcPr>
+          <w:p>
+            <w:pPr>
+              <w:ind w:firstLine="0"/>
+              <w:jc w:val="center"/>
+            </w:pPr>
+            <w:r>
+              <w:rPr>
+                <w:sz w:val="16"/>
+              </w:rPr>
+              <w:t>0.0318 ± 0.0003</w:t>
             </w:r>
           </w:p>
         </w:tc>
@@ -1693,103 +1709,103 @@
               <w:rPr>
                 <w:sz w:val="16"/>
               </w:rPr>
-              <w:t>—</w:t>
-            </w:r>
-          </w:p>
-        </w:tc>
-        <w:tc>
-          <w:tcPr>
-            <w:tcW w:w="840" w:type="dxa"/>
-            <w:tcMar>
-              <w:top w:w="35" w:type="dxa"/>
-              <w:left w:w="35" w:type="dxa"/>
-              <w:bottom w:w="35" w:type="dxa"/>
-              <w:right w:w="35" w:type="dxa"/>
-            </w:tcMar>
-            <w:vAlign w:val="center"/>
-          </w:tcPr>
-          <w:p>
-            <w:pPr>
-              <w:ind w:firstLine="0"/>
-              <w:jc w:val="center"/>
-            </w:pPr>
-            <w:r>
-              <w:rPr>
-                <w:sz w:val="16"/>
-              </w:rPr>
-              <w:t>—</w:t>
-            </w:r>
-          </w:p>
-        </w:tc>
-        <w:tc>
-          <w:tcPr>
-            <w:tcW w:w="840" w:type="dxa"/>
-            <w:tcMar>
-              <w:top w:w="35" w:type="dxa"/>
-              <w:left w:w="35" w:type="dxa"/>
-              <w:bottom w:w="35" w:type="dxa"/>
-              <w:right w:w="35" w:type="dxa"/>
-            </w:tcMar>
-            <w:vAlign w:val="center"/>
-          </w:tcPr>
-          <w:p>
-            <w:pPr>
-              <w:ind w:firstLine="0"/>
-              <w:jc w:val="center"/>
-            </w:pPr>
-            <w:r>
-              <w:rPr>
-                <w:sz w:val="16"/>
-              </w:rPr>
-              <w:t>—</w:t>
-            </w:r>
-          </w:p>
-        </w:tc>
-        <w:tc>
-          <w:tcPr>
-            <w:tcW w:w="840" w:type="dxa"/>
-            <w:tcMar>
-              <w:top w:w="35" w:type="dxa"/>
-              <w:left w:w="35" w:type="dxa"/>
-              <w:bottom w:w="35" w:type="dxa"/>
-              <w:right w:w="35" w:type="dxa"/>
-            </w:tcMar>
-            <w:vAlign w:val="center"/>
-          </w:tcPr>
-          <w:p>
-            <w:pPr>
-              <w:ind w:firstLine="0"/>
-              <w:jc w:val="center"/>
-            </w:pPr>
-            <w:r>
-              <w:rPr>
-                <w:sz w:val="16"/>
-              </w:rPr>
-              <w:t>—</w:t>
-            </w:r>
-          </w:p>
-        </w:tc>
-        <w:tc>
-          <w:tcPr>
-            <w:tcW w:w="840" w:type="dxa"/>
-            <w:tcMar>
-              <w:top w:w="35" w:type="dxa"/>
-              <w:left w:w="35" w:type="dxa"/>
-              <w:bottom w:w="35" w:type="dxa"/>
-              <w:right w:w="35" w:type="dxa"/>
-            </w:tcMar>
-            <w:vAlign w:val="center"/>
-          </w:tcPr>
-          <w:p>
-            <w:pPr>
-              <w:ind w:firstLine="0"/>
-              <w:jc w:val="center"/>
-            </w:pPr>
-            <w:r>
-              <w:rPr>
-                <w:sz w:val="16"/>
-              </w:rPr>
-              <w:t>—</w:t>
+              <w:t>3</w:t>
+            </w:r>
+          </w:p>
+        </w:tc>
+        <w:tc>
+          <w:tcPr>
+            <w:tcW w:w="840" w:type="dxa"/>
+            <w:tcMar>
+              <w:top w:w="35" w:type="dxa"/>
+              <w:left w:w="35" w:type="dxa"/>
+              <w:bottom w:w="35" w:type="dxa"/>
+              <w:right w:w="35" w:type="dxa"/>
+            </w:tcMar>
+            <w:vAlign w:val="center"/>
+          </w:tcPr>
+          <w:p>
+            <w:pPr>
+              <w:ind w:firstLine="0"/>
+              <w:jc w:val="center"/>
+            </w:pPr>
+            <w:r>
+              <w:rPr>
+                <w:sz w:val="16"/>
+              </w:rPr>
+              <w:t>0.4234 ± 0.0108</w:t>
+            </w:r>
+          </w:p>
+        </w:tc>
+        <w:tc>
+          <w:tcPr>
+            <w:tcW w:w="840" w:type="dxa"/>
+            <w:tcMar>
+              <w:top w:w="35" w:type="dxa"/>
+              <w:left w:w="35" w:type="dxa"/>
+              <w:bottom w:w="35" w:type="dxa"/>
+              <w:right w:w="35" w:type="dxa"/>
+            </w:tcMar>
+            <w:vAlign w:val="center"/>
+          </w:tcPr>
+          <w:p>
+            <w:pPr>
+              <w:ind w:firstLine="0"/>
+              <w:jc w:val="center"/>
+            </w:pPr>
+            <w:r>
+              <w:rPr>
+                <w:sz w:val="16"/>
+              </w:rPr>
+              <w:t>0.4219 ± 0.0088</w:t>
+            </w:r>
+          </w:p>
+        </w:tc>
+        <w:tc>
+          <w:tcPr>
+            <w:tcW w:w="840" w:type="dxa"/>
+            <w:tcMar>
+              <w:top w:w="35" w:type="dxa"/>
+              <w:left w:w="35" w:type="dxa"/>
+              <w:bottom w:w="35" w:type="dxa"/>
+              <w:right w:w="35" w:type="dxa"/>
+            </w:tcMar>
+            <w:vAlign w:val="center"/>
+          </w:tcPr>
+          <w:p>
+            <w:pPr>
+              <w:ind w:firstLine="0"/>
+              <w:jc w:val="center"/>
+            </w:pPr>
+            <w:r>
+              <w:rPr>
+                <w:sz w:val="16"/>
+              </w:rPr>
+              <w:t>0.5803 ± 0.0009</w:t>
+            </w:r>
+          </w:p>
+        </w:tc>
+        <w:tc>
+          <w:tcPr>
+            <w:tcW w:w="840" w:type="dxa"/>
+            <w:tcMar>
+              <w:top w:w="35" w:type="dxa"/>
+              <w:left w:w="35" w:type="dxa"/>
+              <w:bottom w:w="35" w:type="dxa"/>
+              <w:right w:w="35" w:type="dxa"/>
+            </w:tcMar>
+            <w:vAlign w:val="center"/>
+          </w:tcPr>
+          <w:p>
+            <w:pPr>
+              <w:ind w:firstLine="0"/>
+              <w:jc w:val="center"/>
+            </w:pPr>
+            <w:r>
+              <w:rPr>
+                <w:sz w:val="16"/>
+              </w:rPr>
+              <w:t>0.0295 ± 0.0001</w:t>
             </w:r>
           </w:p>
         </w:tc>
@@ -1843,103 +1859,103 @@
               <w:rPr>
                 <w:sz w:val="16"/>
               </w:rPr>
-              <w:t>—</w:t>
-            </w:r>
-          </w:p>
-        </w:tc>
-        <w:tc>
-          <w:tcPr>
-            <w:tcW w:w="840" w:type="dxa"/>
-            <w:tcMar>
-              <w:top w:w="35" w:type="dxa"/>
-              <w:left w:w="35" w:type="dxa"/>
-              <w:bottom w:w="35" w:type="dxa"/>
-              <w:right w:w="35" w:type="dxa"/>
-            </w:tcMar>
-            <w:vAlign w:val="center"/>
-          </w:tcPr>
-          <w:p>
-            <w:pPr>
-              <w:ind w:firstLine="0"/>
-              <w:jc w:val="center"/>
-            </w:pPr>
-            <w:r>
-              <w:rPr>
-                <w:sz w:val="16"/>
-              </w:rPr>
-              <w:t>—</w:t>
-            </w:r>
-          </w:p>
-        </w:tc>
-        <w:tc>
-          <w:tcPr>
-            <w:tcW w:w="840" w:type="dxa"/>
-            <w:tcMar>
-              <w:top w:w="35" w:type="dxa"/>
-              <w:left w:w="35" w:type="dxa"/>
-              <w:bottom w:w="35" w:type="dxa"/>
-              <w:right w:w="35" w:type="dxa"/>
-            </w:tcMar>
-            <w:vAlign w:val="center"/>
-          </w:tcPr>
-          <w:p>
-            <w:pPr>
-              <w:ind w:firstLine="0"/>
-              <w:jc w:val="center"/>
-            </w:pPr>
-            <w:r>
-              <w:rPr>
-                <w:sz w:val="16"/>
-              </w:rPr>
-              <w:t>—</w:t>
-            </w:r>
-          </w:p>
-        </w:tc>
-        <w:tc>
-          <w:tcPr>
-            <w:tcW w:w="840" w:type="dxa"/>
-            <w:tcMar>
-              <w:top w:w="35" w:type="dxa"/>
-              <w:left w:w="35" w:type="dxa"/>
-              <w:bottom w:w="35" w:type="dxa"/>
-              <w:right w:w="35" w:type="dxa"/>
-            </w:tcMar>
-            <w:vAlign w:val="center"/>
-          </w:tcPr>
-          <w:p>
-            <w:pPr>
-              <w:ind w:firstLine="0"/>
-              <w:jc w:val="center"/>
-            </w:pPr>
-            <w:r>
-              <w:rPr>
-                <w:sz w:val="16"/>
-              </w:rPr>
-              <w:t>—</w:t>
-            </w:r>
-          </w:p>
-        </w:tc>
-        <w:tc>
-          <w:tcPr>
-            <w:tcW w:w="840" w:type="dxa"/>
-            <w:tcMar>
-              <w:top w:w="35" w:type="dxa"/>
-              <w:left w:w="35" w:type="dxa"/>
-              <w:bottom w:w="35" w:type="dxa"/>
-              <w:right w:w="35" w:type="dxa"/>
-            </w:tcMar>
-            <w:vAlign w:val="center"/>
-          </w:tcPr>
-          <w:p>
-            <w:pPr>
-              <w:ind w:firstLine="0"/>
-              <w:jc w:val="center"/>
-            </w:pPr>
-            <w:r>
-              <w:rPr>
-                <w:sz w:val="16"/>
-              </w:rPr>
-              <w:t>—</w:t>
+              <w:t>3</w:t>
+            </w:r>
+          </w:p>
+        </w:tc>
+        <w:tc>
+          <w:tcPr>
+            <w:tcW w:w="840" w:type="dxa"/>
+            <w:tcMar>
+              <w:top w:w="35" w:type="dxa"/>
+              <w:left w:w="35" w:type="dxa"/>
+              <w:bottom w:w="35" w:type="dxa"/>
+              <w:right w:w="35" w:type="dxa"/>
+            </w:tcMar>
+            <w:vAlign w:val="center"/>
+          </w:tcPr>
+          <w:p>
+            <w:pPr>
+              <w:ind w:firstLine="0"/>
+              <w:jc w:val="center"/>
+            </w:pPr>
+            <w:r>
+              <w:rPr>
+                <w:sz w:val="16"/>
+              </w:rPr>
+              <w:t>0.4064 ± 0.0060</w:t>
+            </w:r>
+          </w:p>
+        </w:tc>
+        <w:tc>
+          <w:tcPr>
+            <w:tcW w:w="840" w:type="dxa"/>
+            <w:tcMar>
+              <w:top w:w="35" w:type="dxa"/>
+              <w:left w:w="35" w:type="dxa"/>
+              <w:bottom w:w="35" w:type="dxa"/>
+              <w:right w:w="35" w:type="dxa"/>
+            </w:tcMar>
+            <w:vAlign w:val="center"/>
+          </w:tcPr>
+          <w:p>
+            <w:pPr>
+              <w:ind w:firstLine="0"/>
+              <w:jc w:val="center"/>
+            </w:pPr>
+            <w:r>
+              <w:rPr>
+                <w:sz w:val="16"/>
+              </w:rPr>
+              <w:t>0.4116 ± 0.0035</w:t>
+            </w:r>
+          </w:p>
+        </w:tc>
+        <w:tc>
+          <w:tcPr>
+            <w:tcW w:w="840" w:type="dxa"/>
+            <w:tcMar>
+              <w:top w:w="35" w:type="dxa"/>
+              <w:left w:w="35" w:type="dxa"/>
+              <w:bottom w:w="35" w:type="dxa"/>
+              <w:right w:w="35" w:type="dxa"/>
+            </w:tcMar>
+            <w:vAlign w:val="center"/>
+          </w:tcPr>
+          <w:p>
+            <w:pPr>
+              <w:ind w:firstLine="0"/>
+              <w:jc w:val="center"/>
+            </w:pPr>
+            <w:r>
+              <w:rPr>
+                <w:sz w:val="16"/>
+              </w:rPr>
+              <w:t>0.5731 ± 0.0017</w:t>
+            </w:r>
+          </w:p>
+        </w:tc>
+        <w:tc>
+          <w:tcPr>
+            <w:tcW w:w="840" w:type="dxa"/>
+            <w:tcMar>
+              <w:top w:w="35" w:type="dxa"/>
+              <w:left w:w="35" w:type="dxa"/>
+              <w:bottom w:w="35" w:type="dxa"/>
+              <w:right w:w="35" w:type="dxa"/>
+            </w:tcMar>
+            <w:vAlign w:val="center"/>
+          </w:tcPr>
+          <w:p>
+            <w:pPr>
+              <w:ind w:firstLine="0"/>
+              <w:jc w:val="center"/>
+            </w:pPr>
+            <w:r>
+              <w:rPr>
+                <w:sz w:val="16"/>
+              </w:rPr>
+              <w:t>0.0297 ± 0.0001</w:t>
             </w:r>
           </w:p>
         </w:tc>
@@ -1947,10 +1963,10 @@
     </w:tbl>
     <w:p>
       <w:r>
-        <w:t xml:space="preserve">Cần đủ ba seed để có hàng C mean±std. Một C đã hoàn tất vẫn xuất hiện trong bảng từng seed ở dưới; không điền điểm đó vào hàng trung </w:t>
+        <w:t xml:space="preserve">Cần đủ ba seed để có hàng C mean±std. Một C đã hoàn tất vẫn xuất hiện trong bảng từng </w:t>
       </w:r>
       <w:r>
-        <w:t>bình ba seed.</w:t>
+        <w:t>seed ở dưới; không điền điểm đó vào hàng trung bình ba seed.</w:t>
       </w:r>
     </w:p>
     <w:p>
@@ -3050,18 +3066,1110 @@
     </w:tbl>
     <w:p>
       <w:r>
-        <w:t>fixed: ngưỡng 0,5; global: một ngưỡng chọn trên val; tuned: riêng từng nhãn chọn trên val. Các số là full validation, nhưng global/tuned không phải ước lượng độc lập với bước calibration.</w:t>
+        <w:t xml:space="preserve">fixed: ngưỡng 0,5; global: một ngưỡng chọn trên val; tuned: riêng từng nhãn chọn trên val. </w:t>
+      </w:r>
+      <w:r>
+        <w:t>Các số là full validation, nhưng global/tuned không phải ước lượng độc lập với bước calibration.</w:t>
       </w:r>
     </w:p>
     <w:p>
+      <w:pPr>
+        <w:keepNext/>
+        <w:spacing w:before="120" w:after="60"/>
+        <w:ind w:firstLine="0"/>
+        <w:jc w:val="center"/>
+      </w:pPr>
       <w:r>
         <w:rPr>
           <w:b/>
+          <w:sz w:val="16"/>
         </w:rPr>
-        <w:t>Bảng test ablation chưa có đủ artifact.</w:t>
+        <w:t>BẢNG III. ABLATION NGƯỠNG TRÊN TEST ĐÃ KHÓA.</w:t>
       </w:r>
+    </w:p>
+    <w:tbl>
+      <w:tblPr>
+        <w:tblStyle w:val="TableGrid"/>
+        <w:tblW w:w="0" w:type="auto"/>
+        <w:jc w:val="center"/>
+        <w:tblLayout w:type="fixed"/>
+        <w:tblLook w:val="04A0" w:firstRow="1" w:lastRow="0" w:firstColumn="1" w:lastColumn="0" w:noHBand="0" w:noVBand="1"/>
+      </w:tblPr>
+      <w:tblGrid>
+        <w:gridCol w:w="840"/>
+        <w:gridCol w:w="840"/>
+        <w:gridCol w:w="840"/>
+        <w:gridCol w:w="840"/>
+        <w:gridCol w:w="840"/>
+        <w:gridCol w:w="840"/>
+      </w:tblGrid>
+      <w:tr>
+        <w:trPr>
+          <w:cantSplit/>
+          <w:tblHeader/>
+          <w:jc w:val="center"/>
+        </w:trPr>
+        <w:tc>
+          <w:tcPr>
+            <w:tcW w:w="840" w:type="dxa"/>
+            <w:tcMar>
+              <w:top w:w="35" w:type="dxa"/>
+              <w:left w:w="35" w:type="dxa"/>
+              <w:bottom w:w="35" w:type="dxa"/>
+              <w:right w:w="35" w:type="dxa"/>
+            </w:tcMar>
+            <w:vAlign w:val="center"/>
+          </w:tcPr>
+          <w:p>
+            <w:pPr>
+              <w:keepNext/>
+              <w:ind w:firstLine="0"/>
+              <w:jc w:val="center"/>
+            </w:pPr>
+            <w:r>
+              <w:rPr>
+                <w:b/>
+                <w:sz w:val="16"/>
+              </w:rPr>
+              <w:t>Hệ</w:t>
+            </w:r>
+          </w:p>
+        </w:tc>
+        <w:tc>
+          <w:tcPr>
+            <w:tcW w:w="840" w:type="dxa"/>
+            <w:tcMar>
+              <w:top w:w="35" w:type="dxa"/>
+              <w:left w:w="35" w:type="dxa"/>
+              <w:bottom w:w="35" w:type="dxa"/>
+              <w:right w:w="35" w:type="dxa"/>
+            </w:tcMar>
+            <w:vAlign w:val="center"/>
+          </w:tcPr>
+          <w:p>
+            <w:pPr>
+              <w:keepNext/>
+              <w:ind w:firstLine="0"/>
+              <w:jc w:val="center"/>
+            </w:pPr>
+            <w:r>
+              <w:rPr>
+                <w:b/>
+                <w:sz w:val="16"/>
+              </w:rPr>
+              <w:t>MF fixed</w:t>
+            </w:r>
+          </w:p>
+        </w:tc>
+        <w:tc>
+          <w:tcPr>
+            <w:tcW w:w="840" w:type="dxa"/>
+            <w:tcMar>
+              <w:top w:w="35" w:type="dxa"/>
+              <w:left w:w="35" w:type="dxa"/>
+              <w:bottom w:w="35" w:type="dxa"/>
+              <w:right w:w="35" w:type="dxa"/>
+            </w:tcMar>
+            <w:vAlign w:val="center"/>
+          </w:tcPr>
+          <w:p>
+            <w:pPr>
+              <w:keepNext/>
+              <w:ind w:firstLine="0"/>
+              <w:jc w:val="center"/>
+            </w:pPr>
+            <w:r>
+              <w:rPr>
+                <w:b/>
+                <w:sz w:val="16"/>
+              </w:rPr>
+              <w:t>MF global</w:t>
+            </w:r>
+          </w:p>
+        </w:tc>
+        <w:tc>
+          <w:tcPr>
+            <w:tcW w:w="840" w:type="dxa"/>
+            <w:tcMar>
+              <w:top w:w="35" w:type="dxa"/>
+              <w:left w:w="35" w:type="dxa"/>
+              <w:bottom w:w="35" w:type="dxa"/>
+              <w:right w:w="35" w:type="dxa"/>
+            </w:tcMar>
+            <w:vAlign w:val="center"/>
+          </w:tcPr>
+          <w:p>
+            <w:pPr>
+              <w:keepNext/>
+              <w:ind w:firstLine="0"/>
+              <w:jc w:val="center"/>
+            </w:pPr>
+            <w:r>
+              <w:rPr>
+                <w:b/>
+                <w:sz w:val="16"/>
+              </w:rPr>
+              <w:t>MF tuned</w:t>
+            </w:r>
+          </w:p>
+        </w:tc>
+        <w:tc>
+          <w:tcPr>
+            <w:tcW w:w="840" w:type="dxa"/>
+            <w:tcMar>
+              <w:top w:w="35" w:type="dxa"/>
+              <w:left w:w="35" w:type="dxa"/>
+              <w:bottom w:w="35" w:type="dxa"/>
+              <w:right w:w="35" w:type="dxa"/>
+            </w:tcMar>
+            <w:vAlign w:val="center"/>
+          </w:tcPr>
+          <w:p>
+            <w:pPr>
+              <w:keepNext/>
+              <w:ind w:firstLine="0"/>
+              <w:jc w:val="center"/>
+            </w:pPr>
+            <w:r>
+              <w:rPr>
+                <w:b/>
+                <w:sz w:val="16"/>
+              </w:rPr>
+              <w:t>Micro tuned</w:t>
+            </w:r>
+          </w:p>
+        </w:tc>
+        <w:tc>
+          <w:tcPr>
+            <w:tcW w:w="840" w:type="dxa"/>
+            <w:tcMar>
+              <w:top w:w="35" w:type="dxa"/>
+              <w:left w:w="35" w:type="dxa"/>
+              <w:bottom w:w="35" w:type="dxa"/>
+              <w:right w:w="35" w:type="dxa"/>
+            </w:tcMar>
+            <w:vAlign w:val="center"/>
+          </w:tcPr>
+          <w:p>
+            <w:pPr>
+              <w:keepNext/>
+              <w:ind w:firstLine="0"/>
+              <w:jc w:val="center"/>
+            </w:pPr>
+            <w:r>
+              <w:rPr>
+                <w:b/>
+                <w:sz w:val="16"/>
+              </w:rPr>
+              <w:t>Δ MF</w:t>
+            </w:r>
+          </w:p>
+        </w:tc>
+      </w:tr>
+      <w:tr>
+        <w:trPr>
+          <w:cantSplit/>
+          <w:jc w:val="center"/>
+        </w:trPr>
+        <w:tc>
+          <w:tcPr>
+            <w:tcW w:w="840" w:type="dxa"/>
+            <w:tcMar>
+              <w:top w:w="35" w:type="dxa"/>
+              <w:left w:w="35" w:type="dxa"/>
+              <w:bottom w:w="35" w:type="dxa"/>
+              <w:right w:w="35" w:type="dxa"/>
+            </w:tcMar>
+            <w:vAlign w:val="center"/>
+          </w:tcPr>
+          <w:p>
+            <w:pPr>
+              <w:ind w:firstLine="0"/>
+              <w:jc w:val="center"/>
+            </w:pPr>
+            <w:r>
+              <w:rPr>
+                <w:sz w:val="16"/>
+              </w:rPr>
+              <w:t>A-S</w:t>
+            </w:r>
+          </w:p>
+        </w:tc>
+        <w:tc>
+          <w:tcPr>
+            <w:tcW w:w="840" w:type="dxa"/>
+            <w:tcMar>
+              <w:top w:w="35" w:type="dxa"/>
+              <w:left w:w="35" w:type="dxa"/>
+              <w:bottom w:w="35" w:type="dxa"/>
+              <w:right w:w="35" w:type="dxa"/>
+            </w:tcMar>
+            <w:vAlign w:val="center"/>
+          </w:tcPr>
+          <w:p>
+            <w:pPr>
+              <w:ind w:firstLine="0"/>
+              <w:jc w:val="center"/>
+            </w:pPr>
+            <w:r>
+              <w:rPr>
+                <w:sz w:val="16"/>
+              </w:rPr>
+              <w:t>0.1963</w:t>
+            </w:r>
+          </w:p>
+        </w:tc>
+        <w:tc>
+          <w:tcPr>
+            <w:tcW w:w="840" w:type="dxa"/>
+            <w:tcMar>
+              <w:top w:w="35" w:type="dxa"/>
+              <w:left w:w="35" w:type="dxa"/>
+              <w:bottom w:w="35" w:type="dxa"/>
+              <w:right w:w="35" w:type="dxa"/>
+            </w:tcMar>
+            <w:vAlign w:val="center"/>
+          </w:tcPr>
+          <w:p>
+            <w:pPr>
+              <w:ind w:firstLine="0"/>
+              <w:jc w:val="center"/>
+            </w:pPr>
+            <w:r>
+              <w:rPr>
+                <w:sz w:val="16"/>
+              </w:rPr>
+              <w:t>0.4096</w:t>
+            </w:r>
+          </w:p>
+        </w:tc>
+        <w:tc>
+          <w:tcPr>
+            <w:tcW w:w="840" w:type="dxa"/>
+            <w:tcMar>
+              <w:top w:w="35" w:type="dxa"/>
+              <w:left w:w="35" w:type="dxa"/>
+              <w:bottom w:w="35" w:type="dxa"/>
+              <w:right w:w="35" w:type="dxa"/>
+            </w:tcMar>
+            <w:vAlign w:val="center"/>
+          </w:tcPr>
+          <w:p>
+            <w:pPr>
+              <w:ind w:firstLine="0"/>
+              <w:jc w:val="center"/>
+            </w:pPr>
+            <w:r>
+              <w:rPr>
+                <w:sz w:val="16"/>
+              </w:rPr>
+              <w:t>0.4134</w:t>
+            </w:r>
+          </w:p>
+        </w:tc>
+        <w:tc>
+          <w:tcPr>
+            <w:tcW w:w="840" w:type="dxa"/>
+            <w:tcMar>
+              <w:top w:w="35" w:type="dxa"/>
+              <w:left w:w="35" w:type="dxa"/>
+              <w:bottom w:w="35" w:type="dxa"/>
+              <w:right w:w="35" w:type="dxa"/>
+            </w:tcMar>
+            <w:vAlign w:val="center"/>
+          </w:tcPr>
+          <w:p>
+            <w:pPr>
+              <w:ind w:firstLine="0"/>
+              <w:jc w:val="center"/>
+            </w:pPr>
+            <w:r>
+              <w:rPr>
+                <w:sz w:val="16"/>
+              </w:rPr>
+              <w:t>0.5330</w:t>
+            </w:r>
+          </w:p>
+        </w:tc>
+        <w:tc>
+          <w:tcPr>
+            <w:tcW w:w="840" w:type="dxa"/>
+            <w:tcMar>
+              <w:top w:w="35" w:type="dxa"/>
+              <w:left w:w="35" w:type="dxa"/>
+              <w:bottom w:w="35" w:type="dxa"/>
+              <w:right w:w="35" w:type="dxa"/>
+            </w:tcMar>
+            <w:vAlign w:val="center"/>
+          </w:tcPr>
+          <w:p>
+            <w:pPr>
+              <w:ind w:firstLine="0"/>
+              <w:jc w:val="center"/>
+            </w:pPr>
+            <w:r>
+              <w:rPr>
+                <w:sz w:val="16"/>
+              </w:rPr>
+              <w:t>+0.2171</w:t>
+            </w:r>
+          </w:p>
+        </w:tc>
+      </w:tr>
+      <w:tr>
+        <w:trPr>
+          <w:cantSplit/>
+          <w:jc w:val="center"/>
+        </w:trPr>
+        <w:tc>
+          <w:tcPr>
+            <w:tcW w:w="840" w:type="dxa"/>
+            <w:tcMar>
+              <w:top w:w="35" w:type="dxa"/>
+              <w:left w:w="35" w:type="dxa"/>
+              <w:bottom w:w="35" w:type="dxa"/>
+              <w:right w:w="35" w:type="dxa"/>
+            </w:tcMar>
+            <w:vAlign w:val="center"/>
+          </w:tcPr>
+          <w:p>
+            <w:pPr>
+              <w:ind w:firstLine="0"/>
+              <w:jc w:val="center"/>
+            </w:pPr>
+            <w:r>
+              <w:rPr>
+                <w:sz w:val="16"/>
+              </w:rPr>
+              <w:t>A-W</w:t>
+            </w:r>
+          </w:p>
+        </w:tc>
+        <w:tc>
+          <w:tcPr>
+            <w:tcW w:w="840" w:type="dxa"/>
+            <w:tcMar>
+              <w:top w:w="35" w:type="dxa"/>
+              <w:left w:w="35" w:type="dxa"/>
+              <w:bottom w:w="35" w:type="dxa"/>
+              <w:right w:w="35" w:type="dxa"/>
+            </w:tcMar>
+            <w:vAlign w:val="center"/>
+          </w:tcPr>
+          <w:p>
+            <w:pPr>
+              <w:ind w:firstLine="0"/>
+              <w:jc w:val="center"/>
+            </w:pPr>
+            <w:r>
+              <w:rPr>
+                <w:sz w:val="16"/>
+              </w:rPr>
+              <w:t>0.4441</w:t>
+            </w:r>
+          </w:p>
+        </w:tc>
+        <w:tc>
+          <w:tcPr>
+            <w:tcW w:w="840" w:type="dxa"/>
+            <w:tcMar>
+              <w:top w:w="35" w:type="dxa"/>
+              <w:left w:w="35" w:type="dxa"/>
+              <w:bottom w:w="35" w:type="dxa"/>
+              <w:right w:w="35" w:type="dxa"/>
+            </w:tcMar>
+            <w:vAlign w:val="center"/>
+          </w:tcPr>
+          <w:p>
+            <w:pPr>
+              <w:ind w:firstLine="0"/>
+              <w:jc w:val="center"/>
+            </w:pPr>
+            <w:r>
+              <w:rPr>
+                <w:sz w:val="16"/>
+              </w:rPr>
+              <w:t>0.4530</w:t>
+            </w:r>
+          </w:p>
+        </w:tc>
+        <w:tc>
+          <w:tcPr>
+            <w:tcW w:w="840" w:type="dxa"/>
+            <w:tcMar>
+              <w:top w:w="35" w:type="dxa"/>
+              <w:left w:w="35" w:type="dxa"/>
+              <w:bottom w:w="35" w:type="dxa"/>
+              <w:right w:w="35" w:type="dxa"/>
+            </w:tcMar>
+            <w:vAlign w:val="center"/>
+          </w:tcPr>
+          <w:p>
+            <w:pPr>
+              <w:ind w:firstLine="0"/>
+              <w:jc w:val="center"/>
+            </w:pPr>
+            <w:r>
+              <w:rPr>
+                <w:sz w:val="16"/>
+              </w:rPr>
+              <w:t>0.4493</w:t>
+            </w:r>
+          </w:p>
+        </w:tc>
+        <w:tc>
+          <w:tcPr>
+            <w:tcW w:w="840" w:type="dxa"/>
+            <w:tcMar>
+              <w:top w:w="35" w:type="dxa"/>
+              <w:left w:w="35" w:type="dxa"/>
+              <w:bottom w:w="35" w:type="dxa"/>
+              <w:right w:w="35" w:type="dxa"/>
+            </w:tcMar>
+            <w:vAlign w:val="center"/>
+          </w:tcPr>
+          <w:p>
+            <w:pPr>
+              <w:ind w:firstLine="0"/>
+              <w:jc w:val="center"/>
+            </w:pPr>
+            <w:r>
+              <w:rPr>
+                <w:sz w:val="16"/>
+              </w:rPr>
+              <w:t>0.5277</w:t>
+            </w:r>
+          </w:p>
+        </w:tc>
+        <w:tc>
+          <w:tcPr>
+            <w:tcW w:w="840" w:type="dxa"/>
+            <w:tcMar>
+              <w:top w:w="35" w:type="dxa"/>
+              <w:left w:w="35" w:type="dxa"/>
+              <w:bottom w:w="35" w:type="dxa"/>
+              <w:right w:w="35" w:type="dxa"/>
+            </w:tcMar>
+            <w:vAlign w:val="center"/>
+          </w:tcPr>
+          <w:p>
+            <w:pPr>
+              <w:ind w:firstLine="0"/>
+              <w:jc w:val="center"/>
+            </w:pPr>
+            <w:r>
+              <w:rPr>
+                <w:sz w:val="16"/>
+              </w:rPr>
+              <w:t>+0.0052</w:t>
+            </w:r>
+          </w:p>
+        </w:tc>
+      </w:tr>
+      <w:tr>
+        <w:trPr>
+          <w:cantSplit/>
+          <w:jc w:val="center"/>
+        </w:trPr>
+        <w:tc>
+          <w:tcPr>
+            <w:tcW w:w="840" w:type="dxa"/>
+            <w:tcMar>
+              <w:top w:w="35" w:type="dxa"/>
+              <w:left w:w="35" w:type="dxa"/>
+              <w:bottom w:w="35" w:type="dxa"/>
+              <w:right w:w="35" w:type="dxa"/>
+            </w:tcMar>
+            <w:vAlign w:val="center"/>
+          </w:tcPr>
+          <w:p>
+            <w:pPr>
+              <w:ind w:firstLine="0"/>
+              <w:jc w:val="center"/>
+            </w:pPr>
+            <w:r>
+              <w:rPr>
+                <w:sz w:val="16"/>
+              </w:rPr>
+              <w:t>B</w:t>
+            </w:r>
+          </w:p>
+        </w:tc>
+        <w:tc>
+          <w:tcPr>
+            <w:tcW w:w="840" w:type="dxa"/>
+            <w:tcMar>
+              <w:top w:w="35" w:type="dxa"/>
+              <w:left w:w="35" w:type="dxa"/>
+              <w:bottom w:w="35" w:type="dxa"/>
+              <w:right w:w="35" w:type="dxa"/>
+            </w:tcMar>
+            <w:vAlign w:val="center"/>
+          </w:tcPr>
+          <w:p>
+            <w:pPr>
+              <w:ind w:firstLine="0"/>
+              <w:jc w:val="center"/>
+            </w:pPr>
+            <w:r>
+              <w:rPr>
+                <w:sz w:val="16"/>
+              </w:rPr>
+              <w:t>0.1035</w:t>
+            </w:r>
+          </w:p>
+        </w:tc>
+        <w:tc>
+          <w:tcPr>
+            <w:tcW w:w="840" w:type="dxa"/>
+            <w:tcMar>
+              <w:top w:w="35" w:type="dxa"/>
+              <w:left w:w="35" w:type="dxa"/>
+              <w:bottom w:w="35" w:type="dxa"/>
+              <w:right w:w="35" w:type="dxa"/>
+            </w:tcMar>
+            <w:vAlign w:val="center"/>
+          </w:tcPr>
+          <w:p>
+            <w:pPr>
+              <w:ind w:firstLine="0"/>
+              <w:jc w:val="center"/>
+            </w:pPr>
+            <w:r>
+              <w:rPr>
+                <w:sz w:val="16"/>
+              </w:rPr>
+              <w:t>0.1473</w:t>
+            </w:r>
+          </w:p>
+        </w:tc>
+        <w:tc>
+          <w:tcPr>
+            <w:tcW w:w="840" w:type="dxa"/>
+            <w:tcMar>
+              <w:top w:w="35" w:type="dxa"/>
+              <w:left w:w="35" w:type="dxa"/>
+              <w:bottom w:w="35" w:type="dxa"/>
+              <w:right w:w="35" w:type="dxa"/>
+            </w:tcMar>
+            <w:vAlign w:val="center"/>
+          </w:tcPr>
+          <w:p>
+            <w:pPr>
+              <w:ind w:firstLine="0"/>
+              <w:jc w:val="center"/>
+            </w:pPr>
+            <w:r>
+              <w:rPr>
+                <w:sz w:val="16"/>
+              </w:rPr>
+              <w:t>0.1609</w:t>
+            </w:r>
+          </w:p>
+        </w:tc>
+        <w:tc>
+          <w:tcPr>
+            <w:tcW w:w="840" w:type="dxa"/>
+            <w:tcMar>
+              <w:top w:w="35" w:type="dxa"/>
+              <w:left w:w="35" w:type="dxa"/>
+              <w:bottom w:w="35" w:type="dxa"/>
+              <w:right w:w="35" w:type="dxa"/>
+            </w:tcMar>
+            <w:vAlign w:val="center"/>
+          </w:tcPr>
+          <w:p>
+            <w:pPr>
+              <w:ind w:firstLine="0"/>
+              <w:jc w:val="center"/>
+            </w:pPr>
+            <w:r>
+              <w:rPr>
+                <w:sz w:val="16"/>
+              </w:rPr>
+              <w:t>0.1752</w:t>
+            </w:r>
+          </w:p>
+        </w:tc>
+        <w:tc>
+          <w:tcPr>
+            <w:tcW w:w="840" w:type="dxa"/>
+            <w:tcMar>
+              <w:top w:w="35" w:type="dxa"/>
+              <w:left w:w="35" w:type="dxa"/>
+              <w:bottom w:w="35" w:type="dxa"/>
+              <w:right w:w="35" w:type="dxa"/>
+            </w:tcMar>
+            <w:vAlign w:val="center"/>
+          </w:tcPr>
+          <w:p>
+            <w:pPr>
+              <w:ind w:firstLine="0"/>
+              <w:jc w:val="center"/>
+            </w:pPr>
+            <w:r>
+              <w:rPr>
+                <w:sz w:val="16"/>
+              </w:rPr>
+              <w:t>+0.0574</w:t>
+            </w:r>
+          </w:p>
+        </w:tc>
+      </w:tr>
+      <w:tr>
+        <w:trPr>
+          <w:cantSplit/>
+          <w:jc w:val="center"/>
+        </w:trPr>
+        <w:tc>
+          <w:tcPr>
+            <w:tcW w:w="840" w:type="dxa"/>
+            <w:tcMar>
+              <w:top w:w="35" w:type="dxa"/>
+              <w:left w:w="35" w:type="dxa"/>
+              <w:bottom w:w="35" w:type="dxa"/>
+              <w:right w:w="35" w:type="dxa"/>
+            </w:tcMar>
+            <w:vAlign w:val="center"/>
+          </w:tcPr>
+          <w:p>
+            <w:pPr>
+              <w:ind w:firstLine="0"/>
+              <w:jc w:val="center"/>
+            </w:pPr>
+            <w:r>
+              <w:rPr>
+                <w:sz w:val="16"/>
+              </w:rPr>
+              <w:t>C1</w:t>
+            </w:r>
+          </w:p>
+        </w:tc>
+        <w:tc>
+          <w:tcPr>
+            <w:tcW w:w="840" w:type="dxa"/>
+            <w:tcMar>
+              <w:top w:w="35" w:type="dxa"/>
+              <w:left w:w="35" w:type="dxa"/>
+              <w:bottom w:w="35" w:type="dxa"/>
+              <w:right w:w="35" w:type="dxa"/>
+            </w:tcMar>
+            <w:vAlign w:val="center"/>
+          </w:tcPr>
+          <w:p>
+            <w:pPr>
+              <w:ind w:firstLine="0"/>
+              <w:jc w:val="center"/>
+            </w:pPr>
+            <w:r>
+              <w:rPr>
+                <w:sz w:val="16"/>
+              </w:rPr>
+              <w:t>0.4720 ± 0.0045</w:t>
+            </w:r>
+          </w:p>
+        </w:tc>
+        <w:tc>
+          <w:tcPr>
+            <w:tcW w:w="840" w:type="dxa"/>
+            <w:tcMar>
+              <w:top w:w="35" w:type="dxa"/>
+              <w:left w:w="35" w:type="dxa"/>
+              <w:bottom w:w="35" w:type="dxa"/>
+              <w:right w:w="35" w:type="dxa"/>
+            </w:tcMar>
+            <w:vAlign w:val="center"/>
+          </w:tcPr>
+          <w:p>
+            <w:pPr>
+              <w:ind w:firstLine="0"/>
+              <w:jc w:val="center"/>
+            </w:pPr>
+            <w:r>
+              <w:rPr>
+                <w:sz w:val="16"/>
+              </w:rPr>
+              <w:t>0.4929 ± 0.0084</w:t>
+            </w:r>
+          </w:p>
+        </w:tc>
+        <w:tc>
+          <w:tcPr>
+            <w:tcW w:w="840" w:type="dxa"/>
+            <w:tcMar>
+              <w:top w:w="35" w:type="dxa"/>
+              <w:left w:w="35" w:type="dxa"/>
+              <w:bottom w:w="35" w:type="dxa"/>
+              <w:right w:w="35" w:type="dxa"/>
+            </w:tcMar>
+            <w:vAlign w:val="center"/>
+          </w:tcPr>
+          <w:p>
+            <w:pPr>
+              <w:ind w:firstLine="0"/>
+              <w:jc w:val="center"/>
+            </w:pPr>
+            <w:r>
+              <w:rPr>
+                <w:sz w:val="16"/>
+              </w:rPr>
+              <w:t>0.5038 ± 0.0097</w:t>
+            </w:r>
+          </w:p>
+        </w:tc>
+        <w:tc>
+          <w:tcPr>
+            <w:tcW w:w="840" w:type="dxa"/>
+            <w:tcMar>
+              <w:top w:w="35" w:type="dxa"/>
+              <w:left w:w="35" w:type="dxa"/>
+              <w:bottom w:w="35" w:type="dxa"/>
+              <w:right w:w="35" w:type="dxa"/>
+            </w:tcMar>
+            <w:vAlign w:val="center"/>
+          </w:tcPr>
+          <w:p>
+            <w:pPr>
+              <w:ind w:firstLine="0"/>
+              <w:jc w:val="center"/>
+            </w:pPr>
+            <w:r>
+              <w:rPr>
+                <w:sz w:val="16"/>
+              </w:rPr>
+              <w:t>0.5900 ± 0.0029</w:t>
+            </w:r>
+          </w:p>
+        </w:tc>
+        <w:tc>
+          <w:tcPr>
+            <w:tcW w:w="840" w:type="dxa"/>
+            <w:tcMar>
+              <w:top w:w="35" w:type="dxa"/>
+              <w:left w:w="35" w:type="dxa"/>
+              <w:bottom w:w="35" w:type="dxa"/>
+              <w:right w:w="35" w:type="dxa"/>
+            </w:tcMar>
+            <w:vAlign w:val="center"/>
+          </w:tcPr>
+          <w:p>
+            <w:pPr>
+              <w:ind w:firstLine="0"/>
+              <w:jc w:val="center"/>
+            </w:pPr>
+            <w:r>
+              <w:rPr>
+                <w:sz w:val="16"/>
+              </w:rPr>
+              <w:t>+0.0318</w:t>
+            </w:r>
+          </w:p>
+        </w:tc>
+      </w:tr>
+      <w:tr>
+        <w:trPr>
+          <w:cantSplit/>
+          <w:jc w:val="center"/>
+        </w:trPr>
+        <w:tc>
+          <w:tcPr>
+            <w:tcW w:w="840" w:type="dxa"/>
+            <w:tcMar>
+              <w:top w:w="35" w:type="dxa"/>
+              <w:left w:w="35" w:type="dxa"/>
+              <w:bottom w:w="35" w:type="dxa"/>
+              <w:right w:w="35" w:type="dxa"/>
+            </w:tcMar>
+            <w:vAlign w:val="center"/>
+          </w:tcPr>
+          <w:p>
+            <w:pPr>
+              <w:ind w:firstLine="0"/>
+              <w:jc w:val="center"/>
+            </w:pPr>
+            <w:r>
+              <w:rPr>
+                <w:sz w:val="16"/>
+              </w:rPr>
+              <w:t>C2</w:t>
+            </w:r>
+          </w:p>
+        </w:tc>
+        <w:tc>
+          <w:tcPr>
+            <w:tcW w:w="840" w:type="dxa"/>
+            <w:tcMar>
+              <w:top w:w="35" w:type="dxa"/>
+              <w:left w:w="35" w:type="dxa"/>
+              <w:bottom w:w="35" w:type="dxa"/>
+              <w:right w:w="35" w:type="dxa"/>
+            </w:tcMar>
+            <w:vAlign w:val="center"/>
+          </w:tcPr>
+          <w:p>
+            <w:pPr>
+              <w:ind w:firstLine="0"/>
+              <w:jc w:val="center"/>
+            </w:pPr>
+            <w:r>
+              <w:rPr>
+                <w:sz w:val="16"/>
+              </w:rPr>
+              <w:t>0.4219 ± 0.0088</w:t>
+            </w:r>
+          </w:p>
+        </w:tc>
+        <w:tc>
+          <w:tcPr>
+            <w:tcW w:w="840" w:type="dxa"/>
+            <w:tcMar>
+              <w:top w:w="35" w:type="dxa"/>
+              <w:left w:w="35" w:type="dxa"/>
+              <w:bottom w:w="35" w:type="dxa"/>
+              <w:right w:w="35" w:type="dxa"/>
+            </w:tcMar>
+            <w:vAlign w:val="center"/>
+          </w:tcPr>
+          <w:p>
+            <w:pPr>
+              <w:ind w:firstLine="0"/>
+              <w:jc w:val="center"/>
+            </w:pPr>
+            <w:r>
+              <w:rPr>
+                <w:sz w:val="16"/>
+              </w:rPr>
+              <w:t>0.4697 ± 0.0092</w:t>
+            </w:r>
+          </w:p>
+        </w:tc>
+        <w:tc>
+          <w:tcPr>
+            <w:tcW w:w="840" w:type="dxa"/>
+            <w:tcMar>
+              <w:top w:w="35" w:type="dxa"/>
+              <w:left w:w="35" w:type="dxa"/>
+              <w:bottom w:w="35" w:type="dxa"/>
+              <w:right w:w="35" w:type="dxa"/>
+            </w:tcMar>
+            <w:vAlign w:val="center"/>
+          </w:tcPr>
+          <w:p>
+            <w:pPr>
+              <w:ind w:firstLine="0"/>
+              <w:jc w:val="center"/>
+            </w:pPr>
+            <w:r>
+              <w:rPr>
+                <w:sz w:val="16"/>
+              </w:rPr>
+              <w:t>0.4872 ± 0.0156</w:t>
+            </w:r>
+          </w:p>
+        </w:tc>
+        <w:tc>
+          <w:tcPr>
+            <w:tcW w:w="840" w:type="dxa"/>
+            <w:tcMar>
+              <w:top w:w="35" w:type="dxa"/>
+              <w:left w:w="35" w:type="dxa"/>
+              <w:bottom w:w="35" w:type="dxa"/>
+              <w:right w:w="35" w:type="dxa"/>
+            </w:tcMar>
+            <w:vAlign w:val="center"/>
+          </w:tcPr>
+          <w:p>
+            <w:pPr>
+              <w:ind w:firstLine="0"/>
+              <w:jc w:val="center"/>
+            </w:pPr>
+            <w:r>
+              <w:rPr>
+                <w:sz w:val="16"/>
+              </w:rPr>
+              <w:t>0.6048 ± 0.0057</w:t>
+            </w:r>
+          </w:p>
+        </w:tc>
+        <w:tc>
+          <w:tcPr>
+            <w:tcW w:w="840" w:type="dxa"/>
+            <w:tcMar>
+              <w:top w:w="35" w:type="dxa"/>
+              <w:left w:w="35" w:type="dxa"/>
+              <w:bottom w:w="35" w:type="dxa"/>
+              <w:right w:w="35" w:type="dxa"/>
+            </w:tcMar>
+            <w:vAlign w:val="center"/>
+          </w:tcPr>
+          <w:p>
+            <w:pPr>
+              <w:ind w:firstLine="0"/>
+              <w:jc w:val="center"/>
+            </w:pPr>
+            <w:r>
+              <w:rPr>
+                <w:sz w:val="16"/>
+              </w:rPr>
+              <w:t>+0.0653</w:t>
+            </w:r>
+          </w:p>
+        </w:tc>
+      </w:tr>
+      <w:tr>
+        <w:trPr>
+          <w:cantSplit/>
+          <w:jc w:val="center"/>
+        </w:trPr>
+        <w:tc>
+          <w:tcPr>
+            <w:tcW w:w="840" w:type="dxa"/>
+            <w:tcMar>
+              <w:top w:w="35" w:type="dxa"/>
+              <w:left w:w="35" w:type="dxa"/>
+              <w:bottom w:w="35" w:type="dxa"/>
+              <w:right w:w="35" w:type="dxa"/>
+            </w:tcMar>
+            <w:vAlign w:val="center"/>
+          </w:tcPr>
+          <w:p>
+            <w:pPr>
+              <w:ind w:firstLine="0"/>
+              <w:jc w:val="center"/>
+            </w:pPr>
+            <w:r>
+              <w:rPr>
+                <w:sz w:val="16"/>
+              </w:rPr>
+              <w:t>C3</w:t>
+            </w:r>
+          </w:p>
+        </w:tc>
+        <w:tc>
+          <w:tcPr>
+            <w:tcW w:w="840" w:type="dxa"/>
+            <w:tcMar>
+              <w:top w:w="35" w:type="dxa"/>
+              <w:left w:w="35" w:type="dxa"/>
+              <w:bottom w:w="35" w:type="dxa"/>
+              <w:right w:w="35" w:type="dxa"/>
+            </w:tcMar>
+            <w:vAlign w:val="center"/>
+          </w:tcPr>
+          <w:p>
+            <w:pPr>
+              <w:ind w:firstLine="0"/>
+              <w:jc w:val="center"/>
+            </w:pPr>
+            <w:r>
+              <w:rPr>
+                <w:sz w:val="16"/>
+              </w:rPr>
+              <w:t>0.4116 ± 0.0035</w:t>
+            </w:r>
+          </w:p>
+        </w:tc>
+        <w:tc>
+          <w:tcPr>
+            <w:tcW w:w="840" w:type="dxa"/>
+            <w:tcMar>
+              <w:top w:w="35" w:type="dxa"/>
+              <w:left w:w="35" w:type="dxa"/>
+              <w:bottom w:w="35" w:type="dxa"/>
+              <w:right w:w="35" w:type="dxa"/>
+            </w:tcMar>
+            <w:vAlign w:val="center"/>
+          </w:tcPr>
+          <w:p>
+            <w:pPr>
+              <w:ind w:firstLine="0"/>
+              <w:jc w:val="center"/>
+            </w:pPr>
+            <w:r>
+              <w:rPr>
+                <w:sz w:val="16"/>
+              </w:rPr>
+              <w:t>0.4646 ± 0.0045</w:t>
+            </w:r>
+          </w:p>
+        </w:tc>
+        <w:tc>
+          <w:tcPr>
+            <w:tcW w:w="840" w:type="dxa"/>
+            <w:tcMar>
+              <w:top w:w="35" w:type="dxa"/>
+              <w:left w:w="35" w:type="dxa"/>
+              <w:bottom w:w="35" w:type="dxa"/>
+              <w:right w:w="35" w:type="dxa"/>
+            </w:tcMar>
+            <w:vAlign w:val="center"/>
+          </w:tcPr>
+          <w:p>
+            <w:pPr>
+              <w:ind w:firstLine="0"/>
+              <w:jc w:val="center"/>
+            </w:pPr>
+            <w:r>
+              <w:rPr>
+                <w:sz w:val="16"/>
+              </w:rPr>
+              <w:t>0.4866 ± 0.0093</w:t>
+            </w:r>
+          </w:p>
+        </w:tc>
+        <w:tc>
+          <w:tcPr>
+            <w:tcW w:w="840" w:type="dxa"/>
+            <w:tcMar>
+              <w:top w:w="35" w:type="dxa"/>
+              <w:left w:w="35" w:type="dxa"/>
+              <w:bottom w:w="35" w:type="dxa"/>
+              <w:right w:w="35" w:type="dxa"/>
+            </w:tcMar>
+            <w:vAlign w:val="center"/>
+          </w:tcPr>
+          <w:p>
+            <w:pPr>
+              <w:ind w:firstLine="0"/>
+              <w:jc w:val="center"/>
+            </w:pPr>
+            <w:r>
+              <w:rPr>
+                <w:sz w:val="16"/>
+              </w:rPr>
+              <w:t>0.5935 ± 0.0047</w:t>
+            </w:r>
+          </w:p>
+        </w:tc>
+        <w:tc>
+          <w:tcPr>
+            <w:tcW w:w="840" w:type="dxa"/>
+            <w:tcMar>
+              <w:top w:w="35" w:type="dxa"/>
+              <w:left w:w="35" w:type="dxa"/>
+              <w:bottom w:w="35" w:type="dxa"/>
+              <w:right w:w="35" w:type="dxa"/>
+            </w:tcMar>
+            <w:vAlign w:val="center"/>
+          </w:tcPr>
+          <w:p>
+            <w:pPr>
+              <w:ind w:firstLine="0"/>
+              <w:jc w:val="center"/>
+            </w:pPr>
+            <w:r>
+              <w:rPr>
+                <w:sz w:val="16"/>
+              </w:rPr>
+              <w:t>+0.0751</w:t>
+            </w:r>
+          </w:p>
+        </w:tc>
+      </w:tr>
+    </w:tbl>
+    <w:p>
       <w:r>
-        <w:t xml:space="preserve"> Chưa thể kết luận cải thiện tổng quát trên test từ bảng tuned-validation.</w:t>
+        <w:t>MF là Macro-F1; Δ của bảng này so fixed→tuned trên cùng hệ. Std, nếu có, là giữa seed; không tuning lại bằng test. Hamming/P/R cho mọi chế độ vẫn được giữ trong mean_std.csv.</w:t>
       </w:r>
     </w:p>
     <w:p>
@@ -3307,103 +4415,103 @@
               <w:rPr>
                 <w:sz w:val="16"/>
               </w:rPr>
-              <w:t>Val</w:t>
-            </w:r>
-          </w:p>
-        </w:tc>
-        <w:tc>
-          <w:tcPr>
-            <w:tcW w:w="840" w:type="dxa"/>
-            <w:tcMar>
-              <w:top w:w="35" w:type="dxa"/>
-              <w:left w:w="35" w:type="dxa"/>
-              <w:bottom w:w="35" w:type="dxa"/>
-              <w:right w:w="35" w:type="dxa"/>
-            </w:tcMar>
-            <w:vAlign w:val="center"/>
-          </w:tcPr>
-          <w:p>
-            <w:pPr>
-              <w:ind w:firstLine="0"/>
-              <w:jc w:val="center"/>
-            </w:pPr>
-            <w:r>
-              <w:rPr>
-                <w:sz w:val="16"/>
-              </w:rPr>
-              <w:t>0.5571</w:t>
-            </w:r>
-          </w:p>
-        </w:tc>
-        <w:tc>
-          <w:tcPr>
-            <w:tcW w:w="840" w:type="dxa"/>
-            <w:tcMar>
-              <w:top w:w="35" w:type="dxa"/>
-              <w:left w:w="35" w:type="dxa"/>
-              <w:bottom w:w="35" w:type="dxa"/>
-              <w:right w:w="35" w:type="dxa"/>
-            </w:tcMar>
-            <w:vAlign w:val="center"/>
-          </w:tcPr>
-          <w:p>
-            <w:pPr>
-              <w:ind w:firstLine="0"/>
-              <w:jc w:val="center"/>
-            </w:pPr>
-            <w:r>
-              <w:rPr>
-                <w:sz w:val="16"/>
-              </w:rPr>
-              <w:t>0.1436</w:t>
-            </w:r>
-          </w:p>
-        </w:tc>
-        <w:tc>
-          <w:tcPr>
-            <w:tcW w:w="840" w:type="dxa"/>
-            <w:tcMar>
-              <w:top w:w="35" w:type="dxa"/>
-              <w:left w:w="35" w:type="dxa"/>
-              <w:bottom w:w="35" w:type="dxa"/>
-              <w:right w:w="35" w:type="dxa"/>
-            </w:tcMar>
-            <w:vAlign w:val="center"/>
-          </w:tcPr>
-          <w:p>
-            <w:pPr>
-              <w:ind w:firstLine="0"/>
-              <w:jc w:val="center"/>
-            </w:pPr>
-            <w:r>
-              <w:rPr>
-                <w:sz w:val="16"/>
-              </w:rPr>
-              <w:t>0.7254</w:t>
-            </w:r>
-          </w:p>
-        </w:tc>
-        <w:tc>
-          <w:tcPr>
-            <w:tcW w:w="840" w:type="dxa"/>
-            <w:tcMar>
-              <w:top w:w="35" w:type="dxa"/>
-              <w:left w:w="35" w:type="dxa"/>
-              <w:bottom w:w="35" w:type="dxa"/>
-              <w:right w:w="35" w:type="dxa"/>
-            </w:tcMar>
-            <w:vAlign w:val="center"/>
-          </w:tcPr>
-          <w:p>
-            <w:pPr>
-              <w:ind w:firstLine="0"/>
-              <w:jc w:val="center"/>
-            </w:pPr>
-            <w:r>
-              <w:rPr>
-                <w:sz w:val="16"/>
-              </w:rPr>
-              <w:t>0.2538</w:t>
+              <w:t>Test</w:t>
+            </w:r>
+          </w:p>
+        </w:tc>
+        <w:tc>
+          <w:tcPr>
+            <w:tcW w:w="840" w:type="dxa"/>
+            <w:tcMar>
+              <w:top w:w="35" w:type="dxa"/>
+              <w:left w:w="35" w:type="dxa"/>
+              <w:bottom w:w="35" w:type="dxa"/>
+              <w:right w:w="35" w:type="dxa"/>
+            </w:tcMar>
+            <w:vAlign w:val="center"/>
+          </w:tcPr>
+          <w:p>
+            <w:pPr>
+              <w:ind w:firstLine="0"/>
+              <w:jc w:val="center"/>
+            </w:pPr>
+            <w:r>
+              <w:rPr>
+                <w:sz w:val="16"/>
+              </w:rPr>
+              <w:t>0.6128</w:t>
+            </w:r>
+          </w:p>
+        </w:tc>
+        <w:tc>
+          <w:tcPr>
+            <w:tcW w:w="840" w:type="dxa"/>
+            <w:tcMar>
+              <w:top w:w="35" w:type="dxa"/>
+              <w:left w:w="35" w:type="dxa"/>
+              <w:bottom w:w="35" w:type="dxa"/>
+              <w:right w:w="35" w:type="dxa"/>
+            </w:tcMar>
+            <w:vAlign w:val="center"/>
+          </w:tcPr>
+          <w:p>
+            <w:pPr>
+              <w:ind w:firstLine="0"/>
+              <w:jc w:val="center"/>
+            </w:pPr>
+            <w:r>
+              <w:rPr>
+                <w:sz w:val="16"/>
+              </w:rPr>
+              <w:t>0.1396</w:t>
+            </w:r>
+          </w:p>
+        </w:tc>
+        <w:tc>
+          <w:tcPr>
+            <w:tcW w:w="840" w:type="dxa"/>
+            <w:tcMar>
+              <w:top w:w="35" w:type="dxa"/>
+              <w:left w:w="35" w:type="dxa"/>
+              <w:bottom w:w="35" w:type="dxa"/>
+              <w:right w:w="35" w:type="dxa"/>
+            </w:tcMar>
+            <w:vAlign w:val="center"/>
+          </w:tcPr>
+          <w:p>
+            <w:pPr>
+              <w:ind w:firstLine="0"/>
+              <w:jc w:val="center"/>
+            </w:pPr>
+            <w:r>
+              <w:rPr>
+                <w:sz w:val="16"/>
+              </w:rPr>
+              <w:t>0.7383</w:t>
+            </w:r>
+          </w:p>
+        </w:tc>
+        <w:tc>
+          <w:tcPr>
+            <w:tcW w:w="840" w:type="dxa"/>
+            <w:tcMar>
+              <w:top w:w="35" w:type="dxa"/>
+              <w:left w:w="35" w:type="dxa"/>
+              <w:bottom w:w="35" w:type="dxa"/>
+              <w:right w:w="35" w:type="dxa"/>
+            </w:tcMar>
+            <w:vAlign w:val="center"/>
+          </w:tcPr>
+          <w:p>
+            <w:pPr>
+              <w:ind w:firstLine="0"/>
+              <w:jc w:val="center"/>
+            </w:pPr>
+            <w:r>
+              <w:rPr>
+                <w:sz w:val="16"/>
+              </w:rPr>
+              <w:t>0.2558</w:t>
             </w:r>
           </w:p>
         </w:tc>
@@ -3457,103 +4565,709 @@
               <w:rPr>
                 <w:sz w:val="16"/>
               </w:rPr>
-              <w:t>Val</w:t>
-            </w:r>
-          </w:p>
-        </w:tc>
-        <w:tc>
-          <w:tcPr>
-            <w:tcW w:w="840" w:type="dxa"/>
-            <w:tcMar>
-              <w:top w:w="35" w:type="dxa"/>
-              <w:left w:w="35" w:type="dxa"/>
-              <w:bottom w:w="35" w:type="dxa"/>
-              <w:right w:w="35" w:type="dxa"/>
-            </w:tcMar>
-            <w:vAlign w:val="center"/>
-          </w:tcPr>
-          <w:p>
-            <w:pPr>
-              <w:ind w:firstLine="0"/>
-              <w:jc w:val="center"/>
-            </w:pPr>
-            <w:r>
-              <w:rPr>
-                <w:sz w:val="16"/>
-              </w:rPr>
-              <w:t>0.3858</w:t>
-            </w:r>
-          </w:p>
-        </w:tc>
-        <w:tc>
-          <w:tcPr>
-            <w:tcW w:w="840" w:type="dxa"/>
-            <w:tcMar>
-              <w:top w:w="35" w:type="dxa"/>
-              <w:left w:w="35" w:type="dxa"/>
-              <w:bottom w:w="35" w:type="dxa"/>
-              <w:right w:w="35" w:type="dxa"/>
-            </w:tcMar>
-            <w:vAlign w:val="center"/>
-          </w:tcPr>
-          <w:p>
-            <w:pPr>
-              <w:ind w:firstLine="0"/>
-              <w:jc w:val="center"/>
-            </w:pPr>
-            <w:r>
-              <w:rPr>
-                <w:sz w:val="16"/>
-              </w:rPr>
-              <w:t>0.5801</w:t>
-            </w:r>
-          </w:p>
-        </w:tc>
-        <w:tc>
-          <w:tcPr>
-            <w:tcW w:w="840" w:type="dxa"/>
-            <w:tcMar>
-              <w:top w:w="35" w:type="dxa"/>
-              <w:left w:w="35" w:type="dxa"/>
-              <w:bottom w:w="35" w:type="dxa"/>
-              <w:right w:w="35" w:type="dxa"/>
-            </w:tcMar>
-            <w:vAlign w:val="center"/>
-          </w:tcPr>
-          <w:p>
-            <w:pPr>
-              <w:ind w:firstLine="0"/>
-              <w:jc w:val="center"/>
-            </w:pPr>
-            <w:r>
-              <w:rPr>
-                <w:sz w:val="16"/>
-              </w:rPr>
-              <w:t>0.4158</w:t>
-            </w:r>
-          </w:p>
-        </w:tc>
-        <w:tc>
-          <w:tcPr>
-            <w:tcW w:w="840" w:type="dxa"/>
-            <w:tcMar>
-              <w:top w:w="35" w:type="dxa"/>
-              <w:left w:w="35" w:type="dxa"/>
-              <w:bottom w:w="35" w:type="dxa"/>
-              <w:right w:w="35" w:type="dxa"/>
-            </w:tcMar>
-            <w:vAlign w:val="center"/>
-          </w:tcPr>
-          <w:p>
-            <w:pPr>
-              <w:ind w:firstLine="0"/>
-              <w:jc w:val="center"/>
-            </w:pPr>
-            <w:r>
-              <w:rPr>
-                <w:sz w:val="16"/>
-              </w:rPr>
-              <w:t>0.6592</w:t>
+              <w:t>Test</w:t>
+            </w:r>
+          </w:p>
+        </w:tc>
+        <w:tc>
+          <w:tcPr>
+            <w:tcW w:w="840" w:type="dxa"/>
+            <w:tcMar>
+              <w:top w:w="35" w:type="dxa"/>
+              <w:left w:w="35" w:type="dxa"/>
+              <w:bottom w:w="35" w:type="dxa"/>
+              <w:right w:w="35" w:type="dxa"/>
+            </w:tcMar>
+            <w:vAlign w:val="center"/>
+          </w:tcPr>
+          <w:p>
+            <w:pPr>
+              <w:ind w:firstLine="0"/>
+              <w:jc w:val="center"/>
+            </w:pPr>
+            <w:r>
+              <w:rPr>
+                <w:sz w:val="16"/>
+              </w:rPr>
+              <w:t>0.3777</w:t>
+            </w:r>
+          </w:p>
+        </w:tc>
+        <w:tc>
+          <w:tcPr>
+            <w:tcW w:w="840" w:type="dxa"/>
+            <w:tcMar>
+              <w:top w:w="35" w:type="dxa"/>
+              <w:left w:w="35" w:type="dxa"/>
+              <w:bottom w:w="35" w:type="dxa"/>
+              <w:right w:w="35" w:type="dxa"/>
+            </w:tcMar>
+            <w:vAlign w:val="center"/>
+          </w:tcPr>
+          <w:p>
+            <w:pPr>
+              <w:ind w:firstLine="0"/>
+              <w:jc w:val="center"/>
+            </w:pPr>
+            <w:r>
+              <w:rPr>
+                <w:sz w:val="16"/>
+              </w:rPr>
+              <w:t>0.5696</w:t>
+            </w:r>
+          </w:p>
+        </w:tc>
+        <w:tc>
+          <w:tcPr>
+            <w:tcW w:w="840" w:type="dxa"/>
+            <w:tcMar>
+              <w:top w:w="35" w:type="dxa"/>
+              <w:left w:w="35" w:type="dxa"/>
+              <w:bottom w:w="35" w:type="dxa"/>
+              <w:right w:w="35" w:type="dxa"/>
+            </w:tcMar>
+            <w:vAlign w:val="center"/>
+          </w:tcPr>
+          <w:p>
+            <w:pPr>
+              <w:ind w:firstLine="0"/>
+              <w:jc w:val="center"/>
+            </w:pPr>
+            <w:r>
+              <w:rPr>
+                <w:sz w:val="16"/>
+              </w:rPr>
+              <w:t>0.4043</w:t>
+            </w:r>
+          </w:p>
+        </w:tc>
+        <w:tc>
+          <w:tcPr>
+            <w:tcW w:w="840" w:type="dxa"/>
+            <w:tcMar>
+              <w:top w:w="35" w:type="dxa"/>
+              <w:left w:w="35" w:type="dxa"/>
+              <w:bottom w:w="35" w:type="dxa"/>
+              <w:right w:w="35" w:type="dxa"/>
+            </w:tcMar>
+            <w:vAlign w:val="center"/>
+          </w:tcPr>
+          <w:p>
+            <w:pPr>
+              <w:ind w:firstLine="0"/>
+              <w:jc w:val="center"/>
+            </w:pPr>
+            <w:r>
+              <w:rPr>
+                <w:sz w:val="16"/>
+              </w:rPr>
+              <w:t>0.6631</w:t>
+            </w:r>
+          </w:p>
+        </w:tc>
+      </w:tr>
+      <w:tr>
+        <w:trPr>
+          <w:cantSplit/>
+          <w:jc w:val="center"/>
+        </w:trPr>
+        <w:tc>
+          <w:tcPr>
+            <w:tcW w:w="840" w:type="dxa"/>
+            <w:tcMar>
+              <w:top w:w="35" w:type="dxa"/>
+              <w:left w:w="35" w:type="dxa"/>
+              <w:bottom w:w="35" w:type="dxa"/>
+              <w:right w:w="35" w:type="dxa"/>
+            </w:tcMar>
+            <w:vAlign w:val="center"/>
+          </w:tcPr>
+          <w:p>
+            <w:pPr>
+              <w:ind w:firstLine="0"/>
+              <w:jc w:val="center"/>
+            </w:pPr>
+            <w:r>
+              <w:rPr>
+                <w:sz w:val="16"/>
+              </w:rPr>
+              <w:t>B</w:t>
+            </w:r>
+          </w:p>
+        </w:tc>
+        <w:tc>
+          <w:tcPr>
+            <w:tcW w:w="840" w:type="dxa"/>
+            <w:tcMar>
+              <w:top w:w="35" w:type="dxa"/>
+              <w:left w:w="35" w:type="dxa"/>
+              <w:bottom w:w="35" w:type="dxa"/>
+              <w:right w:w="35" w:type="dxa"/>
+            </w:tcMar>
+            <w:vAlign w:val="center"/>
+          </w:tcPr>
+          <w:p>
+            <w:pPr>
+              <w:ind w:firstLine="0"/>
+              <w:jc w:val="center"/>
+            </w:pPr>
+            <w:r>
+              <w:rPr>
+                <w:sz w:val="16"/>
+              </w:rPr>
+              <w:t>Test</w:t>
+            </w:r>
+          </w:p>
+        </w:tc>
+        <w:tc>
+          <w:tcPr>
+            <w:tcW w:w="840" w:type="dxa"/>
+            <w:tcMar>
+              <w:top w:w="35" w:type="dxa"/>
+              <w:left w:w="35" w:type="dxa"/>
+              <w:bottom w:w="35" w:type="dxa"/>
+              <w:right w:w="35" w:type="dxa"/>
+            </w:tcMar>
+            <w:vAlign w:val="center"/>
+          </w:tcPr>
+          <w:p>
+            <w:pPr>
+              <w:ind w:firstLine="0"/>
+              <w:jc w:val="center"/>
+            </w:pPr>
+            <w:r>
+              <w:rPr>
+                <w:sz w:val="16"/>
+              </w:rPr>
+              <w:t>0.0635</w:t>
+            </w:r>
+          </w:p>
+        </w:tc>
+        <w:tc>
+          <w:tcPr>
+            <w:tcW w:w="840" w:type="dxa"/>
+            <w:tcMar>
+              <w:top w:w="35" w:type="dxa"/>
+              <w:left w:w="35" w:type="dxa"/>
+              <w:bottom w:w="35" w:type="dxa"/>
+              <w:right w:w="35" w:type="dxa"/>
+            </w:tcMar>
+            <w:vAlign w:val="center"/>
+          </w:tcPr>
+          <w:p>
+            <w:pPr>
+              <w:ind w:firstLine="0"/>
+              <w:jc w:val="center"/>
+            </w:pPr>
+            <w:r>
+              <w:rPr>
+                <w:sz w:val="16"/>
+              </w:rPr>
+              <w:t>0.8935</w:t>
+            </w:r>
+          </w:p>
+        </w:tc>
+        <w:tc>
+          <w:tcPr>
+            <w:tcW w:w="840" w:type="dxa"/>
+            <w:tcMar>
+              <w:top w:w="35" w:type="dxa"/>
+              <w:left w:w="35" w:type="dxa"/>
+              <w:bottom w:w="35" w:type="dxa"/>
+              <w:right w:w="35" w:type="dxa"/>
+            </w:tcMar>
+            <w:vAlign w:val="center"/>
+          </w:tcPr>
+          <w:p>
+            <w:pPr>
+              <w:ind w:firstLine="0"/>
+              <w:jc w:val="center"/>
+            </w:pPr>
+            <w:r>
+              <w:rPr>
+                <w:sz w:val="16"/>
+              </w:rPr>
+              <w:t>0.0542</w:t>
+            </w:r>
+          </w:p>
+        </w:tc>
+        <w:tc>
+          <w:tcPr>
+            <w:tcW w:w="840" w:type="dxa"/>
+            <w:tcMar>
+              <w:top w:w="35" w:type="dxa"/>
+              <w:left w:w="35" w:type="dxa"/>
+              <w:bottom w:w="35" w:type="dxa"/>
+              <w:right w:w="35" w:type="dxa"/>
+            </w:tcMar>
+            <w:vAlign w:val="center"/>
+          </w:tcPr>
+          <w:p>
+            <w:pPr>
+              <w:ind w:firstLine="0"/>
+              <w:jc w:val="center"/>
+            </w:pPr>
+            <w:r>
+              <w:rPr>
+                <w:sz w:val="16"/>
+              </w:rPr>
+              <w:t>0.7148</w:t>
+            </w:r>
+          </w:p>
+        </w:tc>
+      </w:tr>
+      <w:tr>
+        <w:trPr>
+          <w:cantSplit/>
+          <w:jc w:val="center"/>
+        </w:trPr>
+        <w:tc>
+          <w:tcPr>
+            <w:tcW w:w="840" w:type="dxa"/>
+            <w:tcMar>
+              <w:top w:w="35" w:type="dxa"/>
+              <w:left w:w="35" w:type="dxa"/>
+              <w:bottom w:w="35" w:type="dxa"/>
+              <w:right w:w="35" w:type="dxa"/>
+            </w:tcMar>
+            <w:vAlign w:val="center"/>
+          </w:tcPr>
+          <w:p>
+            <w:pPr>
+              <w:ind w:firstLine="0"/>
+              <w:jc w:val="center"/>
+            </w:pPr>
+            <w:r>
+              <w:rPr>
+                <w:sz w:val="16"/>
+              </w:rPr>
+              <w:t>C1</w:t>
+            </w:r>
+          </w:p>
+        </w:tc>
+        <w:tc>
+          <w:tcPr>
+            <w:tcW w:w="840" w:type="dxa"/>
+            <w:tcMar>
+              <w:top w:w="35" w:type="dxa"/>
+              <w:left w:w="35" w:type="dxa"/>
+              <w:bottom w:w="35" w:type="dxa"/>
+              <w:right w:w="35" w:type="dxa"/>
+            </w:tcMar>
+            <w:vAlign w:val="center"/>
+          </w:tcPr>
+          <w:p>
+            <w:pPr>
+              <w:ind w:firstLine="0"/>
+              <w:jc w:val="center"/>
+            </w:pPr>
+            <w:r>
+              <w:rPr>
+                <w:sz w:val="16"/>
+              </w:rPr>
+              <w:t>Test</w:t>
+            </w:r>
+          </w:p>
+        </w:tc>
+        <w:tc>
+          <w:tcPr>
+            <w:tcW w:w="840" w:type="dxa"/>
+            <w:tcMar>
+              <w:top w:w="35" w:type="dxa"/>
+              <w:left w:w="35" w:type="dxa"/>
+              <w:bottom w:w="35" w:type="dxa"/>
+              <w:right w:w="35" w:type="dxa"/>
+            </w:tcMar>
+            <w:vAlign w:val="center"/>
+          </w:tcPr>
+          <w:p>
+            <w:pPr>
+              <w:ind w:firstLine="0"/>
+              <w:jc w:val="center"/>
+            </w:pPr>
+            <w:r>
+              <w:rPr>
+                <w:sz w:val="16"/>
+              </w:rPr>
+              <w:t>0.5578 ± 0.0255</w:t>
+            </w:r>
+          </w:p>
+        </w:tc>
+        <w:tc>
+          <w:tcPr>
+            <w:tcW w:w="840" w:type="dxa"/>
+            <w:tcMar>
+              <w:top w:w="35" w:type="dxa"/>
+              <w:left w:w="35" w:type="dxa"/>
+              <w:bottom w:w="35" w:type="dxa"/>
+              <w:right w:w="35" w:type="dxa"/>
+            </w:tcMar>
+            <w:vAlign w:val="center"/>
+          </w:tcPr>
+          <w:p>
+            <w:pPr>
+              <w:ind w:firstLine="0"/>
+              <w:jc w:val="center"/>
+            </w:pPr>
+            <w:r>
+              <w:rPr>
+                <w:sz w:val="16"/>
+              </w:rPr>
+              <w:t>0.4300 ± 0.0033</w:t>
+            </w:r>
+          </w:p>
+        </w:tc>
+        <w:tc>
+          <w:tcPr>
+            <w:tcW w:w="840" w:type="dxa"/>
+            <w:tcMar>
+              <w:top w:w="35" w:type="dxa"/>
+              <w:left w:w="35" w:type="dxa"/>
+              <w:bottom w:w="35" w:type="dxa"/>
+              <w:right w:w="35" w:type="dxa"/>
+            </w:tcMar>
+            <w:vAlign w:val="center"/>
+          </w:tcPr>
+          <w:p>
+            <w:pPr>
+              <w:ind w:firstLine="0"/>
+              <w:jc w:val="center"/>
+            </w:pPr>
+            <w:r>
+              <w:rPr>
+                <w:sz w:val="16"/>
+              </w:rPr>
+              <w:t>0.6421 ± 0.0062</w:t>
+            </w:r>
+          </w:p>
+        </w:tc>
+        <w:tc>
+          <w:tcPr>
+            <w:tcW w:w="840" w:type="dxa"/>
+            <w:tcMar>
+              <w:top w:w="35" w:type="dxa"/>
+              <w:left w:w="35" w:type="dxa"/>
+              <w:bottom w:w="35" w:type="dxa"/>
+              <w:right w:w="35" w:type="dxa"/>
+            </w:tcMar>
+            <w:vAlign w:val="center"/>
+          </w:tcPr>
+          <w:p>
+            <w:pPr>
+              <w:ind w:firstLine="0"/>
+              <w:jc w:val="center"/>
+            </w:pPr>
+            <w:r>
+              <w:rPr>
+                <w:sz w:val="16"/>
+              </w:rPr>
+              <w:t>0.5322 ± 0.0055</w:t>
+            </w:r>
+          </w:p>
+        </w:tc>
+      </w:tr>
+      <w:tr>
+        <w:trPr>
+          <w:cantSplit/>
+          <w:jc w:val="center"/>
+        </w:trPr>
+        <w:tc>
+          <w:tcPr>
+            <w:tcW w:w="840" w:type="dxa"/>
+            <w:tcMar>
+              <w:top w:w="35" w:type="dxa"/>
+              <w:left w:w="35" w:type="dxa"/>
+              <w:bottom w:w="35" w:type="dxa"/>
+              <w:right w:w="35" w:type="dxa"/>
+            </w:tcMar>
+            <w:vAlign w:val="center"/>
+          </w:tcPr>
+          <w:p>
+            <w:pPr>
+              <w:ind w:firstLine="0"/>
+              <w:jc w:val="center"/>
+            </w:pPr>
+            <w:r>
+              <w:rPr>
+                <w:sz w:val="16"/>
+              </w:rPr>
+              <w:t>C2</w:t>
+            </w:r>
+          </w:p>
+        </w:tc>
+        <w:tc>
+          <w:tcPr>
+            <w:tcW w:w="840" w:type="dxa"/>
+            <w:tcMar>
+              <w:top w:w="35" w:type="dxa"/>
+              <w:left w:w="35" w:type="dxa"/>
+              <w:bottom w:w="35" w:type="dxa"/>
+              <w:right w:w="35" w:type="dxa"/>
+            </w:tcMar>
+            <w:vAlign w:val="center"/>
+          </w:tcPr>
+          <w:p>
+            <w:pPr>
+              <w:ind w:firstLine="0"/>
+              <w:jc w:val="center"/>
+            </w:pPr>
+            <w:r>
+              <w:rPr>
+                <w:sz w:val="16"/>
+              </w:rPr>
+              <w:t>Test</w:t>
+            </w:r>
+          </w:p>
+        </w:tc>
+        <w:tc>
+          <w:tcPr>
+            <w:tcW w:w="840" w:type="dxa"/>
+            <w:tcMar>
+              <w:top w:w="35" w:type="dxa"/>
+              <w:left w:w="35" w:type="dxa"/>
+              <w:bottom w:w="35" w:type="dxa"/>
+              <w:right w:w="35" w:type="dxa"/>
+            </w:tcMar>
+            <w:vAlign w:val="center"/>
+          </w:tcPr>
+          <w:p>
+            <w:pPr>
+              <w:ind w:firstLine="0"/>
+              <w:jc w:val="center"/>
+            </w:pPr>
+            <w:r>
+              <w:rPr>
+                <w:sz w:val="16"/>
+              </w:rPr>
+              <w:t xml:space="preserve">0.5674 ± </w:t>
+            </w:r>
+            <w:r>
+              <w:rPr>
+                <w:sz w:val="16"/>
+              </w:rPr>
+              <w:t>0.0032</w:t>
+            </w:r>
+          </w:p>
+        </w:tc>
+        <w:tc>
+          <w:tcPr>
+            <w:tcW w:w="840" w:type="dxa"/>
+            <w:tcMar>
+              <w:top w:w="35" w:type="dxa"/>
+              <w:left w:w="35" w:type="dxa"/>
+              <w:bottom w:w="35" w:type="dxa"/>
+              <w:right w:w="35" w:type="dxa"/>
+            </w:tcMar>
+            <w:vAlign w:val="center"/>
+          </w:tcPr>
+          <w:p>
+            <w:pPr>
+              <w:ind w:firstLine="0"/>
+              <w:jc w:val="center"/>
+            </w:pPr>
+            <w:r>
+              <w:rPr>
+                <w:sz w:val="16"/>
+              </w:rPr>
+              <w:t>0.3740 ± 0.0070</w:t>
+            </w:r>
+          </w:p>
+        </w:tc>
+        <w:tc>
+          <w:tcPr>
+            <w:tcW w:w="840" w:type="dxa"/>
+            <w:tcMar>
+              <w:top w:w="35" w:type="dxa"/>
+              <w:left w:w="35" w:type="dxa"/>
+              <w:bottom w:w="35" w:type="dxa"/>
+              <w:right w:w="35" w:type="dxa"/>
+            </w:tcMar>
+            <w:vAlign w:val="center"/>
+          </w:tcPr>
+          <w:p>
+            <w:pPr>
+              <w:ind w:firstLine="0"/>
+              <w:jc w:val="center"/>
+            </w:pPr>
+            <w:r>
+              <w:rPr>
+                <w:sz w:val="16"/>
+              </w:rPr>
+              <w:t>0.7115 ± 0.0062</w:t>
+            </w:r>
+          </w:p>
+        </w:tc>
+        <w:tc>
+          <w:tcPr>
+            <w:tcW w:w="840" w:type="dxa"/>
+            <w:tcMar>
+              <w:top w:w="35" w:type="dxa"/>
+              <w:left w:w="35" w:type="dxa"/>
+              <w:bottom w:w="35" w:type="dxa"/>
+              <w:right w:w="35" w:type="dxa"/>
+            </w:tcMar>
+            <w:vAlign w:val="center"/>
+          </w:tcPr>
+          <w:p>
+            <w:pPr>
+              <w:ind w:firstLine="0"/>
+              <w:jc w:val="center"/>
+            </w:pPr>
+            <w:r>
+              <w:rPr>
+                <w:sz w:val="16"/>
+              </w:rPr>
+              <w:t>0.4901 ± 0.0041</w:t>
+            </w:r>
+          </w:p>
+        </w:tc>
+      </w:tr>
+      <w:tr>
+        <w:trPr>
+          <w:cantSplit/>
+          <w:jc w:val="center"/>
+        </w:trPr>
+        <w:tc>
+          <w:tcPr>
+            <w:tcW w:w="840" w:type="dxa"/>
+            <w:tcMar>
+              <w:top w:w="35" w:type="dxa"/>
+              <w:left w:w="35" w:type="dxa"/>
+              <w:bottom w:w="35" w:type="dxa"/>
+              <w:right w:w="35" w:type="dxa"/>
+            </w:tcMar>
+            <w:vAlign w:val="center"/>
+          </w:tcPr>
+          <w:p>
+            <w:pPr>
+              <w:ind w:firstLine="0"/>
+              <w:jc w:val="center"/>
+            </w:pPr>
+            <w:r>
+              <w:rPr>
+                <w:sz w:val="16"/>
+              </w:rPr>
+              <w:t>C3</w:t>
+            </w:r>
+          </w:p>
+        </w:tc>
+        <w:tc>
+          <w:tcPr>
+            <w:tcW w:w="840" w:type="dxa"/>
+            <w:tcMar>
+              <w:top w:w="35" w:type="dxa"/>
+              <w:left w:w="35" w:type="dxa"/>
+              <w:bottom w:w="35" w:type="dxa"/>
+              <w:right w:w="35" w:type="dxa"/>
+            </w:tcMar>
+            <w:vAlign w:val="center"/>
+          </w:tcPr>
+          <w:p>
+            <w:pPr>
+              <w:ind w:firstLine="0"/>
+              <w:jc w:val="center"/>
+            </w:pPr>
+            <w:r>
+              <w:rPr>
+                <w:sz w:val="16"/>
+              </w:rPr>
+              <w:t>Test</w:t>
+            </w:r>
+          </w:p>
+        </w:tc>
+        <w:tc>
+          <w:tcPr>
+            <w:tcW w:w="840" w:type="dxa"/>
+            <w:tcMar>
+              <w:top w:w="35" w:type="dxa"/>
+              <w:left w:w="35" w:type="dxa"/>
+              <w:bottom w:w="35" w:type="dxa"/>
+              <w:right w:w="35" w:type="dxa"/>
+            </w:tcMar>
+            <w:vAlign w:val="center"/>
+          </w:tcPr>
+          <w:p>
+            <w:pPr>
+              <w:ind w:firstLine="0"/>
+              <w:jc w:val="center"/>
+            </w:pPr>
+            <w:r>
+              <w:rPr>
+                <w:sz w:val="16"/>
+              </w:rPr>
+              <w:t>0.5912 ± 0.0050</w:t>
+            </w:r>
+          </w:p>
+        </w:tc>
+        <w:tc>
+          <w:tcPr>
+            <w:tcW w:w="840" w:type="dxa"/>
+            <w:tcMar>
+              <w:top w:w="35" w:type="dxa"/>
+              <w:left w:w="35" w:type="dxa"/>
+              <w:bottom w:w="35" w:type="dxa"/>
+              <w:right w:w="35" w:type="dxa"/>
+            </w:tcMar>
+            <w:vAlign w:val="center"/>
+          </w:tcPr>
+          <w:p>
+            <w:pPr>
+              <w:ind w:firstLine="0"/>
+              <w:jc w:val="center"/>
+            </w:pPr>
+            <w:r>
+              <w:rPr>
+                <w:sz w:val="16"/>
+              </w:rPr>
+              <w:t>0.3535 ± 0.0027</w:t>
+            </w:r>
+          </w:p>
+        </w:tc>
+        <w:tc>
+          <w:tcPr>
+            <w:tcW w:w="840" w:type="dxa"/>
+            <w:tcMar>
+              <w:top w:w="35" w:type="dxa"/>
+              <w:left w:w="35" w:type="dxa"/>
+              <w:bottom w:w="35" w:type="dxa"/>
+              <w:right w:w="35" w:type="dxa"/>
+            </w:tcMar>
+            <w:vAlign w:val="center"/>
+          </w:tcPr>
+          <w:p>
+            <w:pPr>
+              <w:ind w:firstLine="0"/>
+              <w:jc w:val="center"/>
+            </w:pPr>
+            <w:r>
+              <w:rPr>
+                <w:sz w:val="16"/>
+              </w:rPr>
+              <w:t>0.7124 ± 0.0025</w:t>
+            </w:r>
+          </w:p>
+        </w:tc>
+        <w:tc>
+          <w:tcPr>
+            <w:tcW w:w="840" w:type="dxa"/>
+            <w:tcMar>
+              <w:top w:w="35" w:type="dxa"/>
+              <w:left w:w="35" w:type="dxa"/>
+              <w:bottom w:w="35" w:type="dxa"/>
+              <w:right w:w="35" w:type="dxa"/>
+            </w:tcMar>
+            <w:vAlign w:val="center"/>
+          </w:tcPr>
+          <w:p>
+            <w:pPr>
+              <w:ind w:firstLine="0"/>
+              <w:jc w:val="center"/>
+            </w:pPr>
+            <w:r>
+              <w:rPr>
+                <w:sz w:val="16"/>
+              </w:rPr>
+              <w:t>0.4794 ± 0.0014</w:t>
             </w:r>
           </w:p>
         </w:tc>
@@ -3576,7 +5290,14 @@
           <w:b/>
           <w:sz w:val="16"/>
         </w:rPr>
-        <w:t>BẢNG V. TỪNG SEED C; MACRO-F1.</w:t>
+        <w:t xml:space="preserve">BẢNG V. TỪNG SEED C; </w:t>
+      </w:r>
+      <w:r>
+        <w:rPr>
+          <w:b/>
+          <w:sz w:val="16"/>
+        </w:rPr>
+        <w:t>MACRO-F1.</w:t>
       </w:r>
     </w:p>
     <w:tbl>
@@ -3879,31 +5600,31 @@
               <w:rPr>
                 <w:sz w:val="16"/>
               </w:rPr>
-              <w:t>—</w:t>
-            </w:r>
-          </w:p>
-        </w:tc>
-        <w:tc>
-          <w:tcPr>
-            <w:tcW w:w="840" w:type="dxa"/>
-            <w:tcMar>
-              <w:top w:w="35" w:type="dxa"/>
-              <w:left w:w="35" w:type="dxa"/>
-              <w:bottom w:w="35" w:type="dxa"/>
-              <w:right w:w="35" w:type="dxa"/>
-            </w:tcMar>
-            <w:vAlign w:val="center"/>
-          </w:tcPr>
-          <w:p>
-            <w:pPr>
-              <w:ind w:firstLine="0"/>
-              <w:jc w:val="center"/>
-            </w:pPr>
-            <w:r>
-              <w:rPr>
-                <w:sz w:val="16"/>
-              </w:rPr>
-              <w:t>—</w:t>
+              <w:t>0.4697</w:t>
+            </w:r>
+          </w:p>
+        </w:tc>
+        <w:tc>
+          <w:tcPr>
+            <w:tcW w:w="840" w:type="dxa"/>
+            <w:tcMar>
+              <w:top w:w="35" w:type="dxa"/>
+              <w:left w:w="35" w:type="dxa"/>
+              <w:bottom w:w="35" w:type="dxa"/>
+              <w:right w:w="35" w:type="dxa"/>
+            </w:tcMar>
+            <w:vAlign w:val="center"/>
+          </w:tcPr>
+          <w:p>
+            <w:pPr>
+              <w:ind w:firstLine="0"/>
+              <w:jc w:val="center"/>
+            </w:pPr>
+            <w:r>
+              <w:rPr>
+                <w:sz w:val="16"/>
+              </w:rPr>
+              <w:t>0.4950</w:t>
             </w:r>
           </w:p>
         </w:tc>
@@ -4029,31 +5750,31 @@
               <w:rPr>
                 <w:sz w:val="16"/>
               </w:rPr>
-              <w:t>—</w:t>
-            </w:r>
-          </w:p>
-        </w:tc>
-        <w:tc>
-          <w:tcPr>
-            <w:tcW w:w="840" w:type="dxa"/>
-            <w:tcMar>
-              <w:top w:w="35" w:type="dxa"/>
-              <w:left w:w="35" w:type="dxa"/>
-              <w:bottom w:w="35" w:type="dxa"/>
-              <w:right w:w="35" w:type="dxa"/>
-            </w:tcMar>
-            <w:vAlign w:val="center"/>
-          </w:tcPr>
-          <w:p>
-            <w:pPr>
-              <w:ind w:firstLine="0"/>
-              <w:jc w:val="center"/>
-            </w:pPr>
-            <w:r>
-              <w:rPr>
-                <w:sz w:val="16"/>
-              </w:rPr>
-              <w:t>—</w:t>
+              <w:t>0.4772</w:t>
+            </w:r>
+          </w:p>
+        </w:tc>
+        <w:tc>
+          <w:tcPr>
+            <w:tcW w:w="840" w:type="dxa"/>
+            <w:tcMar>
+              <w:top w:w="35" w:type="dxa"/>
+              <w:left w:w="35" w:type="dxa"/>
+              <w:bottom w:w="35" w:type="dxa"/>
+              <w:right w:w="35" w:type="dxa"/>
+            </w:tcMar>
+            <w:vAlign w:val="center"/>
+          </w:tcPr>
+          <w:p>
+            <w:pPr>
+              <w:ind w:firstLine="0"/>
+              <w:jc w:val="center"/>
+            </w:pPr>
+            <w:r>
+              <w:rPr>
+                <w:sz w:val="16"/>
+              </w:rPr>
+              <w:t>0.5141</w:t>
             </w:r>
           </w:p>
         </w:tc>
@@ -4131,79 +5852,79 @@
               <w:rPr>
                 <w:sz w:val="16"/>
               </w:rPr>
-              <w:t>—</w:t>
-            </w:r>
-          </w:p>
-        </w:tc>
-        <w:tc>
-          <w:tcPr>
-            <w:tcW w:w="840" w:type="dxa"/>
-            <w:tcMar>
-              <w:top w:w="35" w:type="dxa"/>
-              <w:left w:w="35" w:type="dxa"/>
-              <w:bottom w:w="35" w:type="dxa"/>
-              <w:right w:w="35" w:type="dxa"/>
-            </w:tcMar>
-            <w:vAlign w:val="center"/>
-          </w:tcPr>
-          <w:p>
-            <w:pPr>
-              <w:ind w:firstLine="0"/>
-              <w:jc w:val="center"/>
-            </w:pPr>
-            <w:r>
-              <w:rPr>
-                <w:sz w:val="16"/>
-              </w:rPr>
-              <w:t>—</w:t>
-            </w:r>
-          </w:p>
-        </w:tc>
-        <w:tc>
-          <w:tcPr>
-            <w:tcW w:w="840" w:type="dxa"/>
-            <w:tcMar>
-              <w:top w:w="35" w:type="dxa"/>
-              <w:left w:w="35" w:type="dxa"/>
-              <w:bottom w:w="35" w:type="dxa"/>
-              <w:right w:w="35" w:type="dxa"/>
-            </w:tcMar>
-            <w:vAlign w:val="center"/>
-          </w:tcPr>
-          <w:p>
-            <w:pPr>
-              <w:ind w:firstLine="0"/>
-              <w:jc w:val="center"/>
-            </w:pPr>
-            <w:r>
-              <w:rPr>
-                <w:sz w:val="16"/>
-              </w:rPr>
-              <w:t>—</w:t>
-            </w:r>
-          </w:p>
-        </w:tc>
-        <w:tc>
-          <w:tcPr>
-            <w:tcW w:w="840" w:type="dxa"/>
-            <w:tcMar>
-              <w:top w:w="35" w:type="dxa"/>
-              <w:left w:w="35" w:type="dxa"/>
-              <w:bottom w:w="35" w:type="dxa"/>
-              <w:right w:w="35" w:type="dxa"/>
-            </w:tcMar>
-            <w:vAlign w:val="center"/>
-          </w:tcPr>
-          <w:p>
-            <w:pPr>
-              <w:ind w:firstLine="0"/>
-              <w:jc w:val="center"/>
-            </w:pPr>
-            <w:r>
-              <w:rPr>
-                <w:sz w:val="16"/>
-              </w:rPr>
-              <w:t>—</w:t>
+              <w:t>4</w:t>
+            </w:r>
+          </w:p>
+        </w:tc>
+        <w:tc>
+          <w:tcPr>
+            <w:tcW w:w="840" w:type="dxa"/>
+            <w:tcMar>
+              <w:top w:w="35" w:type="dxa"/>
+              <w:left w:w="35" w:type="dxa"/>
+              <w:bottom w:w="35" w:type="dxa"/>
+              <w:right w:w="35" w:type="dxa"/>
+            </w:tcMar>
+            <w:vAlign w:val="center"/>
+          </w:tcPr>
+          <w:p>
+            <w:pPr>
+              <w:ind w:firstLine="0"/>
+              <w:jc w:val="center"/>
+            </w:pPr>
+            <w:r>
+              <w:rPr>
+                <w:sz w:val="16"/>
+              </w:rPr>
+              <w:t>0.4723</w:t>
+            </w:r>
+          </w:p>
+        </w:tc>
+        <w:tc>
+          <w:tcPr>
+            <w:tcW w:w="840" w:type="dxa"/>
+            <w:tcMar>
+              <w:top w:w="35" w:type="dxa"/>
+              <w:left w:w="35" w:type="dxa"/>
+              <w:bottom w:w="35" w:type="dxa"/>
+              <w:right w:w="35" w:type="dxa"/>
+            </w:tcMar>
+            <w:vAlign w:val="center"/>
+          </w:tcPr>
+          <w:p>
+            <w:pPr>
+              <w:ind w:firstLine="0"/>
+              <w:jc w:val="center"/>
+            </w:pPr>
+            <w:r>
+              <w:rPr>
+                <w:sz w:val="16"/>
+              </w:rPr>
+              <w:t>0.4691</w:t>
+            </w:r>
+          </w:p>
+        </w:tc>
+        <w:tc>
+          <w:tcPr>
+            <w:tcW w:w="840" w:type="dxa"/>
+            <w:tcMar>
+              <w:top w:w="35" w:type="dxa"/>
+              <w:left w:w="35" w:type="dxa"/>
+              <w:bottom w:w="35" w:type="dxa"/>
+              <w:right w:w="35" w:type="dxa"/>
+            </w:tcMar>
+            <w:vAlign w:val="center"/>
+          </w:tcPr>
+          <w:p>
+            <w:pPr>
+              <w:ind w:firstLine="0"/>
+              <w:jc w:val="center"/>
+            </w:pPr>
+            <w:r>
+              <w:rPr>
+                <w:sz w:val="16"/>
+              </w:rPr>
+              <w:t>0.5021</w:t>
             </w:r>
           </w:p>
         </w:tc>
@@ -4281,79 +6002,79 @@
               <w:rPr>
                 <w:sz w:val="16"/>
               </w:rPr>
-              <w:t>—</w:t>
-            </w:r>
-          </w:p>
-        </w:tc>
-        <w:tc>
-          <w:tcPr>
-            <w:tcW w:w="840" w:type="dxa"/>
-            <w:tcMar>
-              <w:top w:w="35" w:type="dxa"/>
-              <w:left w:w="35" w:type="dxa"/>
-              <w:bottom w:w="35" w:type="dxa"/>
-              <w:right w:w="35" w:type="dxa"/>
-            </w:tcMar>
-            <w:vAlign w:val="center"/>
-          </w:tcPr>
-          <w:p>
-            <w:pPr>
-              <w:ind w:firstLine="0"/>
-              <w:jc w:val="center"/>
-            </w:pPr>
-            <w:r>
-              <w:rPr>
-                <w:sz w:val="16"/>
-              </w:rPr>
-              <w:t>—</w:t>
-            </w:r>
-          </w:p>
-        </w:tc>
-        <w:tc>
-          <w:tcPr>
-            <w:tcW w:w="840" w:type="dxa"/>
-            <w:tcMar>
-              <w:top w:w="35" w:type="dxa"/>
-              <w:left w:w="35" w:type="dxa"/>
-              <w:bottom w:w="35" w:type="dxa"/>
-              <w:right w:w="35" w:type="dxa"/>
-            </w:tcMar>
-            <w:vAlign w:val="center"/>
-          </w:tcPr>
-          <w:p>
-            <w:pPr>
-              <w:ind w:firstLine="0"/>
-              <w:jc w:val="center"/>
-            </w:pPr>
-            <w:r>
-              <w:rPr>
-                <w:sz w:val="16"/>
-              </w:rPr>
-              <w:t>—</w:t>
-            </w:r>
-          </w:p>
-        </w:tc>
-        <w:tc>
-          <w:tcPr>
-            <w:tcW w:w="840" w:type="dxa"/>
-            <w:tcMar>
-              <w:top w:w="35" w:type="dxa"/>
-              <w:left w:w="35" w:type="dxa"/>
-              <w:bottom w:w="35" w:type="dxa"/>
-              <w:right w:w="35" w:type="dxa"/>
-            </w:tcMar>
-            <w:vAlign w:val="center"/>
-          </w:tcPr>
-          <w:p>
-            <w:pPr>
-              <w:ind w:firstLine="0"/>
-              <w:jc w:val="center"/>
-            </w:pPr>
-            <w:r>
-              <w:rPr>
-                <w:sz w:val="16"/>
-              </w:rPr>
-              <w:t>—</w:t>
+              <w:t>3</w:t>
+            </w:r>
+          </w:p>
+        </w:tc>
+        <w:tc>
+          <w:tcPr>
+            <w:tcW w:w="840" w:type="dxa"/>
+            <w:tcMar>
+              <w:top w:w="35" w:type="dxa"/>
+              <w:left w:w="35" w:type="dxa"/>
+              <w:bottom w:w="35" w:type="dxa"/>
+              <w:right w:w="35" w:type="dxa"/>
+            </w:tcMar>
+            <w:vAlign w:val="center"/>
+          </w:tcPr>
+          <w:p>
+            <w:pPr>
+              <w:ind w:firstLine="0"/>
+              <w:jc w:val="center"/>
+            </w:pPr>
+            <w:r>
+              <w:rPr>
+                <w:sz w:val="16"/>
+              </w:rPr>
+              <w:t>0.4286</w:t>
+            </w:r>
+          </w:p>
+        </w:tc>
+        <w:tc>
+          <w:tcPr>
+            <w:tcW w:w="840" w:type="dxa"/>
+            <w:tcMar>
+              <w:top w:w="35" w:type="dxa"/>
+              <w:left w:w="35" w:type="dxa"/>
+              <w:bottom w:w="35" w:type="dxa"/>
+              <w:right w:w="35" w:type="dxa"/>
+            </w:tcMar>
+            <w:vAlign w:val="center"/>
+          </w:tcPr>
+          <w:p>
+            <w:pPr>
+              <w:ind w:firstLine="0"/>
+              <w:jc w:val="center"/>
+            </w:pPr>
+            <w:r>
+              <w:rPr>
+                <w:sz w:val="16"/>
+              </w:rPr>
+              <w:t>0.4213</w:t>
+            </w:r>
+          </w:p>
+        </w:tc>
+        <w:tc>
+          <w:tcPr>
+            <w:tcW w:w="840" w:type="dxa"/>
+            <w:tcMar>
+              <w:top w:w="35" w:type="dxa"/>
+              <w:left w:w="35" w:type="dxa"/>
+              <w:bottom w:w="35" w:type="dxa"/>
+              <w:right w:w="35" w:type="dxa"/>
+            </w:tcMar>
+            <w:vAlign w:val="center"/>
+          </w:tcPr>
+          <w:p>
+            <w:pPr>
+              <w:ind w:firstLine="0"/>
+              <w:jc w:val="center"/>
+            </w:pPr>
+            <w:r>
+              <w:rPr>
+                <w:sz w:val="16"/>
+              </w:rPr>
+              <w:t>0.4835</w:t>
             </w:r>
           </w:p>
         </w:tc>
@@ -4431,79 +6152,79 @@
               <w:rPr>
                 <w:sz w:val="16"/>
               </w:rPr>
-              <w:t>—</w:t>
-            </w:r>
-          </w:p>
-        </w:tc>
-        <w:tc>
-          <w:tcPr>
-            <w:tcW w:w="840" w:type="dxa"/>
-            <w:tcMar>
-              <w:top w:w="35" w:type="dxa"/>
-              <w:left w:w="35" w:type="dxa"/>
-              <w:bottom w:w="35" w:type="dxa"/>
-              <w:right w:w="35" w:type="dxa"/>
-            </w:tcMar>
-            <w:vAlign w:val="center"/>
-          </w:tcPr>
-          <w:p>
-            <w:pPr>
-              <w:ind w:firstLine="0"/>
-              <w:jc w:val="center"/>
-            </w:pPr>
-            <w:r>
-              <w:rPr>
-                <w:sz w:val="16"/>
-              </w:rPr>
-              <w:t>—</w:t>
-            </w:r>
-          </w:p>
-        </w:tc>
-        <w:tc>
-          <w:tcPr>
-            <w:tcW w:w="840" w:type="dxa"/>
-            <w:tcMar>
-              <w:top w:w="35" w:type="dxa"/>
-              <w:left w:w="35" w:type="dxa"/>
-              <w:bottom w:w="35" w:type="dxa"/>
-              <w:right w:w="35" w:type="dxa"/>
-            </w:tcMar>
-            <w:vAlign w:val="center"/>
-          </w:tcPr>
-          <w:p>
-            <w:pPr>
-              <w:ind w:firstLine="0"/>
-              <w:jc w:val="center"/>
-            </w:pPr>
-            <w:r>
-              <w:rPr>
-                <w:sz w:val="16"/>
-              </w:rPr>
-              <w:t>—</w:t>
-            </w:r>
-          </w:p>
-        </w:tc>
-        <w:tc>
-          <w:tcPr>
-            <w:tcW w:w="840" w:type="dxa"/>
-            <w:tcMar>
-              <w:top w:w="35" w:type="dxa"/>
-              <w:left w:w="35" w:type="dxa"/>
-              <w:bottom w:w="35" w:type="dxa"/>
-              <w:right w:w="35" w:type="dxa"/>
-            </w:tcMar>
-            <w:vAlign w:val="center"/>
-          </w:tcPr>
-          <w:p>
-            <w:pPr>
-              <w:ind w:firstLine="0"/>
-              <w:jc w:val="center"/>
-            </w:pPr>
-            <w:r>
-              <w:rPr>
-                <w:sz w:val="16"/>
-              </w:rPr>
-              <w:t>—</w:t>
+              <w:t>3</w:t>
+            </w:r>
+          </w:p>
+        </w:tc>
+        <w:tc>
+          <w:tcPr>
+            <w:tcW w:w="840" w:type="dxa"/>
+            <w:tcMar>
+              <w:top w:w="35" w:type="dxa"/>
+              <w:left w:w="35" w:type="dxa"/>
+              <w:bottom w:w="35" w:type="dxa"/>
+              <w:right w:w="35" w:type="dxa"/>
+            </w:tcMar>
+            <w:vAlign w:val="center"/>
+          </w:tcPr>
+          <w:p>
+            <w:pPr>
+              <w:ind w:firstLine="0"/>
+              <w:jc w:val="center"/>
+            </w:pPr>
+            <w:r>
+              <w:rPr>
+                <w:sz w:val="16"/>
+              </w:rPr>
+              <w:t>0.4111</w:t>
+            </w:r>
+          </w:p>
+        </w:tc>
+        <w:tc>
+          <w:tcPr>
+            <w:tcW w:w="840" w:type="dxa"/>
+            <w:tcMar>
+              <w:top w:w="35" w:type="dxa"/>
+              <w:left w:w="35" w:type="dxa"/>
+              <w:bottom w:w="35" w:type="dxa"/>
+              <w:right w:w="35" w:type="dxa"/>
+            </w:tcMar>
+            <w:vAlign w:val="center"/>
+          </w:tcPr>
+          <w:p>
+            <w:pPr>
+              <w:ind w:firstLine="0"/>
+              <w:jc w:val="center"/>
+            </w:pPr>
+            <w:r>
+              <w:rPr>
+                <w:sz w:val="16"/>
+              </w:rPr>
+              <w:t>0.4135</w:t>
+            </w:r>
+          </w:p>
+        </w:tc>
+        <w:tc>
+          <w:tcPr>
+            <w:tcW w:w="840" w:type="dxa"/>
+            <w:tcMar>
+              <w:top w:w="35" w:type="dxa"/>
+              <w:left w:w="35" w:type="dxa"/>
+              <w:bottom w:w="35" w:type="dxa"/>
+              <w:right w:w="35" w:type="dxa"/>
+            </w:tcMar>
+            <w:vAlign w:val="center"/>
+          </w:tcPr>
+          <w:p>
+            <w:pPr>
+              <w:ind w:firstLine="0"/>
+              <w:jc w:val="center"/>
+            </w:pPr>
+            <w:r>
+              <w:rPr>
+                <w:sz w:val="16"/>
+              </w:rPr>
+              <w:t>0.4738</w:t>
             </w:r>
           </w:p>
         </w:tc>
@@ -4581,79 +6302,79 @@
               <w:rPr>
                 <w:sz w:val="16"/>
               </w:rPr>
-              <w:t>—</w:t>
-            </w:r>
-          </w:p>
-        </w:tc>
-        <w:tc>
-          <w:tcPr>
-            <w:tcW w:w="840" w:type="dxa"/>
-            <w:tcMar>
-              <w:top w:w="35" w:type="dxa"/>
-              <w:left w:w="35" w:type="dxa"/>
-              <w:bottom w:w="35" w:type="dxa"/>
-              <w:right w:w="35" w:type="dxa"/>
-            </w:tcMar>
-            <w:vAlign w:val="center"/>
-          </w:tcPr>
-          <w:p>
-            <w:pPr>
-              <w:ind w:firstLine="0"/>
-              <w:jc w:val="center"/>
-            </w:pPr>
-            <w:r>
-              <w:rPr>
-                <w:sz w:val="16"/>
-              </w:rPr>
-              <w:t>—</w:t>
-            </w:r>
-          </w:p>
-        </w:tc>
-        <w:tc>
-          <w:tcPr>
-            <w:tcW w:w="840" w:type="dxa"/>
-            <w:tcMar>
-              <w:top w:w="35" w:type="dxa"/>
-              <w:left w:w="35" w:type="dxa"/>
-              <w:bottom w:w="35" w:type="dxa"/>
-              <w:right w:w="35" w:type="dxa"/>
-            </w:tcMar>
-            <w:vAlign w:val="center"/>
-          </w:tcPr>
-          <w:p>
-            <w:pPr>
-              <w:ind w:firstLine="0"/>
-              <w:jc w:val="center"/>
-            </w:pPr>
-            <w:r>
-              <w:rPr>
-                <w:sz w:val="16"/>
-              </w:rPr>
-              <w:t>—</w:t>
-            </w:r>
-          </w:p>
-        </w:tc>
-        <w:tc>
-          <w:tcPr>
-            <w:tcW w:w="840" w:type="dxa"/>
-            <w:tcMar>
-              <w:top w:w="35" w:type="dxa"/>
-              <w:left w:w="35" w:type="dxa"/>
-              <w:bottom w:w="35" w:type="dxa"/>
-              <w:right w:w="35" w:type="dxa"/>
-            </w:tcMar>
-            <w:vAlign w:val="center"/>
-          </w:tcPr>
-          <w:p>
-            <w:pPr>
-              <w:ind w:firstLine="0"/>
-              <w:jc w:val="center"/>
-            </w:pPr>
-            <w:r>
-              <w:rPr>
-                <w:sz w:val="16"/>
-              </w:rPr>
-              <w:t>—</w:t>
+              <w:t>3</w:t>
+            </w:r>
+          </w:p>
+        </w:tc>
+        <w:tc>
+          <w:tcPr>
+            <w:tcW w:w="840" w:type="dxa"/>
+            <w:tcMar>
+              <w:top w:w="35" w:type="dxa"/>
+              <w:left w:w="35" w:type="dxa"/>
+              <w:bottom w:w="35" w:type="dxa"/>
+              <w:right w:w="35" w:type="dxa"/>
+            </w:tcMar>
+            <w:vAlign w:val="center"/>
+          </w:tcPr>
+          <w:p>
+            <w:pPr>
+              <w:ind w:firstLine="0"/>
+              <w:jc w:val="center"/>
+            </w:pPr>
+            <w:r>
+              <w:rPr>
+                <w:sz w:val="16"/>
+              </w:rPr>
+              <w:t>0.4306</w:t>
+            </w:r>
+          </w:p>
+        </w:tc>
+        <w:tc>
+          <w:tcPr>
+            <w:tcW w:w="840" w:type="dxa"/>
+            <w:tcMar>
+              <w:top w:w="35" w:type="dxa"/>
+              <w:left w:w="35" w:type="dxa"/>
+              <w:bottom w:w="35" w:type="dxa"/>
+              <w:right w:w="35" w:type="dxa"/>
+            </w:tcMar>
+            <w:vAlign w:val="center"/>
+          </w:tcPr>
+          <w:p>
+            <w:pPr>
+              <w:ind w:firstLine="0"/>
+              <w:jc w:val="center"/>
+            </w:pPr>
+            <w:r>
+              <w:rPr>
+                <w:sz w:val="16"/>
+              </w:rPr>
+              <w:t>0.4311</w:t>
+            </w:r>
+          </w:p>
+        </w:tc>
+        <w:tc>
+          <w:tcPr>
+            <w:tcW w:w="840" w:type="dxa"/>
+            <w:tcMar>
+              <w:top w:w="35" w:type="dxa"/>
+              <w:left w:w="35" w:type="dxa"/>
+              <w:bottom w:w="35" w:type="dxa"/>
+              <w:right w:w="35" w:type="dxa"/>
+            </w:tcMar>
+            <w:vAlign w:val="center"/>
+          </w:tcPr>
+          <w:p>
+            <w:pPr>
+              <w:ind w:firstLine="0"/>
+              <w:jc w:val="center"/>
+            </w:pPr>
+            <w:r>
+              <w:rPr>
+                <w:sz w:val="16"/>
+              </w:rPr>
+              <w:t>0.5043</w:t>
             </w:r>
           </w:p>
         </w:tc>
@@ -4731,79 +6452,79 @@
               <w:rPr>
                 <w:sz w:val="16"/>
               </w:rPr>
-              <w:t>—</w:t>
-            </w:r>
-          </w:p>
-        </w:tc>
-        <w:tc>
-          <w:tcPr>
-            <w:tcW w:w="840" w:type="dxa"/>
-            <w:tcMar>
-              <w:top w:w="35" w:type="dxa"/>
-              <w:left w:w="35" w:type="dxa"/>
-              <w:bottom w:w="35" w:type="dxa"/>
-              <w:right w:w="35" w:type="dxa"/>
-            </w:tcMar>
-            <w:vAlign w:val="center"/>
-          </w:tcPr>
-          <w:p>
-            <w:pPr>
-              <w:ind w:firstLine="0"/>
-              <w:jc w:val="center"/>
-            </w:pPr>
-            <w:r>
-              <w:rPr>
-                <w:sz w:val="16"/>
-              </w:rPr>
-              <w:t>—</w:t>
-            </w:r>
-          </w:p>
-        </w:tc>
-        <w:tc>
-          <w:tcPr>
-            <w:tcW w:w="840" w:type="dxa"/>
-            <w:tcMar>
-              <w:top w:w="35" w:type="dxa"/>
-              <w:left w:w="35" w:type="dxa"/>
-              <w:bottom w:w="35" w:type="dxa"/>
-              <w:right w:w="35" w:type="dxa"/>
-            </w:tcMar>
-            <w:vAlign w:val="center"/>
-          </w:tcPr>
-          <w:p>
-            <w:pPr>
-              <w:ind w:firstLine="0"/>
-              <w:jc w:val="center"/>
-            </w:pPr>
-            <w:r>
-              <w:rPr>
-                <w:sz w:val="16"/>
-              </w:rPr>
-              <w:t>—</w:t>
-            </w:r>
-          </w:p>
-        </w:tc>
-        <w:tc>
-          <w:tcPr>
-            <w:tcW w:w="840" w:type="dxa"/>
-            <w:tcMar>
-              <w:top w:w="35" w:type="dxa"/>
-              <w:left w:w="35" w:type="dxa"/>
-              <w:bottom w:w="35" w:type="dxa"/>
-              <w:right w:w="35" w:type="dxa"/>
-            </w:tcMar>
-            <w:vAlign w:val="center"/>
-          </w:tcPr>
-          <w:p>
-            <w:pPr>
-              <w:ind w:firstLine="0"/>
-              <w:jc w:val="center"/>
-            </w:pPr>
-            <w:r>
-              <w:rPr>
-                <w:sz w:val="16"/>
-              </w:rPr>
-              <w:t>—</w:t>
+              <w:t>3</w:t>
+            </w:r>
+          </w:p>
+        </w:tc>
+        <w:tc>
+          <w:tcPr>
+            <w:tcW w:w="840" w:type="dxa"/>
+            <w:tcMar>
+              <w:top w:w="35" w:type="dxa"/>
+              <w:left w:w="35" w:type="dxa"/>
+              <w:bottom w:w="35" w:type="dxa"/>
+              <w:right w:w="35" w:type="dxa"/>
+            </w:tcMar>
+            <w:vAlign w:val="center"/>
+          </w:tcPr>
+          <w:p>
+            <w:pPr>
+              <w:ind w:firstLine="0"/>
+              <w:jc w:val="center"/>
+            </w:pPr>
+            <w:r>
+              <w:rPr>
+                <w:sz w:val="16"/>
+              </w:rPr>
+              <w:t>0.4018</w:t>
+            </w:r>
+          </w:p>
+        </w:tc>
+        <w:tc>
+          <w:tcPr>
+            <w:tcW w:w="840" w:type="dxa"/>
+            <w:tcMar>
+              <w:top w:w="35" w:type="dxa"/>
+              <w:left w:w="35" w:type="dxa"/>
+              <w:bottom w:w="35" w:type="dxa"/>
+              <w:right w:w="35" w:type="dxa"/>
+            </w:tcMar>
+            <w:vAlign w:val="center"/>
+          </w:tcPr>
+          <w:p>
+            <w:pPr>
+              <w:ind w:firstLine="0"/>
+              <w:jc w:val="center"/>
+            </w:pPr>
+            <w:r>
+              <w:rPr>
+                <w:sz w:val="16"/>
+              </w:rPr>
+              <w:t>0.4097</w:t>
+            </w:r>
+          </w:p>
+        </w:tc>
+        <w:tc>
+          <w:tcPr>
+            <w:tcW w:w="840" w:type="dxa"/>
+            <w:tcMar>
+              <w:top w:w="35" w:type="dxa"/>
+              <w:left w:w="35" w:type="dxa"/>
+              <w:bottom w:w="35" w:type="dxa"/>
+              <w:right w:w="35" w:type="dxa"/>
+            </w:tcMar>
+            <w:vAlign w:val="center"/>
+          </w:tcPr>
+          <w:p>
+            <w:pPr>
+              <w:ind w:firstLine="0"/>
+              <w:jc w:val="center"/>
+            </w:pPr>
+            <w:r>
+              <w:rPr>
+                <w:sz w:val="16"/>
+              </w:rPr>
+              <w:t>0.4804</w:t>
             </w:r>
           </w:p>
         </w:tc>
@@ -4881,79 +6602,79 @@
               <w:rPr>
                 <w:sz w:val="16"/>
               </w:rPr>
-              <w:t>—</w:t>
-            </w:r>
-          </w:p>
-        </w:tc>
-        <w:tc>
-          <w:tcPr>
-            <w:tcW w:w="840" w:type="dxa"/>
-            <w:tcMar>
-              <w:top w:w="35" w:type="dxa"/>
-              <w:left w:w="35" w:type="dxa"/>
-              <w:bottom w:w="35" w:type="dxa"/>
-              <w:right w:w="35" w:type="dxa"/>
-            </w:tcMar>
-            <w:vAlign w:val="center"/>
-          </w:tcPr>
-          <w:p>
-            <w:pPr>
-              <w:ind w:firstLine="0"/>
-              <w:jc w:val="center"/>
-            </w:pPr>
-            <w:r>
-              <w:rPr>
-                <w:sz w:val="16"/>
-              </w:rPr>
-              <w:t>—</w:t>
-            </w:r>
-          </w:p>
-        </w:tc>
-        <w:tc>
-          <w:tcPr>
-            <w:tcW w:w="840" w:type="dxa"/>
-            <w:tcMar>
-              <w:top w:w="35" w:type="dxa"/>
-              <w:left w:w="35" w:type="dxa"/>
-              <w:bottom w:w="35" w:type="dxa"/>
-              <w:right w:w="35" w:type="dxa"/>
-            </w:tcMar>
-            <w:vAlign w:val="center"/>
-          </w:tcPr>
-          <w:p>
-            <w:pPr>
-              <w:ind w:firstLine="0"/>
-              <w:jc w:val="center"/>
-            </w:pPr>
-            <w:r>
-              <w:rPr>
-                <w:sz w:val="16"/>
-              </w:rPr>
-              <w:t>—</w:t>
-            </w:r>
-          </w:p>
-        </w:tc>
-        <w:tc>
-          <w:tcPr>
-            <w:tcW w:w="840" w:type="dxa"/>
-            <w:tcMar>
-              <w:top w:w="35" w:type="dxa"/>
-              <w:left w:w="35" w:type="dxa"/>
-              <w:bottom w:w="35" w:type="dxa"/>
-              <w:right w:w="35" w:type="dxa"/>
-            </w:tcMar>
-            <w:vAlign w:val="center"/>
-          </w:tcPr>
-          <w:p>
-            <w:pPr>
-              <w:ind w:firstLine="0"/>
-              <w:jc w:val="center"/>
-            </w:pPr>
-            <w:r>
-              <w:rPr>
-                <w:sz w:val="16"/>
-              </w:rPr>
-              <w:t>—</w:t>
+              <w:t>3</w:t>
+            </w:r>
+          </w:p>
+        </w:tc>
+        <w:tc>
+          <w:tcPr>
+            <w:tcW w:w="840" w:type="dxa"/>
+            <w:tcMar>
+              <w:top w:w="35" w:type="dxa"/>
+              <w:left w:w="35" w:type="dxa"/>
+              <w:bottom w:w="35" w:type="dxa"/>
+              <w:right w:w="35" w:type="dxa"/>
+            </w:tcMar>
+            <w:vAlign w:val="center"/>
+          </w:tcPr>
+          <w:p>
+            <w:pPr>
+              <w:ind w:firstLine="0"/>
+              <w:jc w:val="center"/>
+            </w:pPr>
+            <w:r>
+              <w:rPr>
+                <w:sz w:val="16"/>
+              </w:rPr>
+              <w:t>0.4132</w:t>
+            </w:r>
+          </w:p>
+        </w:tc>
+        <w:tc>
+          <w:tcPr>
+            <w:tcW w:w="840" w:type="dxa"/>
+            <w:tcMar>
+              <w:top w:w="35" w:type="dxa"/>
+              <w:left w:w="35" w:type="dxa"/>
+              <w:bottom w:w="35" w:type="dxa"/>
+              <w:right w:w="35" w:type="dxa"/>
+            </w:tcMar>
+            <w:vAlign w:val="center"/>
+          </w:tcPr>
+          <w:p>
+            <w:pPr>
+              <w:ind w:firstLine="0"/>
+              <w:jc w:val="center"/>
+            </w:pPr>
+            <w:r>
+              <w:rPr>
+                <w:sz w:val="16"/>
+              </w:rPr>
+              <w:t>0.4156</w:t>
+            </w:r>
+          </w:p>
+        </w:tc>
+        <w:tc>
+          <w:tcPr>
+            <w:tcW w:w="840" w:type="dxa"/>
+            <w:tcMar>
+              <w:top w:w="35" w:type="dxa"/>
+              <w:left w:w="35" w:type="dxa"/>
+              <w:bottom w:w="35" w:type="dxa"/>
+              <w:right w:w="35" w:type="dxa"/>
+            </w:tcMar>
+            <w:vAlign w:val="center"/>
+          </w:tcPr>
+          <w:p>
+            <w:pPr>
+              <w:ind w:firstLine="0"/>
+              <w:jc w:val="center"/>
+            </w:pPr>
+            <w:r>
+              <w:rPr>
+                <w:sz w:val="16"/>
+              </w:rPr>
+              <w:t>0.4821</w:t>
             </w:r>
           </w:p>
         </w:tc>
@@ -5031,79 +6752,79 @@
               <w:rPr>
                 <w:sz w:val="16"/>
               </w:rPr>
-              <w:t>—</w:t>
-            </w:r>
-          </w:p>
-        </w:tc>
-        <w:tc>
-          <w:tcPr>
-            <w:tcW w:w="840" w:type="dxa"/>
-            <w:tcMar>
-              <w:top w:w="35" w:type="dxa"/>
-              <w:left w:w="35" w:type="dxa"/>
-              <w:bottom w:w="35" w:type="dxa"/>
-              <w:right w:w="35" w:type="dxa"/>
-            </w:tcMar>
-            <w:vAlign w:val="center"/>
-          </w:tcPr>
-          <w:p>
-            <w:pPr>
-              <w:ind w:firstLine="0"/>
-              <w:jc w:val="center"/>
-            </w:pPr>
-            <w:r>
-              <w:rPr>
-                <w:sz w:val="16"/>
-              </w:rPr>
-              <w:t>—</w:t>
-            </w:r>
-          </w:p>
-        </w:tc>
-        <w:tc>
-          <w:tcPr>
-            <w:tcW w:w="840" w:type="dxa"/>
-            <w:tcMar>
-              <w:top w:w="35" w:type="dxa"/>
-              <w:left w:w="35" w:type="dxa"/>
-              <w:bottom w:w="35" w:type="dxa"/>
-              <w:right w:w="35" w:type="dxa"/>
-            </w:tcMar>
-            <w:vAlign w:val="center"/>
-          </w:tcPr>
-          <w:p>
-            <w:pPr>
-              <w:ind w:firstLine="0"/>
-              <w:jc w:val="center"/>
-            </w:pPr>
-            <w:r>
-              <w:rPr>
-                <w:sz w:val="16"/>
-              </w:rPr>
-              <w:t>—</w:t>
-            </w:r>
-          </w:p>
-        </w:tc>
-        <w:tc>
-          <w:tcPr>
-            <w:tcW w:w="840" w:type="dxa"/>
-            <w:tcMar>
-              <w:top w:w="35" w:type="dxa"/>
-              <w:left w:w="35" w:type="dxa"/>
-              <w:bottom w:w="35" w:type="dxa"/>
-              <w:right w:w="35" w:type="dxa"/>
-            </w:tcMar>
-            <w:vAlign w:val="center"/>
-          </w:tcPr>
-          <w:p>
-            <w:pPr>
-              <w:ind w:firstLine="0"/>
-              <w:jc w:val="center"/>
-            </w:pPr>
-            <w:r>
-              <w:rPr>
-                <w:sz w:val="16"/>
-              </w:rPr>
-              <w:t>—</w:t>
+              <w:t>3</w:t>
+            </w:r>
+          </w:p>
+        </w:tc>
+        <w:tc>
+          <w:tcPr>
+            <w:tcW w:w="840" w:type="dxa"/>
+            <w:tcMar>
+              <w:top w:w="35" w:type="dxa"/>
+              <w:left w:w="35" w:type="dxa"/>
+              <w:bottom w:w="35" w:type="dxa"/>
+              <w:right w:w="35" w:type="dxa"/>
+            </w:tcMar>
+            <w:vAlign w:val="center"/>
+          </w:tcPr>
+          <w:p>
+            <w:pPr>
+              <w:ind w:firstLine="0"/>
+              <w:jc w:val="center"/>
+            </w:pPr>
+            <w:r>
+              <w:rPr>
+                <w:sz w:val="16"/>
+              </w:rPr>
+              <w:t>0.4042</w:t>
+            </w:r>
+          </w:p>
+        </w:tc>
+        <w:tc>
+          <w:tcPr>
+            <w:tcW w:w="840" w:type="dxa"/>
+            <w:tcMar>
+              <w:top w:w="35" w:type="dxa"/>
+              <w:left w:w="35" w:type="dxa"/>
+              <w:bottom w:w="35" w:type="dxa"/>
+              <w:right w:w="35" w:type="dxa"/>
+            </w:tcMar>
+            <w:vAlign w:val="center"/>
+          </w:tcPr>
+          <w:p>
+            <w:pPr>
+              <w:ind w:firstLine="0"/>
+              <w:jc w:val="center"/>
+            </w:pPr>
+            <w:r>
+              <w:rPr>
+                <w:sz w:val="16"/>
+              </w:rPr>
+              <w:t>0.4093</w:t>
+            </w:r>
+          </w:p>
+        </w:tc>
+        <w:tc>
+          <w:tcPr>
+            <w:tcW w:w="840" w:type="dxa"/>
+            <w:tcMar>
+              <w:top w:w="35" w:type="dxa"/>
+              <w:left w:w="35" w:type="dxa"/>
+              <w:bottom w:w="35" w:type="dxa"/>
+              <w:right w:w="35" w:type="dxa"/>
+            </w:tcMar>
+            <w:vAlign w:val="center"/>
+          </w:tcPr>
+          <w:p>
+            <w:pPr>
+              <w:ind w:firstLine="0"/>
+              <w:jc w:val="center"/>
+            </w:pPr>
+            <w:r>
+              <w:rPr>
+                <w:sz w:val="16"/>
+              </w:rPr>
+              <w:t>0.4974</w:t>
             </w:r>
           </w:p>
         </w:tc>
@@ -5111,29 +6832,10 @@
     </w:tbl>
     <w:p>
       <w:r>
-        <w:t xml:space="preserve">Epoch chọn bằng validation @0,5 của chính seed. Bảy metrics từng seed/split/ngưỡng nằm trong </w:t>
+        <w:t xml:space="preserve">Epoch chọn bằng validation @0,5 của chính seed. Bảy metrics từng seed/split/ngưỡng nằm trong reports/project_results/all_runs.csv; mean_std.csv giữ toàn bộ nhóm, </w:t>
       </w:r>
       <w:r>
-        <w:t>reports/project_results/all_runs.csv; mean_std.csv giữ toàn bộ nhóm, không chỉ bảng rút gọn.</w:t>
-      </w:r>
-    </w:p>
-    <w:p>
-      <w:r>
-        <w:rPr>
-          <w:b/>
-        </w:rPr>
-        <w:t>B pilot, ngoài bảng benchmark:</w:t>
-      </w:r>
-      <w:r>
-        <w:t xml:space="preserve"> mới đo 8 câu, Macro-F1 0.0721, Micro-F1 0.0781, Hamming 0.5268. Số này chỉ kiểm pipeline; không dùng để kết luận B tốt/kém hơn các hàng full.</w:t>
-      </w:r>
-    </w:p>
-    <w:p>
-      <w:r>
-        <w:t xml:space="preserve">Các phần chưa đủ trong summary: A test; B full validation + frozen protocol; C bert seed 42 frozen thresholds; C bert seed 42 test; C bert seed 123 frozen thresholds; C bert seed 123 test; C bert seed 2026 full; C roberta seed 42 full; C </w:t>
-      </w:r>
-      <w:r>
-        <w:t>roberta seed 123 full; C roberta seed 2026 full; C distilbert seed 42 full; C distilbert seed 123 full; C distilbert seed 2026 full; D selected_model from 3 architectures × 3 seeds.</w:t>
+        <w:t>không chỉ bảng rút gọn.</w:t>
       </w:r>
     </w:p>
     <w:p>
@@ -5161,7 +6863,7 @@
           <w:b/>
           <w:sz w:val="16"/>
         </w:rPr>
-        <w:t>BẢNG VI. NĂM NHÃN HIẾM TRƯỚC/SAU — VALIDATION CÓ CALIBRATION.</w:t>
+        <w:t>BẢNG VI. NĂM NHÃN HIẾM TRƯỚC/SAU — TEST.</w:t>
       </w:r>
     </w:p>
     <w:tbl>
@@ -5467,7 +7169,7 @@
               <w:rPr>
                 <w:sz w:val="16"/>
               </w:rPr>
-              <w:t>13</w:t>
+              <w:t>6</w:t>
             </w:r>
           </w:p>
         </w:tc>
@@ -5515,7 +7217,7 @@
               <w:rPr>
                 <w:sz w:val="16"/>
               </w:rPr>
-              <w:t>0.4375</w:t>
+              <w:t>0.4615</w:t>
             </w:r>
           </w:p>
         </w:tc>
@@ -5539,7 +7241,7 @@
               <w:rPr>
                 <w:sz w:val="16"/>
               </w:rPr>
-              <w:t>+0.4375</w:t>
+              <w:t>+0.4615</w:t>
             </w:r>
           </w:p>
         </w:tc>
@@ -5641,7 +7343,7 @@
               <w:rPr>
                 <w:sz w:val="16"/>
               </w:rPr>
-              <w:t>—</w:t>
+              <w:t>6</w:t>
             </w:r>
           </w:p>
         </w:tc>
@@ -5665,7 +7367,7 @@
               <w:rPr>
                 <w:sz w:val="16"/>
               </w:rPr>
-              <w:t>—</w:t>
+              <w:t>0.0000 ± 0.0000</w:t>
             </w:r>
           </w:p>
         </w:tc>
@@ -5689,7 +7391,7 @@
               <w:rPr>
                 <w:sz w:val="16"/>
               </w:rPr>
-              <w:t>—</w:t>
+              <w:t>0.0444 ± 0.0770</w:t>
             </w:r>
           </w:p>
         </w:tc>
@@ -5713,7 +7415,7 @@
               <w:rPr>
                 <w:sz w:val="16"/>
               </w:rPr>
-              <w:t>—</w:t>
+              <w:t>+0.0444</w:t>
             </w:r>
           </w:p>
         </w:tc>
@@ -5815,7 +7517,7 @@
               <w:rPr>
                 <w:sz w:val="16"/>
               </w:rPr>
-              <w:t>—</w:t>
+              <w:t>6</w:t>
             </w:r>
           </w:p>
         </w:tc>
@@ -5839,7 +7541,7 @@
               <w:rPr>
                 <w:sz w:val="16"/>
               </w:rPr>
-              <w:t>—</w:t>
+              <w:t>0.0000 ± 0.0000</w:t>
             </w:r>
           </w:p>
         </w:tc>
@@ -5863,7 +7565,7 @@
               <w:rPr>
                 <w:sz w:val="16"/>
               </w:rPr>
-              <w:t>—</w:t>
+              <w:t>0.0000 ± 0.0000</w:t>
             </w:r>
           </w:p>
         </w:tc>
@@ -5887,7 +7589,7 @@
               <w:rPr>
                 <w:sz w:val="16"/>
               </w:rPr>
-              <w:t>—</w:t>
+              <w:t>+0.0000</w:t>
             </w:r>
           </w:p>
         </w:tc>
@@ -5989,7 +7691,7 @@
               <w:rPr>
                 <w:sz w:val="16"/>
               </w:rPr>
-              <w:t>—</w:t>
+              <w:t>6</w:t>
             </w:r>
           </w:p>
         </w:tc>
@@ -6013,7 +7715,7 @@
               <w:rPr>
                 <w:sz w:val="16"/>
               </w:rPr>
-              <w:t>—</w:t>
+              <w:t>0.0000 ± 0.0000</w:t>
             </w:r>
           </w:p>
         </w:tc>
@@ -6037,7 +7739,7 @@
               <w:rPr>
                 <w:sz w:val="16"/>
               </w:rPr>
-              <w:t>—</w:t>
+              <w:t>0.0000 ± 0.0000</w:t>
             </w:r>
           </w:p>
         </w:tc>
@@ -6061,7 +7763,7 @@
               <w:rPr>
                 <w:sz w:val="16"/>
               </w:rPr>
-              <w:t>—</w:t>
+              <w:t>+0.0000</w:t>
             </w:r>
           </w:p>
         </w:tc>
@@ -6163,7 +7865,7 @@
               <w:rPr>
                 <w:sz w:val="16"/>
               </w:rPr>
-              <w:t>15</w:t>
+              <w:t>16</w:t>
             </w:r>
           </w:p>
         </w:tc>
@@ -6211,7 +7913,7 @@
               <w:rPr>
                 <w:sz w:val="16"/>
               </w:rPr>
-              <w:t>0.6087</w:t>
+              <w:t>0.4167</w:t>
             </w:r>
           </w:p>
         </w:tc>
@@ -6235,7 +7937,7 @@
               <w:rPr>
                 <w:sz w:val="16"/>
               </w:rPr>
-              <w:t>+0.6087</w:t>
+              <w:t>+0.4167</w:t>
             </w:r>
           </w:p>
         </w:tc>
@@ -6337,7 +8039,7 @@
               <w:rPr>
                 <w:sz w:val="16"/>
               </w:rPr>
-              <w:t>—</w:t>
+              <w:t>16</w:t>
             </w:r>
           </w:p>
         </w:tc>
@@ -6361,7 +8063,7 @@
               <w:rPr>
                 <w:sz w:val="16"/>
               </w:rPr>
-              <w:t>—</w:t>
+              <w:t>0.1133 ± 0.1112</w:t>
             </w:r>
           </w:p>
         </w:tc>
@@ -6385,7 +8087,7 @@
               <w:rPr>
                 <w:sz w:val="16"/>
               </w:rPr>
-              <w:t>—</w:t>
+              <w:t>0.4713 ± 0.0445</w:t>
             </w:r>
           </w:p>
         </w:tc>
@@ -6409,7 +8111,7 @@
               <w:rPr>
                 <w:sz w:val="16"/>
               </w:rPr>
-              <w:t>—</w:t>
+              <w:t>+0.3580</w:t>
             </w:r>
           </w:p>
         </w:tc>
@@ -6511,7 +8213,7 @@
               <w:rPr>
                 <w:sz w:val="16"/>
               </w:rPr>
-              <w:t>—</w:t>
+              <w:t>16</w:t>
             </w:r>
           </w:p>
         </w:tc>
@@ -6535,7 +8237,7 @@
               <w:rPr>
                 <w:sz w:val="16"/>
               </w:rPr>
-              <w:t>—</w:t>
+              <w:t>0.0000 ± 0.0000</w:t>
             </w:r>
           </w:p>
         </w:tc>
@@ -6559,7 +8261,7 @@
               <w:rPr>
                 <w:sz w:val="16"/>
               </w:rPr>
-              <w:t>—</w:t>
+              <w:t>0.4458 ± 0.0710</w:t>
             </w:r>
           </w:p>
         </w:tc>
@@ -6583,7 +8285,7 @@
               <w:rPr>
                 <w:sz w:val="16"/>
               </w:rPr>
-              <w:t>—</w:t>
+              <w:t>+0.4458</w:t>
             </w:r>
           </w:p>
         </w:tc>
@@ -6685,7 +8387,7 @@
               <w:rPr>
                 <w:sz w:val="16"/>
               </w:rPr>
-              <w:t>—</w:t>
+              <w:t>16</w:t>
             </w:r>
           </w:p>
         </w:tc>
@@ -6709,7 +8411,7 @@
               <w:rPr>
                 <w:sz w:val="16"/>
               </w:rPr>
-              <w:t>—</w:t>
+              <w:t>0.0000 ± 0.0000</w:t>
             </w:r>
           </w:p>
         </w:tc>
@@ -6733,7 +8435,7 @@
               <w:rPr>
                 <w:sz w:val="16"/>
               </w:rPr>
-              <w:t>—</w:t>
+              <w:t>0.1000 ± 0.1732</w:t>
             </w:r>
           </w:p>
         </w:tc>
@@ -6757,7 +8459,7 @@
               <w:rPr>
                 <w:sz w:val="16"/>
               </w:rPr>
-              <w:t>—</w:t>
+              <w:t>+0.1000</w:t>
             </w:r>
           </w:p>
         </w:tc>
@@ -6859,7 +8561,7 @@
               <w:rPr>
                 <w:sz w:val="16"/>
               </w:rPr>
-              <w:t>18</w:t>
+              <w:t>11</w:t>
             </w:r>
           </w:p>
         </w:tc>
@@ -6907,7 +8609,7 @@
               <w:rPr>
                 <w:sz w:val="16"/>
               </w:rPr>
-              <w:t>0.1739</w:t>
+              <w:t>0.1176</w:t>
             </w:r>
           </w:p>
         </w:tc>
@@ -6931,7 +8633,7 @@
               <w:rPr>
                 <w:sz w:val="16"/>
               </w:rPr>
-              <w:t>+0.1739</w:t>
+              <w:t>+0.1176</w:t>
             </w:r>
           </w:p>
         </w:tc>
@@ -7033,7 +8735,7 @@
               <w:rPr>
                 <w:sz w:val="16"/>
               </w:rPr>
-              <w:t>—</w:t>
+              <w:t>11</w:t>
             </w:r>
           </w:p>
         </w:tc>
@@ -7057,7 +8759,7 @@
               <w:rPr>
                 <w:sz w:val="16"/>
               </w:rPr>
-              <w:t>—</w:t>
+              <w:t>0.0000 ± 0.0000</w:t>
             </w:r>
           </w:p>
         </w:tc>
@@ -7081,7 +8783,13 @@
               <w:rPr>
                 <w:sz w:val="16"/>
               </w:rPr>
-              <w:t>—</w:t>
+              <w:t xml:space="preserve">0.2356 ± </w:t>
+            </w:r>
+            <w:r>
+              <w:rPr>
+                <w:sz w:val="16"/>
+              </w:rPr>
+              <w:t>0.1042</w:t>
             </w:r>
           </w:p>
         </w:tc>
@@ -7105,7 +8813,7 @@
               <w:rPr>
                 <w:sz w:val="16"/>
               </w:rPr>
-              <w:t>—</w:t>
+              <w:t>+0.2356</w:t>
             </w:r>
           </w:p>
         </w:tc>
@@ -7207,7 +8915,7 @@
               <w:rPr>
                 <w:sz w:val="16"/>
               </w:rPr>
-              <w:t>—</w:t>
+              <w:t>11</w:t>
             </w:r>
           </w:p>
         </w:tc>
@@ -7231,7 +8939,7 @@
               <w:rPr>
                 <w:sz w:val="16"/>
               </w:rPr>
-              <w:t>—</w:t>
+              <w:t>0.0000 ± 0.0000</w:t>
             </w:r>
           </w:p>
         </w:tc>
@@ -7255,7 +8963,7 @@
               <w:rPr>
                 <w:sz w:val="16"/>
               </w:rPr>
-              <w:t>—</w:t>
+              <w:t>0.0417 ± 0.0722</w:t>
             </w:r>
           </w:p>
         </w:tc>
@@ -7279,7 +8987,7 @@
               <w:rPr>
                 <w:sz w:val="16"/>
               </w:rPr>
-              <w:t>—</w:t>
+              <w:t>+0.0417</w:t>
             </w:r>
           </w:p>
         </w:tc>
@@ -7381,7 +9089,7 @@
               <w:rPr>
                 <w:sz w:val="16"/>
               </w:rPr>
-              <w:t>—</w:t>
+              <w:t>11</w:t>
             </w:r>
           </w:p>
         </w:tc>
@@ -7405,7 +9113,7 @@
               <w:rPr>
                 <w:sz w:val="16"/>
               </w:rPr>
-              <w:t>—</w:t>
+              <w:t>0.0000 ± 0.0000</w:t>
             </w:r>
           </w:p>
         </w:tc>
@@ -7429,7 +9137,7 @@
               <w:rPr>
                 <w:sz w:val="16"/>
               </w:rPr>
-              <w:t>—</w:t>
+              <w:t>0.0800 ± 0.1386</w:t>
             </w:r>
           </w:p>
         </w:tc>
@@ -7453,7 +9161,7 @@
               <w:rPr>
                 <w:sz w:val="16"/>
               </w:rPr>
-              <w:t>—</w:t>
+              <w:t>+0.0800</w:t>
             </w:r>
           </w:p>
         </w:tc>
@@ -7555,7 +9263,7 @@
               <w:rPr>
                 <w:sz w:val="16"/>
               </w:rPr>
-              <w:t>21</w:t>
+              <w:t>23</w:t>
             </w:r>
           </w:p>
         </w:tc>
@@ -7603,7 +9311,7 @@
               <w:rPr>
                 <w:sz w:val="16"/>
               </w:rPr>
-              <w:t>0.3125</w:t>
+              <w:t>0.1714</w:t>
             </w:r>
           </w:p>
         </w:tc>
@@ -7627,7 +9335,7 @@
               <w:rPr>
                 <w:sz w:val="16"/>
               </w:rPr>
-              <w:t>+0.3125</w:t>
+              <w:t>+0.1714</w:t>
             </w:r>
           </w:p>
         </w:tc>
@@ -7657,6 +9365,7 @@
               <w:rPr>
                 <w:sz w:val="16"/>
               </w:rPr>
+              <w:lastRenderedPageBreak/>
               <w:t>nervousness</w:t>
             </w:r>
           </w:p>
@@ -7729,7 +9438,7 @@
               <w:rPr>
                 <w:sz w:val="16"/>
               </w:rPr>
-              <w:t>—</w:t>
+              <w:t>23</w:t>
             </w:r>
           </w:p>
         </w:tc>
@@ -7753,7 +9462,7 @@
               <w:rPr>
                 <w:sz w:val="16"/>
               </w:rPr>
-              <w:t>—</w:t>
+              <w:t>0.3318 ± 0.0503</w:t>
             </w:r>
           </w:p>
         </w:tc>
@@ -7777,7 +9486,7 @@
               <w:rPr>
                 <w:sz w:val="16"/>
               </w:rPr>
-              <w:t>—</w:t>
+              <w:t>0.3457 ± 0.0408</w:t>
             </w:r>
           </w:p>
         </w:tc>
@@ -7801,7 +9510,7 @@
               <w:rPr>
                 <w:sz w:val="16"/>
               </w:rPr>
-              <w:t>—</w:t>
+              <w:t>+0.0139</w:t>
             </w:r>
           </w:p>
         </w:tc>
@@ -7903,7 +9612,7 @@
               <w:rPr>
                 <w:sz w:val="16"/>
               </w:rPr>
-              <w:t>—</w:t>
+              <w:t>23</w:t>
             </w:r>
           </w:p>
         </w:tc>
@@ -7927,7 +9636,7 @@
               <w:rPr>
                 <w:sz w:val="16"/>
               </w:rPr>
-              <w:t>—</w:t>
+              <w:t>0.0000 ± 0.0000</w:t>
             </w:r>
           </w:p>
         </w:tc>
@@ -7951,7 +9660,7 @@
               <w:rPr>
                 <w:sz w:val="16"/>
               </w:rPr>
-              <w:t>—</w:t>
+              <w:t>0.3316 ± 0.1238</w:t>
             </w:r>
           </w:p>
         </w:tc>
@@ -7975,7 +9684,7 @@
               <w:rPr>
                 <w:sz w:val="16"/>
               </w:rPr>
-              <w:t>—</w:t>
+              <w:t>+0.3316</w:t>
             </w:r>
           </w:p>
         </w:tc>
@@ -8077,7 +9786,7 @@
               <w:rPr>
                 <w:sz w:val="16"/>
               </w:rPr>
-              <w:t>—</w:t>
+              <w:t>23</w:t>
             </w:r>
           </w:p>
         </w:tc>
@@ -8101,7 +9810,7 @@
               <w:rPr>
                 <w:sz w:val="16"/>
               </w:rPr>
-              <w:t>—</w:t>
+              <w:t>0.0000 ± 0.0000</w:t>
             </w:r>
           </w:p>
         </w:tc>
@@ -8125,7 +9834,7 @@
               <w:rPr>
                 <w:sz w:val="16"/>
               </w:rPr>
-              <w:t>—</w:t>
+              <w:t>0.3078 ± 0.0443</w:t>
             </w:r>
           </w:p>
         </w:tc>
@@ -8149,7 +9858,7 @@
               <w:rPr>
                 <w:sz w:val="16"/>
               </w:rPr>
-              <w:t>—</w:t>
+              <w:t>+0.3078</w:t>
             </w:r>
           </w:p>
         </w:tc>
@@ -8251,7 +9960,7 @@
               <w:rPr>
                 <w:sz w:val="16"/>
               </w:rPr>
-              <w:t>35</w:t>
+              <w:t>37</w:t>
             </w:r>
           </w:p>
         </w:tc>
@@ -8275,7 +9984,7 @@
               <w:rPr>
                 <w:sz w:val="16"/>
               </w:rPr>
-              <w:t>0.1081</w:t>
+              <w:t>0.0000</w:t>
             </w:r>
           </w:p>
         </w:tc>
@@ -8299,7 +10008,7 @@
               <w:rPr>
                 <w:sz w:val="16"/>
               </w:rPr>
-              <w:t>0.5507</w:t>
+              <w:t>0.2778</w:t>
             </w:r>
           </w:p>
         </w:tc>
@@ -8323,7 +10032,7 @@
               <w:rPr>
                 <w:sz w:val="16"/>
               </w:rPr>
-              <w:t>+0.4426</w:t>
+              <w:t>+0.2778</w:t>
             </w:r>
           </w:p>
         </w:tc>
@@ -8425,7 +10134,7 @@
               <w:rPr>
                 <w:sz w:val="16"/>
               </w:rPr>
-              <w:t>—</w:t>
+              <w:t>37</w:t>
             </w:r>
           </w:p>
         </w:tc>
@@ -8449,7 +10158,7 @@
               <w:rPr>
                 <w:sz w:val="16"/>
               </w:rPr>
-              <w:t>—</w:t>
+              <w:t>0.5089 ± 0.0175</w:t>
             </w:r>
           </w:p>
         </w:tc>
@@ -8473,7 +10182,7 @@
               <w:rPr>
                 <w:sz w:val="16"/>
               </w:rPr>
-              <w:t>—</w:t>
+              <w:t>0.4831 ± 0.0536</w:t>
             </w:r>
           </w:p>
         </w:tc>
@@ -8497,7 +10206,7 @@
               <w:rPr>
                 <w:sz w:val="16"/>
               </w:rPr>
-              <w:t>—</w:t>
+              <w:t>-0.0257</w:t>
             </w:r>
           </w:p>
         </w:tc>
@@ -8599,7 +10308,7 @@
               <w:rPr>
                 <w:sz w:val="16"/>
               </w:rPr>
-              <w:t>—</w:t>
+              <w:t>37</w:t>
             </w:r>
           </w:p>
         </w:tc>
@@ -8623,7 +10332,7 @@
               <w:rPr>
                 <w:sz w:val="16"/>
               </w:rPr>
-              <w:t>—</w:t>
+              <w:t>0.1297 ± 0.0258</w:t>
             </w:r>
           </w:p>
         </w:tc>
@@ -8647,7 +10356,7 @@
               <w:rPr>
                 <w:sz w:val="16"/>
               </w:rPr>
-              <w:t>—</w:t>
+              <w:t>0.3730 ± 0.0700</w:t>
             </w:r>
           </w:p>
         </w:tc>
@@ -8671,7 +10380,7 @@
               <w:rPr>
                 <w:sz w:val="16"/>
               </w:rPr>
-              <w:t>—</w:t>
+              <w:t>+0.2432</w:t>
             </w:r>
           </w:p>
         </w:tc>
@@ -8773,7 +10482,7 @@
               <w:rPr>
                 <w:sz w:val="16"/>
               </w:rPr>
-              <w:t>—</w:t>
+              <w:t>37</w:t>
             </w:r>
           </w:p>
         </w:tc>
@@ -8797,7 +10506,7 @@
               <w:rPr>
                 <w:sz w:val="16"/>
               </w:rPr>
-              <w:t>—</w:t>
+              <w:t>0.1222 ± 0.1347</w:t>
             </w:r>
           </w:p>
         </w:tc>
@@ -8821,7 +10530,7 @@
               <w:rPr>
                 <w:sz w:val="16"/>
               </w:rPr>
-              <w:t>—</w:t>
+              <w:t>0.4461 ± 0.0268</w:t>
             </w:r>
           </w:p>
         </w:tc>
@@ -8845,7 +10554,7 @@
               <w:rPr>
                 <w:sz w:val="16"/>
               </w:rPr>
-              <w:t>—</w:t>
+              <w:t>+0.3238</w:t>
             </w:r>
           </w:p>
         </w:tc>
@@ -8853,24 +10562,25 @@
     </w:tbl>
     <w:p>
       <w:r>
-        <w:t xml:space="preserve">Train+/Eval+ là support dương trong train/split đánh giá. A: standard fixed→balanced tuned, một run; C: fixed→tuned cùng checkpoint/seed, đủ ba seed mới có mean±std. Δ là trung bình chênh lệch cặp seed; mọi tăng/giảm và std </w:t>
+        <w:t xml:space="preserve">Train+/Eval+ là support dương trong train/split đánh giá. A: standard fixed→balanced tuned, một run; C: fixed→tuned cùng </w:t>
       </w:r>
       <w:r>
-        <w:t>của Δ được giữ trong rare_before_after.csv. Ô — là thiếu/chưa đủ dữ liệu.</w:t>
+        <w:t>checkpoint/seed, đủ ba seed mới có mean±std. Δ là trung bình chênh lệch cặp seed; mọi tăng/giảm và std của Δ được giữ trong rare_before_after.csv. Ô — là thiếu/chưa đủ dữ liệu.</w:t>
       </w:r>
     </w:p>
     <w:p>
       <w:r>
-        <w:t>Bảng hiện tại dùng validation đã hiệu chỉnh ngưỡng; test trước/sau chưa đủ. Không gọi các mức tăng này là cải thiện test hay chứng cứ triển khai thực tế.</w:t>
+        <w:t>Các cặp F1 vẫn bằng 0 trên test: C2/grief; C3/grief. Hạ ngưỡng không bảo đảm tạo được dự đoán đúng cho mọi nhãn hiếm.</w:t>
       </w:r>
     </w:p>
     <w:p>
       <w:r>
-        <w:t xml:space="preserve">Khi đối chiếu standard fixed với balanced tuned của A, cả class weighting và luật ngưỡng đều thay đổi. Mức tăng tổng hợp không được quy toàn bộ cho một yếu tố. Hàng standard tuned và balanced fixed giúp đọc riêng từng tác động. Với C, so sánh fixed→tuned trên cùng seed/checkpoint rồi báo </w:t>
+        <w:t>Các cặp giảm F1 trên test: C1/embarrassment -0.0257 ± 0.0370. Support nhỏ khiến một vài TP/FP/FN có ảnh hưởng lớn; không kết luận mọi nhãn đều cải thiện.</w:t>
       </w:r>
+    </w:p>
+    <w:p>
       <w:r>
-        <w:lastRenderedPageBreak/>
-        <w:t>mean±std giữa ba seed. Báo đủ mọi nhãn đã xác định từ train, kể cả nhãn giảm, và giữ support để diễn giải biến động. Việc không tăng F1 ở một nhãn hiếm vẫn là kết quả đáng báo cáo.</w:t>
+        <w:t>Khi đối chiếu standard fixed với balanced tuned của A, cả class weighting và luật ngưỡng đều thay đổi. Mức tăng tổng hợp không được quy toàn bộ cho một yếu tố. Hàng standard tuned và balanced fixed giúp đọc riêng từng tác động. Với C, so sánh fixed→tuned trên cùng seed/checkpoint rồi báo mean±std giữa ba seed. Báo đủ mọi nhãn đã xác định từ train, kể cả nhãn giảm, và giữ support để diễn giải biến động. Việc không tăng F1 ở một nhãn hiếm vẫn là kết quả đáng báo cáo.</w:t>
       </w:r>
     </w:p>
     <w:p>
@@ -8893,14 +10603,1676 @@
       </w:r>
     </w:p>
     <w:p>
+      <w:pPr>
+        <w:keepNext/>
+        <w:spacing w:before="120" w:after="60"/>
+        <w:ind w:firstLine="0"/>
+        <w:jc w:val="center"/>
+      </w:pPr>
+      <w:r>
+        <w:rPr>
+          <w:b/>
+          <w:sz w:val="16"/>
+        </w:rPr>
+        <w:t>BẢNG VII. BA NHÓM LỖI C TRÊN CÙNG TEST, NGƯỠNG 0,5.</w:t>
+      </w:r>
+    </w:p>
+    <w:tbl>
+      <w:tblPr>
+        <w:tblStyle w:val="TableGrid"/>
+        <w:tblW w:w="0" w:type="auto"/>
+        <w:jc w:val="center"/>
+        <w:tblLayout w:type="fixed"/>
+        <w:tblLook w:val="04A0" w:firstRow="1" w:lastRow="0" w:firstColumn="1" w:lastColumn="0" w:noHBand="0" w:noVBand="1"/>
+      </w:tblPr>
+      <w:tblGrid>
+        <w:gridCol w:w="840"/>
+        <w:gridCol w:w="840"/>
+        <w:gridCol w:w="840"/>
+        <w:gridCol w:w="840"/>
+        <w:gridCol w:w="840"/>
+        <w:gridCol w:w="840"/>
+      </w:tblGrid>
+      <w:tr>
+        <w:trPr>
+          <w:cantSplit/>
+          <w:tblHeader/>
+          <w:jc w:val="center"/>
+        </w:trPr>
+        <w:tc>
+          <w:tcPr>
+            <w:tcW w:w="840" w:type="dxa"/>
+            <w:tcMar>
+              <w:top w:w="35" w:type="dxa"/>
+              <w:left w:w="35" w:type="dxa"/>
+              <w:bottom w:w="35" w:type="dxa"/>
+              <w:right w:w="35" w:type="dxa"/>
+            </w:tcMar>
+            <w:vAlign w:val="center"/>
+          </w:tcPr>
+          <w:p>
+            <w:pPr>
+              <w:keepNext/>
+              <w:ind w:firstLine="0"/>
+              <w:jc w:val="center"/>
+            </w:pPr>
+            <w:r>
+              <w:rPr>
+                <w:b/>
+                <w:sz w:val="16"/>
+              </w:rPr>
+              <w:t>C</w:t>
+            </w:r>
+          </w:p>
+        </w:tc>
+        <w:tc>
+          <w:tcPr>
+            <w:tcW w:w="840" w:type="dxa"/>
+            <w:tcMar>
+              <w:top w:w="35" w:type="dxa"/>
+              <w:left w:w="35" w:type="dxa"/>
+              <w:bottom w:w="35" w:type="dxa"/>
+              <w:right w:w="35" w:type="dxa"/>
+            </w:tcMar>
+            <w:vAlign w:val="center"/>
+          </w:tcPr>
+          <w:p>
+            <w:pPr>
+              <w:keepNext/>
+              <w:ind w:firstLine="0"/>
+              <w:jc w:val="center"/>
+            </w:pPr>
+            <w:r>
+              <w:rPr>
+                <w:b/>
+                <w:sz w:val="16"/>
+              </w:rPr>
+              <w:t>Seed</w:t>
+            </w:r>
+          </w:p>
+        </w:tc>
+        <w:tc>
+          <w:tcPr>
+            <w:tcW w:w="840" w:type="dxa"/>
+            <w:tcMar>
+              <w:top w:w="35" w:type="dxa"/>
+              <w:left w:w="35" w:type="dxa"/>
+              <w:bottom w:w="35" w:type="dxa"/>
+              <w:right w:w="35" w:type="dxa"/>
+            </w:tcMar>
+            <w:vAlign w:val="center"/>
+          </w:tcPr>
+          <w:p>
+            <w:pPr>
+              <w:keepNext/>
+              <w:ind w:firstLine="0"/>
+              <w:jc w:val="center"/>
+            </w:pPr>
+            <w:r>
+              <w:rPr>
+                <w:b/>
+                <w:sz w:val="16"/>
+              </w:rPr>
+              <w:t>Nhóm</w:t>
+            </w:r>
+          </w:p>
+        </w:tc>
+        <w:tc>
+          <w:tcPr>
+            <w:tcW w:w="840" w:type="dxa"/>
+            <w:tcMar>
+              <w:top w:w="35" w:type="dxa"/>
+              <w:left w:w="35" w:type="dxa"/>
+              <w:bottom w:w="35" w:type="dxa"/>
+              <w:right w:w="35" w:type="dxa"/>
+            </w:tcMar>
+            <w:vAlign w:val="center"/>
+          </w:tcPr>
+          <w:p>
+            <w:pPr>
+              <w:keepNext/>
+              <w:ind w:firstLine="0"/>
+              <w:jc w:val="center"/>
+            </w:pPr>
+            <w:r>
+              <w:rPr>
+                <w:b/>
+                <w:sz w:val="16"/>
+              </w:rPr>
+              <w:t>Lỗi</w:t>
+            </w:r>
+          </w:p>
+        </w:tc>
+        <w:tc>
+          <w:tcPr>
+            <w:tcW w:w="840" w:type="dxa"/>
+            <w:tcMar>
+              <w:top w:w="35" w:type="dxa"/>
+              <w:left w:w="35" w:type="dxa"/>
+              <w:bottom w:w="35" w:type="dxa"/>
+              <w:right w:w="35" w:type="dxa"/>
+            </w:tcMar>
+            <w:vAlign w:val="center"/>
+          </w:tcPr>
+          <w:p>
+            <w:pPr>
+              <w:keepNext/>
+              <w:ind w:firstLine="0"/>
+              <w:jc w:val="center"/>
+            </w:pPr>
+            <w:r>
+              <w:rPr>
+                <w:b/>
+                <w:sz w:val="16"/>
+              </w:rPr>
+              <w:t>Đủ điều kiện</w:t>
+            </w:r>
+          </w:p>
+        </w:tc>
+        <w:tc>
+          <w:tcPr>
+            <w:tcW w:w="840" w:type="dxa"/>
+            <w:tcMar>
+              <w:top w:w="35" w:type="dxa"/>
+              <w:left w:w="35" w:type="dxa"/>
+              <w:bottom w:w="35" w:type="dxa"/>
+              <w:right w:w="35" w:type="dxa"/>
+            </w:tcMar>
+            <w:vAlign w:val="center"/>
+          </w:tcPr>
+          <w:p>
+            <w:pPr>
+              <w:keepNext/>
+              <w:ind w:firstLine="0"/>
+              <w:jc w:val="center"/>
+            </w:pPr>
+            <w:r>
+              <w:rPr>
+                <w:b/>
+                <w:sz w:val="16"/>
+              </w:rPr>
+              <w:t>Tỷ lệ</w:t>
+            </w:r>
+          </w:p>
+        </w:tc>
+      </w:tr>
+      <w:tr>
+        <w:trPr>
+          <w:cantSplit/>
+          <w:jc w:val="center"/>
+        </w:trPr>
+        <w:tc>
+          <w:tcPr>
+            <w:tcW w:w="840" w:type="dxa"/>
+            <w:tcMar>
+              <w:top w:w="35" w:type="dxa"/>
+              <w:left w:w="35" w:type="dxa"/>
+              <w:bottom w:w="35" w:type="dxa"/>
+              <w:right w:w="35" w:type="dxa"/>
+            </w:tcMar>
+            <w:vAlign w:val="center"/>
+          </w:tcPr>
+          <w:p>
+            <w:pPr>
+              <w:ind w:firstLine="0"/>
+              <w:jc w:val="center"/>
+            </w:pPr>
+            <w:r>
+              <w:rPr>
+                <w:sz w:val="16"/>
+              </w:rPr>
+              <w:t>C1</w:t>
+            </w:r>
+          </w:p>
+        </w:tc>
+        <w:tc>
+          <w:tcPr>
+            <w:tcW w:w="840" w:type="dxa"/>
+            <w:tcMar>
+              <w:top w:w="35" w:type="dxa"/>
+              <w:left w:w="35" w:type="dxa"/>
+              <w:bottom w:w="35" w:type="dxa"/>
+              <w:right w:w="35" w:type="dxa"/>
+            </w:tcMar>
+            <w:vAlign w:val="center"/>
+          </w:tcPr>
+          <w:p>
+            <w:pPr>
+              <w:ind w:firstLine="0"/>
+              <w:jc w:val="center"/>
+            </w:pPr>
+            <w:r>
+              <w:rPr>
+                <w:sz w:val="16"/>
+              </w:rPr>
+              <w:t>123</w:t>
+            </w:r>
+          </w:p>
+        </w:tc>
+        <w:tc>
+          <w:tcPr>
+            <w:tcW w:w="840" w:type="dxa"/>
+            <w:tcMar>
+              <w:top w:w="35" w:type="dxa"/>
+              <w:left w:w="35" w:type="dxa"/>
+              <w:bottom w:w="35" w:type="dxa"/>
+              <w:right w:w="35" w:type="dxa"/>
+            </w:tcMar>
+            <w:vAlign w:val="center"/>
+          </w:tcPr>
+          <w:p>
+            <w:pPr>
+              <w:ind w:firstLine="0"/>
+              <w:jc w:val="center"/>
+            </w:pPr>
+            <w:r>
+              <w:rPr>
+                <w:sz w:val="16"/>
+              </w:rPr>
+              <w:t>Thiếu nhãn</w:t>
+            </w:r>
+          </w:p>
+        </w:tc>
+        <w:tc>
+          <w:tcPr>
+            <w:tcW w:w="840" w:type="dxa"/>
+            <w:tcMar>
+              <w:top w:w="35" w:type="dxa"/>
+              <w:left w:w="35" w:type="dxa"/>
+              <w:bottom w:w="35" w:type="dxa"/>
+              <w:right w:w="35" w:type="dxa"/>
+            </w:tcMar>
+            <w:vAlign w:val="center"/>
+          </w:tcPr>
+          <w:p>
+            <w:pPr>
+              <w:ind w:firstLine="0"/>
+              <w:jc w:val="center"/>
+            </w:pPr>
+            <w:r>
+              <w:rPr>
+                <w:sz w:val="16"/>
+              </w:rPr>
+              <w:t>482</w:t>
+            </w:r>
+          </w:p>
+        </w:tc>
+        <w:tc>
+          <w:tcPr>
+            <w:tcW w:w="840" w:type="dxa"/>
+            <w:tcMar>
+              <w:top w:w="35" w:type="dxa"/>
+              <w:left w:w="35" w:type="dxa"/>
+              <w:bottom w:w="35" w:type="dxa"/>
+              <w:right w:w="35" w:type="dxa"/>
+            </w:tcMar>
+            <w:vAlign w:val="center"/>
+          </w:tcPr>
+          <w:p>
+            <w:pPr>
+              <w:ind w:firstLine="0"/>
+              <w:jc w:val="center"/>
+            </w:pPr>
+            <w:r>
+              <w:rPr>
+                <w:sz w:val="16"/>
+              </w:rPr>
+              <w:t>837</w:t>
+            </w:r>
+          </w:p>
+        </w:tc>
+        <w:tc>
+          <w:tcPr>
+            <w:tcW w:w="840" w:type="dxa"/>
+            <w:tcMar>
+              <w:top w:w="35" w:type="dxa"/>
+              <w:left w:w="35" w:type="dxa"/>
+              <w:bottom w:w="35" w:type="dxa"/>
+              <w:right w:w="35" w:type="dxa"/>
+            </w:tcMar>
+            <w:vAlign w:val="center"/>
+          </w:tcPr>
+          <w:p>
+            <w:pPr>
+              <w:ind w:firstLine="0"/>
+              <w:jc w:val="center"/>
+            </w:pPr>
+            <w:r>
+              <w:rPr>
+                <w:sz w:val="16"/>
+              </w:rPr>
+              <w:t>57.59%</w:t>
+            </w:r>
+          </w:p>
+        </w:tc>
+      </w:tr>
+      <w:tr>
+        <w:trPr>
+          <w:cantSplit/>
+          <w:jc w:val="center"/>
+        </w:trPr>
+        <w:tc>
+          <w:tcPr>
+            <w:tcW w:w="840" w:type="dxa"/>
+            <w:tcMar>
+              <w:top w:w="35" w:type="dxa"/>
+              <w:left w:w="35" w:type="dxa"/>
+              <w:bottom w:w="35" w:type="dxa"/>
+              <w:right w:w="35" w:type="dxa"/>
+            </w:tcMar>
+            <w:vAlign w:val="center"/>
+          </w:tcPr>
+          <w:p>
+            <w:pPr>
+              <w:ind w:firstLine="0"/>
+              <w:jc w:val="center"/>
+            </w:pPr>
+            <w:r>
+              <w:rPr>
+                <w:sz w:val="16"/>
+              </w:rPr>
+              <w:t>C1</w:t>
+            </w:r>
+          </w:p>
+        </w:tc>
+        <w:tc>
+          <w:tcPr>
+            <w:tcW w:w="840" w:type="dxa"/>
+            <w:tcMar>
+              <w:top w:w="35" w:type="dxa"/>
+              <w:left w:w="35" w:type="dxa"/>
+              <w:bottom w:w="35" w:type="dxa"/>
+              <w:right w:w="35" w:type="dxa"/>
+            </w:tcMar>
+            <w:vAlign w:val="center"/>
+          </w:tcPr>
+          <w:p>
+            <w:pPr>
+              <w:ind w:firstLine="0"/>
+              <w:jc w:val="center"/>
+            </w:pPr>
+            <w:r>
+              <w:rPr>
+                <w:sz w:val="16"/>
+              </w:rPr>
+              <w:t>123</w:t>
+            </w:r>
+          </w:p>
+        </w:tc>
+        <w:tc>
+          <w:tcPr>
+            <w:tcW w:w="840" w:type="dxa"/>
+            <w:tcMar>
+              <w:top w:w="35" w:type="dxa"/>
+              <w:left w:w="35" w:type="dxa"/>
+              <w:bottom w:w="35" w:type="dxa"/>
+              <w:right w:w="35" w:type="dxa"/>
+            </w:tcMar>
+            <w:vAlign w:val="center"/>
+          </w:tcPr>
+          <w:p>
+            <w:pPr>
+              <w:ind w:firstLine="0"/>
+              <w:jc w:val="center"/>
+            </w:pPr>
+            <w:r>
+              <w:rPr>
+                <w:sz w:val="16"/>
+              </w:rPr>
+              <w:t xml:space="preserve">Bỏ </w:t>
+            </w:r>
+            <w:r>
+              <w:rPr>
+                <w:sz w:val="16"/>
+              </w:rPr>
+              <w:t>nhãn hiếm</w:t>
+            </w:r>
+          </w:p>
+        </w:tc>
+        <w:tc>
+          <w:tcPr>
+            <w:tcW w:w="840" w:type="dxa"/>
+            <w:tcMar>
+              <w:top w:w="35" w:type="dxa"/>
+              <w:left w:w="35" w:type="dxa"/>
+              <w:bottom w:w="35" w:type="dxa"/>
+              <w:right w:w="35" w:type="dxa"/>
+            </w:tcMar>
+            <w:vAlign w:val="center"/>
+          </w:tcPr>
+          <w:p>
+            <w:pPr>
+              <w:ind w:firstLine="0"/>
+              <w:jc w:val="center"/>
+            </w:pPr>
+            <w:r>
+              <w:rPr>
+                <w:sz w:val="16"/>
+              </w:rPr>
+              <w:t>72</w:t>
+            </w:r>
+          </w:p>
+        </w:tc>
+        <w:tc>
+          <w:tcPr>
+            <w:tcW w:w="840" w:type="dxa"/>
+            <w:tcMar>
+              <w:top w:w="35" w:type="dxa"/>
+              <w:left w:w="35" w:type="dxa"/>
+              <w:bottom w:w="35" w:type="dxa"/>
+              <w:right w:w="35" w:type="dxa"/>
+            </w:tcMar>
+            <w:vAlign w:val="center"/>
+          </w:tcPr>
+          <w:p>
+            <w:pPr>
+              <w:ind w:firstLine="0"/>
+              <w:jc w:val="center"/>
+            </w:pPr>
+            <w:r>
+              <w:rPr>
+                <w:sz w:val="16"/>
+              </w:rPr>
+              <w:t>93</w:t>
+            </w:r>
+          </w:p>
+        </w:tc>
+        <w:tc>
+          <w:tcPr>
+            <w:tcW w:w="840" w:type="dxa"/>
+            <w:tcMar>
+              <w:top w:w="35" w:type="dxa"/>
+              <w:left w:w="35" w:type="dxa"/>
+              <w:bottom w:w="35" w:type="dxa"/>
+              <w:right w:w="35" w:type="dxa"/>
+            </w:tcMar>
+            <w:vAlign w:val="center"/>
+          </w:tcPr>
+          <w:p>
+            <w:pPr>
+              <w:ind w:firstLine="0"/>
+              <w:jc w:val="center"/>
+            </w:pPr>
+            <w:r>
+              <w:rPr>
+                <w:sz w:val="16"/>
+              </w:rPr>
+              <w:t>77.42%</w:t>
+            </w:r>
+          </w:p>
+        </w:tc>
+      </w:tr>
+      <w:tr>
+        <w:trPr>
+          <w:cantSplit/>
+          <w:jc w:val="center"/>
+        </w:trPr>
+        <w:tc>
+          <w:tcPr>
+            <w:tcW w:w="840" w:type="dxa"/>
+            <w:tcMar>
+              <w:top w:w="35" w:type="dxa"/>
+              <w:left w:w="35" w:type="dxa"/>
+              <w:bottom w:w="35" w:type="dxa"/>
+              <w:right w:w="35" w:type="dxa"/>
+            </w:tcMar>
+            <w:vAlign w:val="center"/>
+          </w:tcPr>
+          <w:p>
+            <w:pPr>
+              <w:ind w:firstLine="0"/>
+              <w:jc w:val="center"/>
+            </w:pPr>
+            <w:r>
+              <w:rPr>
+                <w:sz w:val="16"/>
+              </w:rPr>
+              <w:t>C1</w:t>
+            </w:r>
+          </w:p>
+        </w:tc>
+        <w:tc>
+          <w:tcPr>
+            <w:tcW w:w="840" w:type="dxa"/>
+            <w:tcMar>
+              <w:top w:w="35" w:type="dxa"/>
+              <w:left w:w="35" w:type="dxa"/>
+              <w:bottom w:w="35" w:type="dxa"/>
+              <w:right w:w="35" w:type="dxa"/>
+            </w:tcMar>
+            <w:vAlign w:val="center"/>
+          </w:tcPr>
+          <w:p>
+            <w:pPr>
+              <w:ind w:firstLine="0"/>
+              <w:jc w:val="center"/>
+            </w:pPr>
+            <w:r>
+              <w:rPr>
+                <w:sz w:val="16"/>
+              </w:rPr>
+              <w:t>123</w:t>
+            </w:r>
+          </w:p>
+        </w:tc>
+        <w:tc>
+          <w:tcPr>
+            <w:tcW w:w="840" w:type="dxa"/>
+            <w:tcMar>
+              <w:top w:w="35" w:type="dxa"/>
+              <w:left w:w="35" w:type="dxa"/>
+              <w:bottom w:w="35" w:type="dxa"/>
+              <w:right w:w="35" w:type="dxa"/>
+            </w:tcMar>
+            <w:vAlign w:val="center"/>
+          </w:tcPr>
+          <w:p>
+            <w:pPr>
+              <w:ind w:firstLine="0"/>
+              <w:jc w:val="center"/>
+            </w:pPr>
+            <w:r>
+              <w:rPr>
+                <w:sz w:val="16"/>
+              </w:rPr>
+              <w:t>FN+FP</w:t>
+            </w:r>
+          </w:p>
+        </w:tc>
+        <w:tc>
+          <w:tcPr>
+            <w:tcW w:w="840" w:type="dxa"/>
+            <w:tcMar>
+              <w:top w:w="35" w:type="dxa"/>
+              <w:left w:w="35" w:type="dxa"/>
+              <w:bottom w:w="35" w:type="dxa"/>
+              <w:right w:w="35" w:type="dxa"/>
+            </w:tcMar>
+            <w:vAlign w:val="center"/>
+          </w:tcPr>
+          <w:p>
+            <w:pPr>
+              <w:ind w:firstLine="0"/>
+              <w:jc w:val="center"/>
+            </w:pPr>
+            <w:r>
+              <w:rPr>
+                <w:sz w:val="16"/>
+              </w:rPr>
+              <w:t>1582</w:t>
+            </w:r>
+          </w:p>
+        </w:tc>
+        <w:tc>
+          <w:tcPr>
+            <w:tcW w:w="840" w:type="dxa"/>
+            <w:tcMar>
+              <w:top w:w="35" w:type="dxa"/>
+              <w:left w:w="35" w:type="dxa"/>
+              <w:bottom w:w="35" w:type="dxa"/>
+              <w:right w:w="35" w:type="dxa"/>
+            </w:tcMar>
+            <w:vAlign w:val="center"/>
+          </w:tcPr>
+          <w:p>
+            <w:pPr>
+              <w:ind w:firstLine="0"/>
+              <w:jc w:val="center"/>
+            </w:pPr>
+            <w:r>
+              <w:rPr>
+                <w:sz w:val="16"/>
+              </w:rPr>
+              <w:t>5427</w:t>
+            </w:r>
+          </w:p>
+        </w:tc>
+        <w:tc>
+          <w:tcPr>
+            <w:tcW w:w="840" w:type="dxa"/>
+            <w:tcMar>
+              <w:top w:w="35" w:type="dxa"/>
+              <w:left w:w="35" w:type="dxa"/>
+              <w:bottom w:w="35" w:type="dxa"/>
+              <w:right w:w="35" w:type="dxa"/>
+            </w:tcMar>
+            <w:vAlign w:val="center"/>
+          </w:tcPr>
+          <w:p>
+            <w:pPr>
+              <w:ind w:firstLine="0"/>
+              <w:jc w:val="center"/>
+            </w:pPr>
+            <w:r>
+              <w:rPr>
+                <w:sz w:val="16"/>
+              </w:rPr>
+              <w:t>29.15%</w:t>
+            </w:r>
+          </w:p>
+        </w:tc>
+      </w:tr>
+      <w:tr>
+        <w:trPr>
+          <w:cantSplit/>
+          <w:jc w:val="center"/>
+        </w:trPr>
+        <w:tc>
+          <w:tcPr>
+            <w:tcW w:w="840" w:type="dxa"/>
+            <w:tcMar>
+              <w:top w:w="35" w:type="dxa"/>
+              <w:left w:w="35" w:type="dxa"/>
+              <w:bottom w:w="35" w:type="dxa"/>
+              <w:right w:w="35" w:type="dxa"/>
+            </w:tcMar>
+            <w:vAlign w:val="center"/>
+          </w:tcPr>
+          <w:p>
+            <w:pPr>
+              <w:ind w:firstLine="0"/>
+              <w:jc w:val="center"/>
+            </w:pPr>
+            <w:r>
+              <w:rPr>
+                <w:sz w:val="16"/>
+              </w:rPr>
+              <w:t>C2</w:t>
+            </w:r>
+          </w:p>
+        </w:tc>
+        <w:tc>
+          <w:tcPr>
+            <w:tcW w:w="840" w:type="dxa"/>
+            <w:tcMar>
+              <w:top w:w="35" w:type="dxa"/>
+              <w:left w:w="35" w:type="dxa"/>
+              <w:bottom w:w="35" w:type="dxa"/>
+              <w:right w:w="35" w:type="dxa"/>
+            </w:tcMar>
+            <w:vAlign w:val="center"/>
+          </w:tcPr>
+          <w:p>
+            <w:pPr>
+              <w:ind w:firstLine="0"/>
+              <w:jc w:val="center"/>
+            </w:pPr>
+            <w:r>
+              <w:rPr>
+                <w:sz w:val="16"/>
+              </w:rPr>
+              <w:t>2026</w:t>
+            </w:r>
+          </w:p>
+        </w:tc>
+        <w:tc>
+          <w:tcPr>
+            <w:tcW w:w="840" w:type="dxa"/>
+            <w:tcMar>
+              <w:top w:w="35" w:type="dxa"/>
+              <w:left w:w="35" w:type="dxa"/>
+              <w:bottom w:w="35" w:type="dxa"/>
+              <w:right w:w="35" w:type="dxa"/>
+            </w:tcMar>
+            <w:vAlign w:val="center"/>
+          </w:tcPr>
+          <w:p>
+            <w:pPr>
+              <w:ind w:firstLine="0"/>
+              <w:jc w:val="center"/>
+            </w:pPr>
+            <w:r>
+              <w:rPr>
+                <w:sz w:val="16"/>
+              </w:rPr>
+              <w:t>Thiếu nhãn</w:t>
+            </w:r>
+          </w:p>
+        </w:tc>
+        <w:tc>
+          <w:tcPr>
+            <w:tcW w:w="840" w:type="dxa"/>
+            <w:tcMar>
+              <w:top w:w="35" w:type="dxa"/>
+              <w:left w:w="35" w:type="dxa"/>
+              <w:bottom w:w="35" w:type="dxa"/>
+              <w:right w:w="35" w:type="dxa"/>
+            </w:tcMar>
+            <w:vAlign w:val="center"/>
+          </w:tcPr>
+          <w:p>
+            <w:pPr>
+              <w:ind w:firstLine="0"/>
+              <w:jc w:val="center"/>
+            </w:pPr>
+            <w:r>
+              <w:rPr>
+                <w:sz w:val="16"/>
+              </w:rPr>
+              <w:t>473</w:t>
+            </w:r>
+          </w:p>
+        </w:tc>
+        <w:tc>
+          <w:tcPr>
+            <w:tcW w:w="840" w:type="dxa"/>
+            <w:tcMar>
+              <w:top w:w="35" w:type="dxa"/>
+              <w:left w:w="35" w:type="dxa"/>
+              <w:bottom w:w="35" w:type="dxa"/>
+              <w:right w:w="35" w:type="dxa"/>
+            </w:tcMar>
+            <w:vAlign w:val="center"/>
+          </w:tcPr>
+          <w:p>
+            <w:pPr>
+              <w:ind w:firstLine="0"/>
+              <w:jc w:val="center"/>
+            </w:pPr>
+            <w:r>
+              <w:rPr>
+                <w:sz w:val="16"/>
+              </w:rPr>
+              <w:t>837</w:t>
+            </w:r>
+          </w:p>
+        </w:tc>
+        <w:tc>
+          <w:tcPr>
+            <w:tcW w:w="840" w:type="dxa"/>
+            <w:tcMar>
+              <w:top w:w="35" w:type="dxa"/>
+              <w:left w:w="35" w:type="dxa"/>
+              <w:bottom w:w="35" w:type="dxa"/>
+              <w:right w:w="35" w:type="dxa"/>
+            </w:tcMar>
+            <w:vAlign w:val="center"/>
+          </w:tcPr>
+          <w:p>
+            <w:pPr>
+              <w:ind w:firstLine="0"/>
+              <w:jc w:val="center"/>
+            </w:pPr>
+            <w:r>
+              <w:rPr>
+                <w:sz w:val="16"/>
+              </w:rPr>
+              <w:t>56.51%</w:t>
+            </w:r>
+          </w:p>
+        </w:tc>
+      </w:tr>
+      <w:tr>
+        <w:trPr>
+          <w:cantSplit/>
+          <w:jc w:val="center"/>
+        </w:trPr>
+        <w:tc>
+          <w:tcPr>
+            <w:tcW w:w="840" w:type="dxa"/>
+            <w:tcMar>
+              <w:top w:w="35" w:type="dxa"/>
+              <w:left w:w="35" w:type="dxa"/>
+              <w:bottom w:w="35" w:type="dxa"/>
+              <w:right w:w="35" w:type="dxa"/>
+            </w:tcMar>
+            <w:vAlign w:val="center"/>
+          </w:tcPr>
+          <w:p>
+            <w:pPr>
+              <w:ind w:firstLine="0"/>
+              <w:jc w:val="center"/>
+            </w:pPr>
+            <w:r>
+              <w:rPr>
+                <w:sz w:val="16"/>
+              </w:rPr>
+              <w:t>C2</w:t>
+            </w:r>
+          </w:p>
+        </w:tc>
+        <w:tc>
+          <w:tcPr>
+            <w:tcW w:w="840" w:type="dxa"/>
+            <w:tcMar>
+              <w:top w:w="35" w:type="dxa"/>
+              <w:left w:w="35" w:type="dxa"/>
+              <w:bottom w:w="35" w:type="dxa"/>
+              <w:right w:w="35" w:type="dxa"/>
+            </w:tcMar>
+            <w:vAlign w:val="center"/>
+          </w:tcPr>
+          <w:p>
+            <w:pPr>
+              <w:ind w:firstLine="0"/>
+              <w:jc w:val="center"/>
+            </w:pPr>
+            <w:r>
+              <w:rPr>
+                <w:sz w:val="16"/>
+              </w:rPr>
+              <w:t>2026</w:t>
+            </w:r>
+          </w:p>
+        </w:tc>
+        <w:tc>
+          <w:tcPr>
+            <w:tcW w:w="840" w:type="dxa"/>
+            <w:tcMar>
+              <w:top w:w="35" w:type="dxa"/>
+              <w:left w:w="35" w:type="dxa"/>
+              <w:bottom w:w="35" w:type="dxa"/>
+              <w:right w:w="35" w:type="dxa"/>
+            </w:tcMar>
+            <w:vAlign w:val="center"/>
+          </w:tcPr>
+          <w:p>
+            <w:pPr>
+              <w:ind w:firstLine="0"/>
+              <w:jc w:val="center"/>
+            </w:pPr>
+            <w:r>
+              <w:rPr>
+                <w:sz w:val="16"/>
+              </w:rPr>
+              <w:t>Bỏ nhãn hiếm</w:t>
+            </w:r>
+          </w:p>
+        </w:tc>
+        <w:tc>
+          <w:tcPr>
+            <w:tcW w:w="840" w:type="dxa"/>
+            <w:tcMar>
+              <w:top w:w="35" w:type="dxa"/>
+              <w:left w:w="35" w:type="dxa"/>
+              <w:bottom w:w="35" w:type="dxa"/>
+              <w:right w:w="35" w:type="dxa"/>
+            </w:tcMar>
+            <w:vAlign w:val="center"/>
+          </w:tcPr>
+          <w:p>
+            <w:pPr>
+              <w:ind w:firstLine="0"/>
+              <w:jc w:val="center"/>
+            </w:pPr>
+            <w:r>
+              <w:rPr>
+                <w:sz w:val="16"/>
+              </w:rPr>
+              <w:t>87</w:t>
+            </w:r>
+          </w:p>
+        </w:tc>
+        <w:tc>
+          <w:tcPr>
+            <w:tcW w:w="840" w:type="dxa"/>
+            <w:tcMar>
+              <w:top w:w="35" w:type="dxa"/>
+              <w:left w:w="35" w:type="dxa"/>
+              <w:bottom w:w="35" w:type="dxa"/>
+              <w:right w:w="35" w:type="dxa"/>
+            </w:tcMar>
+            <w:vAlign w:val="center"/>
+          </w:tcPr>
+          <w:p>
+            <w:pPr>
+              <w:ind w:firstLine="0"/>
+              <w:jc w:val="center"/>
+            </w:pPr>
+            <w:r>
+              <w:rPr>
+                <w:sz w:val="16"/>
+              </w:rPr>
+              <w:t>93</w:t>
+            </w:r>
+          </w:p>
+        </w:tc>
+        <w:tc>
+          <w:tcPr>
+            <w:tcW w:w="840" w:type="dxa"/>
+            <w:tcMar>
+              <w:top w:w="35" w:type="dxa"/>
+              <w:left w:w="35" w:type="dxa"/>
+              <w:bottom w:w="35" w:type="dxa"/>
+              <w:right w:w="35" w:type="dxa"/>
+            </w:tcMar>
+            <w:vAlign w:val="center"/>
+          </w:tcPr>
+          <w:p>
+            <w:pPr>
+              <w:ind w:firstLine="0"/>
+              <w:jc w:val="center"/>
+            </w:pPr>
+            <w:r>
+              <w:rPr>
+                <w:sz w:val="16"/>
+              </w:rPr>
+              <w:t>93.55%</w:t>
+            </w:r>
+          </w:p>
+        </w:tc>
+      </w:tr>
+      <w:tr>
+        <w:trPr>
+          <w:cantSplit/>
+          <w:jc w:val="center"/>
+        </w:trPr>
+        <w:tc>
+          <w:tcPr>
+            <w:tcW w:w="840" w:type="dxa"/>
+            <w:tcMar>
+              <w:top w:w="35" w:type="dxa"/>
+              <w:left w:w="35" w:type="dxa"/>
+              <w:bottom w:w="35" w:type="dxa"/>
+              <w:right w:w="35" w:type="dxa"/>
+            </w:tcMar>
+            <w:vAlign w:val="center"/>
+          </w:tcPr>
+          <w:p>
+            <w:pPr>
+              <w:ind w:firstLine="0"/>
+              <w:jc w:val="center"/>
+            </w:pPr>
+            <w:r>
+              <w:rPr>
+                <w:sz w:val="16"/>
+              </w:rPr>
+              <w:t>C2</w:t>
+            </w:r>
+          </w:p>
+        </w:tc>
+        <w:tc>
+          <w:tcPr>
+            <w:tcW w:w="840" w:type="dxa"/>
+            <w:tcMar>
+              <w:top w:w="35" w:type="dxa"/>
+              <w:left w:w="35" w:type="dxa"/>
+              <w:bottom w:w="35" w:type="dxa"/>
+              <w:right w:w="35" w:type="dxa"/>
+            </w:tcMar>
+            <w:vAlign w:val="center"/>
+          </w:tcPr>
+          <w:p>
+            <w:pPr>
+              <w:ind w:firstLine="0"/>
+              <w:jc w:val="center"/>
+            </w:pPr>
+            <w:r>
+              <w:rPr>
+                <w:sz w:val="16"/>
+              </w:rPr>
+              <w:t>2026</w:t>
+            </w:r>
+          </w:p>
+        </w:tc>
+        <w:tc>
+          <w:tcPr>
+            <w:tcW w:w="840" w:type="dxa"/>
+            <w:tcMar>
+              <w:top w:w="35" w:type="dxa"/>
+              <w:left w:w="35" w:type="dxa"/>
+              <w:bottom w:w="35" w:type="dxa"/>
+              <w:right w:w="35" w:type="dxa"/>
+            </w:tcMar>
+            <w:vAlign w:val="center"/>
+          </w:tcPr>
+          <w:p>
+            <w:pPr>
+              <w:ind w:firstLine="0"/>
+              <w:jc w:val="center"/>
+            </w:pPr>
+            <w:r>
+              <w:rPr>
+                <w:sz w:val="16"/>
+              </w:rPr>
+              <w:t>FN+FP</w:t>
+            </w:r>
+          </w:p>
+        </w:tc>
+        <w:tc>
+          <w:tcPr>
+            <w:tcW w:w="840" w:type="dxa"/>
+            <w:tcMar>
+              <w:top w:w="35" w:type="dxa"/>
+              <w:left w:w="35" w:type="dxa"/>
+              <w:bottom w:w="35" w:type="dxa"/>
+              <w:right w:w="35" w:type="dxa"/>
+            </w:tcMar>
+            <w:vAlign w:val="center"/>
+          </w:tcPr>
+          <w:p>
+            <w:pPr>
+              <w:ind w:firstLine="0"/>
+              <w:jc w:val="center"/>
+            </w:pPr>
+            <w:r>
+              <w:rPr>
+                <w:sz w:val="16"/>
+              </w:rPr>
+              <w:t>1216</w:t>
+            </w:r>
+          </w:p>
+        </w:tc>
+        <w:tc>
+          <w:tcPr>
+            <w:tcW w:w="840" w:type="dxa"/>
+            <w:tcMar>
+              <w:top w:w="35" w:type="dxa"/>
+              <w:left w:w="35" w:type="dxa"/>
+              <w:bottom w:w="35" w:type="dxa"/>
+              <w:right w:w="35" w:type="dxa"/>
+            </w:tcMar>
+            <w:vAlign w:val="center"/>
+          </w:tcPr>
+          <w:p>
+            <w:pPr>
+              <w:ind w:firstLine="0"/>
+              <w:jc w:val="center"/>
+            </w:pPr>
+            <w:r>
+              <w:rPr>
+                <w:sz w:val="16"/>
+              </w:rPr>
+              <w:t>5427</w:t>
+            </w:r>
+          </w:p>
+        </w:tc>
+        <w:tc>
+          <w:tcPr>
+            <w:tcW w:w="840" w:type="dxa"/>
+            <w:tcMar>
+              <w:top w:w="35" w:type="dxa"/>
+              <w:left w:w="35" w:type="dxa"/>
+              <w:bottom w:w="35" w:type="dxa"/>
+              <w:right w:w="35" w:type="dxa"/>
+            </w:tcMar>
+            <w:vAlign w:val="center"/>
+          </w:tcPr>
+          <w:p>
+            <w:pPr>
+              <w:ind w:firstLine="0"/>
+              <w:jc w:val="center"/>
+            </w:pPr>
+            <w:r>
+              <w:rPr>
+                <w:sz w:val="16"/>
+              </w:rPr>
+              <w:t>22.41%</w:t>
+            </w:r>
+          </w:p>
+        </w:tc>
+      </w:tr>
+      <w:tr>
+        <w:trPr>
+          <w:cantSplit/>
+          <w:jc w:val="center"/>
+        </w:trPr>
+        <w:tc>
+          <w:tcPr>
+            <w:tcW w:w="840" w:type="dxa"/>
+            <w:tcMar>
+              <w:top w:w="35" w:type="dxa"/>
+              <w:left w:w="35" w:type="dxa"/>
+              <w:bottom w:w="35" w:type="dxa"/>
+              <w:right w:w="35" w:type="dxa"/>
+            </w:tcMar>
+            <w:vAlign w:val="center"/>
+          </w:tcPr>
+          <w:p>
+            <w:pPr>
+              <w:ind w:firstLine="0"/>
+              <w:jc w:val="center"/>
+            </w:pPr>
+            <w:r>
+              <w:rPr>
+                <w:sz w:val="16"/>
+              </w:rPr>
+              <w:t>C3</w:t>
+            </w:r>
+          </w:p>
+        </w:tc>
+        <w:tc>
+          <w:tcPr>
+            <w:tcW w:w="840" w:type="dxa"/>
+            <w:tcMar>
+              <w:top w:w="35" w:type="dxa"/>
+              <w:left w:w="35" w:type="dxa"/>
+              <w:bottom w:w="35" w:type="dxa"/>
+              <w:right w:w="35" w:type="dxa"/>
+            </w:tcMar>
+            <w:vAlign w:val="center"/>
+          </w:tcPr>
+          <w:p>
+            <w:pPr>
+              <w:ind w:firstLine="0"/>
+              <w:jc w:val="center"/>
+            </w:pPr>
+            <w:r>
+              <w:rPr>
+                <w:sz w:val="16"/>
+              </w:rPr>
+              <w:t>123</w:t>
+            </w:r>
+          </w:p>
+        </w:tc>
+        <w:tc>
+          <w:tcPr>
+            <w:tcW w:w="840" w:type="dxa"/>
+            <w:tcMar>
+              <w:top w:w="35" w:type="dxa"/>
+              <w:left w:w="35" w:type="dxa"/>
+              <w:bottom w:w="35" w:type="dxa"/>
+              <w:right w:w="35" w:type="dxa"/>
+            </w:tcMar>
+            <w:vAlign w:val="center"/>
+          </w:tcPr>
+          <w:p>
+            <w:pPr>
+              <w:ind w:firstLine="0"/>
+              <w:jc w:val="center"/>
+            </w:pPr>
+            <w:r>
+              <w:rPr>
+                <w:sz w:val="16"/>
+              </w:rPr>
+              <w:t>Thiếu nhãn</w:t>
+            </w:r>
+          </w:p>
+        </w:tc>
+        <w:tc>
+          <w:tcPr>
+            <w:tcW w:w="840" w:type="dxa"/>
+            <w:tcMar>
+              <w:top w:w="35" w:type="dxa"/>
+              <w:left w:w="35" w:type="dxa"/>
+              <w:bottom w:w="35" w:type="dxa"/>
+              <w:right w:w="35" w:type="dxa"/>
+            </w:tcMar>
+            <w:vAlign w:val="center"/>
+          </w:tcPr>
+          <w:p>
+            <w:pPr>
+              <w:ind w:firstLine="0"/>
+              <w:jc w:val="center"/>
+            </w:pPr>
+            <w:r>
+              <w:rPr>
+                <w:sz w:val="16"/>
+              </w:rPr>
+              <w:t>449</w:t>
+            </w:r>
+          </w:p>
+        </w:tc>
+        <w:tc>
+          <w:tcPr>
+            <w:tcW w:w="840" w:type="dxa"/>
+            <w:tcMar>
+              <w:top w:w="35" w:type="dxa"/>
+              <w:left w:w="35" w:type="dxa"/>
+              <w:bottom w:w="35" w:type="dxa"/>
+              <w:right w:w="35" w:type="dxa"/>
+            </w:tcMar>
+            <w:vAlign w:val="center"/>
+          </w:tcPr>
+          <w:p>
+            <w:pPr>
+              <w:ind w:firstLine="0"/>
+              <w:jc w:val="center"/>
+            </w:pPr>
+            <w:r>
+              <w:rPr>
+                <w:sz w:val="16"/>
+              </w:rPr>
+              <w:t>837</w:t>
+            </w:r>
+          </w:p>
+        </w:tc>
+        <w:tc>
+          <w:tcPr>
+            <w:tcW w:w="840" w:type="dxa"/>
+            <w:tcMar>
+              <w:top w:w="35" w:type="dxa"/>
+              <w:left w:w="35" w:type="dxa"/>
+              <w:bottom w:w="35" w:type="dxa"/>
+              <w:right w:w="35" w:type="dxa"/>
+            </w:tcMar>
+            <w:vAlign w:val="center"/>
+          </w:tcPr>
+          <w:p>
+            <w:pPr>
+              <w:ind w:firstLine="0"/>
+              <w:jc w:val="center"/>
+            </w:pPr>
+            <w:r>
+              <w:rPr>
+                <w:sz w:val="16"/>
+              </w:rPr>
+              <w:t>53.64%</w:t>
+            </w:r>
+          </w:p>
+        </w:tc>
+      </w:tr>
+      <w:tr>
+        <w:trPr>
+          <w:cantSplit/>
+          <w:jc w:val="center"/>
+        </w:trPr>
+        <w:tc>
+          <w:tcPr>
+            <w:tcW w:w="840" w:type="dxa"/>
+            <w:tcMar>
+              <w:top w:w="35" w:type="dxa"/>
+              <w:left w:w="35" w:type="dxa"/>
+              <w:bottom w:w="35" w:type="dxa"/>
+              <w:right w:w="35" w:type="dxa"/>
+            </w:tcMar>
+            <w:vAlign w:val="center"/>
+          </w:tcPr>
+          <w:p>
+            <w:pPr>
+              <w:ind w:firstLine="0"/>
+              <w:jc w:val="center"/>
+            </w:pPr>
+            <w:r>
+              <w:rPr>
+                <w:sz w:val="16"/>
+              </w:rPr>
+              <w:t>C3</w:t>
+            </w:r>
+          </w:p>
+        </w:tc>
+        <w:tc>
+          <w:tcPr>
+            <w:tcW w:w="840" w:type="dxa"/>
+            <w:tcMar>
+              <w:top w:w="35" w:type="dxa"/>
+              <w:left w:w="35" w:type="dxa"/>
+              <w:bottom w:w="35" w:type="dxa"/>
+              <w:right w:w="35" w:type="dxa"/>
+            </w:tcMar>
+            <w:vAlign w:val="center"/>
+          </w:tcPr>
+          <w:p>
+            <w:pPr>
+              <w:ind w:firstLine="0"/>
+              <w:jc w:val="center"/>
+            </w:pPr>
+            <w:r>
+              <w:rPr>
+                <w:sz w:val="16"/>
+              </w:rPr>
+              <w:t>123</w:t>
+            </w:r>
+          </w:p>
+        </w:tc>
+        <w:tc>
+          <w:tcPr>
+            <w:tcW w:w="840" w:type="dxa"/>
+            <w:tcMar>
+              <w:top w:w="35" w:type="dxa"/>
+              <w:left w:w="35" w:type="dxa"/>
+              <w:bottom w:w="35" w:type="dxa"/>
+              <w:right w:w="35" w:type="dxa"/>
+            </w:tcMar>
+            <w:vAlign w:val="center"/>
+          </w:tcPr>
+          <w:p>
+            <w:pPr>
+              <w:ind w:firstLine="0"/>
+              <w:jc w:val="center"/>
+            </w:pPr>
+            <w:r>
+              <w:rPr>
+                <w:sz w:val="16"/>
+              </w:rPr>
+              <w:t>Bỏ nhãn hiếm</w:t>
+            </w:r>
+          </w:p>
+        </w:tc>
+        <w:tc>
+          <w:tcPr>
+            <w:tcW w:w="840" w:type="dxa"/>
+            <w:tcMar>
+              <w:top w:w="35" w:type="dxa"/>
+              <w:left w:w="35" w:type="dxa"/>
+              <w:bottom w:w="35" w:type="dxa"/>
+              <w:right w:w="35" w:type="dxa"/>
+            </w:tcMar>
+            <w:vAlign w:val="center"/>
+          </w:tcPr>
+          <w:p>
+            <w:pPr>
+              <w:ind w:firstLine="0"/>
+              <w:jc w:val="center"/>
+            </w:pPr>
+            <w:r>
+              <w:rPr>
+                <w:sz w:val="16"/>
+              </w:rPr>
+              <w:t>90</w:t>
+            </w:r>
+          </w:p>
+        </w:tc>
+        <w:tc>
+          <w:tcPr>
+            <w:tcW w:w="840" w:type="dxa"/>
+            <w:tcMar>
+              <w:top w:w="35" w:type="dxa"/>
+              <w:left w:w="35" w:type="dxa"/>
+              <w:bottom w:w="35" w:type="dxa"/>
+              <w:right w:w="35" w:type="dxa"/>
+            </w:tcMar>
+            <w:vAlign w:val="center"/>
+          </w:tcPr>
+          <w:p>
+            <w:pPr>
+              <w:ind w:firstLine="0"/>
+              <w:jc w:val="center"/>
+            </w:pPr>
+            <w:r>
+              <w:rPr>
+                <w:sz w:val="16"/>
+              </w:rPr>
+              <w:t>93</w:t>
+            </w:r>
+          </w:p>
+        </w:tc>
+        <w:tc>
+          <w:tcPr>
+            <w:tcW w:w="840" w:type="dxa"/>
+            <w:tcMar>
+              <w:top w:w="35" w:type="dxa"/>
+              <w:left w:w="35" w:type="dxa"/>
+              <w:bottom w:w="35" w:type="dxa"/>
+              <w:right w:w="35" w:type="dxa"/>
+            </w:tcMar>
+            <w:vAlign w:val="center"/>
+          </w:tcPr>
+          <w:p>
+            <w:pPr>
+              <w:ind w:firstLine="0"/>
+              <w:jc w:val="center"/>
+            </w:pPr>
+            <w:r>
+              <w:rPr>
+                <w:sz w:val="16"/>
+              </w:rPr>
+              <w:t>96.77%</w:t>
+            </w:r>
+          </w:p>
+        </w:tc>
+      </w:tr>
+      <w:tr>
+        <w:trPr>
+          <w:cantSplit/>
+          <w:jc w:val="center"/>
+        </w:trPr>
+        <w:tc>
+          <w:tcPr>
+            <w:tcW w:w="840" w:type="dxa"/>
+            <w:tcMar>
+              <w:top w:w="35" w:type="dxa"/>
+              <w:left w:w="35" w:type="dxa"/>
+              <w:bottom w:w="35" w:type="dxa"/>
+              <w:right w:w="35" w:type="dxa"/>
+            </w:tcMar>
+            <w:vAlign w:val="center"/>
+          </w:tcPr>
+          <w:p>
+            <w:pPr>
+              <w:ind w:firstLine="0"/>
+              <w:jc w:val="center"/>
+            </w:pPr>
+            <w:r>
+              <w:rPr>
+                <w:sz w:val="16"/>
+              </w:rPr>
+              <w:t>C3</w:t>
+            </w:r>
+          </w:p>
+        </w:tc>
+        <w:tc>
+          <w:tcPr>
+            <w:tcW w:w="840" w:type="dxa"/>
+            <w:tcMar>
+              <w:top w:w="35" w:type="dxa"/>
+              <w:left w:w="35" w:type="dxa"/>
+              <w:bottom w:w="35" w:type="dxa"/>
+              <w:right w:w="35" w:type="dxa"/>
+            </w:tcMar>
+            <w:vAlign w:val="center"/>
+          </w:tcPr>
+          <w:p>
+            <w:pPr>
+              <w:ind w:firstLine="0"/>
+              <w:jc w:val="center"/>
+            </w:pPr>
+            <w:r>
+              <w:rPr>
+                <w:sz w:val="16"/>
+              </w:rPr>
+              <w:t>123</w:t>
+            </w:r>
+          </w:p>
+        </w:tc>
+        <w:tc>
+          <w:tcPr>
+            <w:tcW w:w="840" w:type="dxa"/>
+            <w:tcMar>
+              <w:top w:w="35" w:type="dxa"/>
+              <w:left w:w="35" w:type="dxa"/>
+              <w:bottom w:w="35" w:type="dxa"/>
+              <w:right w:w="35" w:type="dxa"/>
+            </w:tcMar>
+            <w:vAlign w:val="center"/>
+          </w:tcPr>
+          <w:p>
+            <w:pPr>
+              <w:ind w:firstLine="0"/>
+              <w:jc w:val="center"/>
+            </w:pPr>
+            <w:r>
+              <w:rPr>
+                <w:sz w:val="16"/>
+              </w:rPr>
+              <w:t>FN+FP</w:t>
+            </w:r>
+          </w:p>
+        </w:tc>
+        <w:tc>
+          <w:tcPr>
+            <w:tcW w:w="840" w:type="dxa"/>
+            <w:tcMar>
+              <w:top w:w="35" w:type="dxa"/>
+              <w:left w:w="35" w:type="dxa"/>
+              <w:bottom w:w="35" w:type="dxa"/>
+              <w:right w:w="35" w:type="dxa"/>
+            </w:tcMar>
+            <w:vAlign w:val="center"/>
+          </w:tcPr>
+          <w:p>
+            <w:pPr>
+              <w:ind w:firstLine="0"/>
+              <w:jc w:val="center"/>
+            </w:pPr>
+            <w:r>
+              <w:rPr>
+                <w:sz w:val="16"/>
+              </w:rPr>
+              <w:t>1140</w:t>
+            </w:r>
+          </w:p>
+        </w:tc>
+        <w:tc>
+          <w:tcPr>
+            <w:tcW w:w="840" w:type="dxa"/>
+            <w:tcMar>
+              <w:top w:w="35" w:type="dxa"/>
+              <w:left w:w="35" w:type="dxa"/>
+              <w:bottom w:w="35" w:type="dxa"/>
+              <w:right w:w="35" w:type="dxa"/>
+            </w:tcMar>
+            <w:vAlign w:val="center"/>
+          </w:tcPr>
+          <w:p>
+            <w:pPr>
+              <w:ind w:firstLine="0"/>
+              <w:jc w:val="center"/>
+            </w:pPr>
+            <w:r>
+              <w:rPr>
+                <w:sz w:val="16"/>
+              </w:rPr>
+              <w:t>5427</w:t>
+            </w:r>
+          </w:p>
+        </w:tc>
+        <w:tc>
+          <w:tcPr>
+            <w:tcW w:w="840" w:type="dxa"/>
+            <w:tcMar>
+              <w:top w:w="35" w:type="dxa"/>
+              <w:left w:w="35" w:type="dxa"/>
+              <w:bottom w:w="35" w:type="dxa"/>
+              <w:right w:w="35" w:type="dxa"/>
+            </w:tcMar>
+            <w:vAlign w:val="center"/>
+          </w:tcPr>
+          <w:p>
+            <w:pPr>
+              <w:ind w:firstLine="0"/>
+              <w:jc w:val="center"/>
+            </w:pPr>
+            <w:r>
+              <w:rPr>
+                <w:sz w:val="16"/>
+              </w:rPr>
+              <w:t>21.01%</w:t>
+            </w:r>
+          </w:p>
+        </w:tc>
+      </w:tr>
+    </w:tbl>
+    <w:p>
+      <w:r>
+        <w:t>Các seed đại diện chọn theo validation của từng C. Đếm lỗi này không phải mean±std qua ba seed; nhóm có thể chồng lấp. Manifest lưu mapping, nguồn và hash.</w:t>
+      </w:r>
+    </w:p>
+    <w:p>
       <w:r>
         <w:rPr>
           <w:b/>
         </w:rPr>
-        <w:t>C1/C2/C3 chưa có hồ sơ so sánh lỗi test đầy đủ.</w:t>
+        <w:t>partial_multi_label, ID eczj48j.</w:t>
       </w:r>
       <w:r>
-        <w:t xml:space="preserve"> Cần ba checkpoint đại diện chọn bằng validation, cùng ID và ít nhất ba nhóm. Có code phân tích chưa chứng minh đã hoàn tất số đo.</w:t>
+        <w:t xml:space="preserve"> Văn b</w:t>
+      </w:r>
+      <w:r>
+        <w:t>ả</w:t>
+      </w:r>
+      <w:r>
+        <w:t xml:space="preserve">n: “This!!! </w:t>
+      </w:r>
+      <w:r>
+        <w:t>🐃</w:t>
+      </w:r>
+      <w:r>
+        <w:t xml:space="preserve"> and </w:t>
+      </w:r>
+      <w:r>
+        <w:t>💍</w:t>
+      </w:r>
+      <w:r>
+        <w:t xml:space="preserve"> for your hard work!”. Nhãn thật: admiration, excitement, neutral.</w:t>
+      </w:r>
+    </w:p>
+    <w:p>
+      <w:r>
+        <w:t>C1 seed 123: dự đoán caring; bỏ sót admiration, excitement, neutral; nhãn thừa caring; gặp nhóm lỗi đang xét: False. Nhận xét đã điền: Văn bản rất ngắn, có dấu chấm than, emoji và cụm 'hard work'. Đây là các dấu hiệu có thể khiến việc suy ra đủ bộ nhãn khó hơn, nhưng không chứng minh nguyên nhân trong mô hình. C1 dự đoán caring và bỏ cả ba nhãn thật; cờ partial=False ở C1 chỉ vì không có TP, không có nghĩa là dự đoán đúng. C2/C3 nhận ra admiration nhưng bỏ excitement và neutral. Giữ nguyên ground truth kể c</w:t>
+      </w:r>
+      <w:r>
+        <w:t>ả neutral đồng xuất hiện.</w:t>
+      </w:r>
+    </w:p>
+    <w:p>
+      <w:r>
+        <w:t>C2 seed 2026: dự đoán admiration; bỏ sót excitement, neutral; nhãn thừa không; gặp nhóm lỗi đang xét: True. Nhận xét đã điền: Văn bản rất ngắn, có dấu chấm than, emoji và cụm 'hard work'. Đây là các dấu hiệu có thể khiến việc suy ra đủ bộ nhãn khó hơn, nhưng không chứng minh nguyên nhân trong mô hình. C1 dự đoán caring và bỏ cả ba nhãn thật; cờ partial=False ở C1 chỉ vì không có TP, không có nghĩa là dự đoán đúng. C2/C3 nhận ra admiration nhưng bỏ excitement và neutral. Giữ nguyên ground truth kể cả neutral</w:t>
+      </w:r>
+      <w:r>
+        <w:t xml:space="preserve"> đồng xuất hiện.</w:t>
+      </w:r>
+    </w:p>
+    <w:p>
+      <w:r>
+        <w:t xml:space="preserve">C3 seed 123: dự đoán admiration; bỏ sót excitement, neutral; nhãn thừa không; gặp nhóm lỗi đang xét: True. Nhận xét đã điền: Văn bản rất ngắn, có dấu chấm than, emoji và cụm 'hard work'. Đây là các dấu hiệu có thể khiến việc suy ra đủ bộ nhãn khó hơn, nhưng không chứng minh nguyên nhân trong mô hình. C1 dự đoán caring và bỏ cả ba nhãn thật; cờ partial=False ở C1 chỉ vì không có TP, không có nghĩa là dự đoán đúng. C2/C3 nhận ra admiration nhưng bỏ excitement và neutral. Giữ nguyên ground truth kể cả neutral </w:t>
+      </w:r>
+      <w:r>
+        <w:t>đồng xuất hiện.</w:t>
+      </w:r>
+    </w:p>
+    <w:p>
+      <w:r>
+        <w:rPr>
+          <w:b/>
+        </w:rPr>
+        <w:t>rare_false_negative, ID ed0jr9i.</w:t>
+      </w:r>
+      <w:r>
+        <w:t xml:space="preserve"> Văn bản: “Try nonchalantly handing them your card as if they had dropped it. I think its normal to be shy. *handing on exit, otherwise it could get awkward”. Nhãn thật: embarrassment.</w:t>
+      </w:r>
+    </w:p>
+    <w:p>
+      <w:r>
+        <w:t>C1 seed 123: dự đoán embarrassment; bỏ sót không; nhãn thừa không; gặp nhóm lỗi đang xét: False. Nhận xét đã điền: Các từ 'shy', 'awkward' và tình huống đưa danh thiếp là dấu hiệu ngôn ngữ về sự ngượng ngùng. C1 nhận ra embarrassment; C2/C3 có score nhãn này dưới 0.5 nên bỏ sót. Embarrassment có 303 mẫu train và thuộc nhóm năm nhãn hiếm đã xác định từ train. Không suy diễn cơ chế attention, nguyên nhân do độ dài hoặc tác dụng của weighting từ riêng một ví dụ.</w:t>
+      </w:r>
+    </w:p>
+    <w:p>
+      <w:r>
+        <w:t xml:space="preserve">C2 seed 2026: dự đoán không nhãn; bỏ sót embarrassment; nhãn thừa không; gặp nhóm lỗi đang xét: True. Nhận xét đã điền: Các từ 'shy', 'awkward' và tình huống đưa danh thiếp là dấu hiệu ngôn ngữ về sự ngượng ngùng. C1 nhận ra embarrassment; C2/C3 có score nhãn này dưới 0.5 nên bỏ sót. Embarrassment có 303 mẫu train và thuộc nhóm năm nhãn </w:t>
+      </w:r>
+      <w:r>
+        <w:lastRenderedPageBreak/>
+        <w:t>hiếm đã xác định từ train. Không suy diễn cơ chế attention, nguyên nhân do độ dài hoặc tác dụng của weighting từ riêng một ví dụ.</w:t>
+      </w:r>
+    </w:p>
+    <w:p>
+      <w:r>
+        <w:t>C3 seed 123: dự đoán không nhãn; bỏ sót embarrassment; nhãn thừa không; gặp nhóm lỗi đang xét: True. Nhận xét đã điền: Các từ 'shy', 'awkward' và tình huống đưa danh thiếp là dấu hiệu ngôn ngữ về sự ngượng ngùng. C1 nhận ra embarrassment; C2/C3 có score nhãn này dưới 0.5 nên bỏ sót. Embarrassment có 303 mẫu train và thuộc nhóm năm nhãn hiếm đã xác định từ train. Không suy diễn cơ chế attention, nguyên nhân do độ dài hoặc tác dụng của weighting từ riêng một ví dụ.</w:t>
+      </w:r>
+    </w:p>
+    <w:p>
+      <w:r>
+        <w:rPr>
+          <w:b/>
+        </w:rPr>
+        <w:t>missed_extra_pair, ID eczcvgx.</w:t>
+      </w:r>
+      <w:r>
+        <w:t xml:space="preserve"> Văn bản: “I always plan that, my wife usually has other ideas though. ”. Nhãn thật: neutral.</w:t>
+      </w:r>
+    </w:p>
+    <w:p>
+      <w:r>
+        <w:t>C1 seed 123: dự đoán neutral; bỏ sót không; nhãn thừa không; gặp nhóm lỗi đang xét: False. Nhận xét đã điền: Câu kể về dự định và ý kiến khác của vợ; không có từ thể hiện sự tán thành rõ ràng. Ground truth là neutral. C1/C2 trả đúng neutral; C3 chọn approval và bỏ neutral vì hai score nằm ở hai phía ngưỡng 0.5. Đây là cặp FN neutral / FP approval ở C3, không phải bằng chứng chắc chắn về mỉa mai hay cảm xúc thật của người viết.</w:t>
+      </w:r>
+    </w:p>
+    <w:p>
+      <w:r>
+        <w:t xml:space="preserve">C2 seed 2026: dự đoán neutral; bỏ sót không; nhãn thừa không; gặp nhóm lỗi đang xét: False. Nhận xét đã điền: Câu kể về dự định và ý kiến khác của vợ; không có từ thể hiện sự tán thành rõ ràng. Ground truth là neutral. C1/C2 trả </w:t>
+      </w:r>
+      <w:r>
+        <w:t>đúng neutral; C3 chọn approval và bỏ neutral vì hai score nằm ở hai phía ngưỡng 0.5. Đây là cặp FN neutral / FP approval ở C3, không phải bằng chứng chắc chắn về mỉa mai hay cảm xúc thật của người viết.</w:t>
+      </w:r>
+    </w:p>
+    <w:p>
+      <w:r>
+        <w:t>C3 seed 123: dự đoán approval; bỏ sót neutral; nhãn thừa approval; gặp nhóm lỗi đang xét: True. Nhận xét đã điền: Câu kể về dự định và ý kiến khác của vợ; không có từ thể hiện sự tán thành rõ ràng. Ground truth là neutral. C1/C2 trả đúng neutral; C3 chọn approval và bỏ neutral vì hai score nằm ở hai phía ngưỡng 0.5. Đây là cặp FN neutral / FP approval ở C3, không phải bằng chứng chắc chắn về mỉa mai hay cảm xúc thật của người viết.</w:t>
+      </w:r>
+    </w:p>
+    <w:p>
+      <w:r>
+        <w:t>Có 3 ID khác nhau được đối chiếu. Ví dụ chọn theo ID có thứ tự từ union các model, cùng ID cho cả ba C; không chọn riêng những câu thuận lợi cho một mô hình. Đầy đủ điểm 28 nhãn, các ví dụ còn lại và cặp nhầm nằm trong examples.csv/pairs.csv.</w:t>
       </w:r>
     </w:p>
     <w:p>
@@ -8929,25 +12301,76 @@
     </w:p>
     <w:p>
       <w:r>
-        <w:t>Chưa đủ ba seed của cả ba C nên chưa xếp hạng hoặc khẳng định C1/C2/C3 tốt nhất/ổn định nhất. Một run full giúp kiểm triển khai, nhưng không thay điều kiện so sánh mean±std. A-W tuned-validation không được so với một C fixed-validation rồi quy ưu thế hoàn toàn cho mô hình.</w:t>
+        <w:t>Trong ba cấu hình đã thử, C1 đạt mean Macro-F1 validation @0,5 cao nhất (0.4713 ± 0.0066); C3 thấp nhất (0.4064 ± 0.0060). C3 có sample std Macro-F1 nhỏ nhất (0.0060). Đây là thứ hạng các hệ được triển khai với cấu hình đã ghi, không khẳng định một kiến trúc luôn tốt nhất.</w:t>
       </w:r>
     </w:p>
     <w:p>
       <w:r>
-        <w:t>Chưa có selected_model.json hợp lệ cho best C ở thời điểm xuất; chưa xác nhận demo đạt yêu cầu D.</w:t>
+        <w:t>C1 test Macro-F1 fixed→tuned: 0.4720 ± 0.0045→0.5038 ± 0.0097; Micro-F1 0.5820 ± 0.0040→0.5900 ± 0.0029. Đối chiếu support/P/R/Hamming và mức giảm ở từng nhãn trước khi gọi cải thiện tổng thể.</w:t>
       </w:r>
     </w:p>
     <w:p>
       <w:r>
-        <w:t>Chưa có hồ sơ verify_demo hoàn tất tại thời điểm xuất. Giao diện cần kiểm với checkpoint thật.</w:t>
+        <w:t>C2 test Macro-F1 fixed→tuned: 0.4219 ± 0.0088→0.4872 ± 0.0156; Micro-F1 0.5803 ± 0.0009→0.6048 ± 0.0057. Đối chiếu support/P/R/Hamming và mức giảm ở từng nhãn trước khi gọi cải thiện tổng thể.</w:t>
       </w:r>
     </w:p>
     <w:p>
       <w:r>
-        <w:t xml:space="preserve">Demo sử dụng Gradio để nhập câu tiếng Anh, </w:t>
+        <w:t>C3 test Macro-F1 fixed→tuned: 0.4116 ± 0.0035→0.4866 ± 0.0093; Micro-F1 0.5731 ± 0.0017→0.5935 ± 0.0047. Đối chiếu support/P/R/Hamming và mức giảm ở từng nhãn trước khi gọi cải thiện tổng thể.</w:t>
+      </w:r>
+    </w:p>
+    <w:p>
+      <w:r>
+        <w:t>Demo C được chọn theo hồ sơ: bert, seed 123; rule kiến trúc: highest validation mean Macro-F1@0.5; tie: lower sample std, fewer parameters, name; rule checkpoint: best validation Macro-F1 seed in winning architecture; smaller seed on tie; ngưỡng mặc định: 0.5. Nguồn selected_model.json; không chọn lại bằng test.</w:t>
+      </w:r>
+    </w:p>
+    <w:p>
+      <w:r>
+        <w:t>Đã có hồ sơ kiểm suy luận demo (reports/demo_verification.json). Trạng thái ghi nhận: PASS; đây là kiểm tại thời điểm hồ sơ, không tự khẳng định server hiện đang mở.</w:t>
+      </w:r>
+    </w:p>
+    <w:p>
+      <w:r>
+        <w:t>Kiểm giao diện lúc 2026-10-08T16:33:39.810Z: PASS, 28/28 hàng score; tương đương điểm model ở kiểm UI: NOT_CHECKED_HERE. Kiểm giao diện và kiểm suy luận là hai bằng chứng riêng.</w:t>
+      </w:r>
+    </w:p>
+    <w:p>
+      <w:r>
+        <w:t>A balanced ngưỡng chung trên test đạt Macro-F1 0.4530, cao hơn ngưỡng riêng 0.4493. A standard ngưỡng riêng đạt Micro-F1 0.5330, cao hơn A balanced ngưỡng riêng 0.5277. Vì vậy weighting và ngưỡng riêng không làm mọi metric tăng. Các luật đã khóa trên validation; quan sát test này dùng để báo cáo đánh đổi, không dùng chọn lại cấu hình.</w:t>
+      </w:r>
+    </w:p>
+    <w:p>
+      <w:r>
+        <w:t>Đối chiếu riêng threshold ở A balanced trên test: 4/5 nhãn hiếm giảm F1 khi chuyển fixed→tuned; grief 0.4286→0.4615 (+0.0330); pride 0.4615→0.4167 (-0.0449); relief 0.1333→0.1176 (-0.0157); nervousness 0.2979→0.1714 (-0.1264); embarrassment 0.3333→0.2778 (-0.0556). Bảng standard fixed→balanced tuned là thay đổi kết hợp weighting/ngưỡng, khác ablation này. Ngưỡng tốt trên validation có thể không giữ lợi thế trên test; không quy mọi mức tăng của bảng kết hợp cho threshold.</w:t>
+      </w:r>
+    </w:p>
+    <w:p>
+      <w:r>
+        <w:t>B zero-shot trên test đạt Macro-F1 0.1035 ở ngưỡng 0,5 và 0.1609 với ngưỡng riêng. Ở ngưỡng 0,5, Micro-Precision 0.0542 thấp trong khi Micro-Recall 0.7148, cho thấy nhiều nhãn dự đoán thừa. Đây là kết quả của checkpoint, taxonomy và template đang dùng; chưa khảo sát prompt/model B khác. Điểm yếu không tự chứng minh lỗi cài đặt hoặc mọi hệ zero-shot đều kém.</w:t>
+      </w:r>
+    </w:p>
+    <w:p>
+      <w:r>
+        <w:t xml:space="preserve">Audit B ghi trung bình 15.3818 nhãn dự đoán/câu ở ngưỡng 0,5, so với 1.1662 nhãn thật/câu trên test. Lượt audit đã kiểm </w:t>
       </w:r>
       <w:r>
-        <w:t>hiển thị nhãn vượt ngưỡng, điểm số và các trạng thái dự đoán [19]. Giao diện không giả lập kết quả của một model chưa có checkpoint. Hồ sơ selected_model.json, mapping nhãn, threshold và hash checkpoint phải khớp. Kiểm demo gồm câu thường, câu đa cảm xúc, dữ liệu rỗng và tình huống không nhãn vượt ngưỡng. Smoke hoặc ảnh chụp một lần không bảo đảm máy khác vẫn chạy; cần hướng dẫn môi trường, kiểm import/khởi động và thời điểm ghi nhận bằng chứng.</w:t>
+        <w:lastRenderedPageBreak/>
+        <w:t>code, cấu hình/head MNLI ba lớp, remap nhãn, scores/checksum và metrics đã lưu; chưa phát hiện lỗi triển khai cụ thể trong phạm vi đó. Lượt này không chạy inference mới, không đối chiếu raw logits và không kiểm lại toàn byte trọng số. NLI-neutral khác candidate neutral của GoEmotions; score hai lớp entailment/contradiction không mặc nhiên là xác suất cảm xúc đã được hiệu chuẩn. Hồ sơ: ZERO_SHOT_DIAGNOSTICS.md và execution/zero_shot_audit.json; chưa chứng minh nguyên nhân của mọi FP.</w:t>
+      </w:r>
+    </w:p>
+    <w:p>
+      <w:r>
+        <w:t>Tiêu chí chọn C là mean Macro-F1 validation @0,5; C_bert thắng tiêu chí này. Trên test với ngưỡng riêng, C_roberta đạt Micro-F1 cao nhất 0.6048 ± 0.0057, còn C_bert đạt 0.5900 ± 0.0029. Không gọi mô hình chọn cho demo là tốt nhất trên mọi metric; không thay đổi rule lựa chọn sau khi đọc test.</w:t>
+      </w:r>
+    </w:p>
+    <w:p>
+      <w:r>
+        <w:t>Chín run C đều là standard, chưa huấn luyện C với class weighting/pos_weight. Nâng cao đã đo gồm class weighting ở A và ngưỡng riêng ở A/B/C. Threshold tuning không cập nhật encoder; chưa có bằng chứng thực nghiệm về lợi ích weighting ở C. Nhãn hiếm cần đọc cả mức tăng, giảm và không đổi, không chọn riêng những hàng có lợi.</w:t>
+      </w:r>
+    </w:p>
+    <w:p>
+      <w:r>
+        <w:t>Demo sử dụng Gradio để nhập câu tiếng Anh, hiển thị nhãn vượt ngưỡng, điểm số và các trạng thái dự đoán [19]. Giao diện không giả lập kết quả của một model chưa có checkpoint. Hồ sơ selected_model.json, mapping nhãn, threshold và hash checkpoint phải khớp. Kiểm demo gồm câu thường, câu đa cảm xúc, dữ liệu rỗng và tình huống không nhãn vượt ngưỡng. Smoke hoặc ảnh chụp một lần không bảo đảm máy khác vẫn chạy; cần hướng dẫn môi trường, kiểm import/khởi động và thời điểm ghi nhận bằng chứng.</w:t>
       </w:r>
     </w:p>
     <w:p>
@@ -8973,7 +12396,10 @@
         <w:t>Điểm liên hệ là chuỗi dữ liệu→ước lượng/dự đoán→hành động→giá trị đo được. Trong Case 4, dự báo nhu cầu hỗ trợ vận hành thiết bị phù hợp để tiết kiệm. Trong kịch bản NLP, điểm cảm xúc có thể hỗ trợ nhân viên ưu tiên đọc hoặc tổng hợp xu hướng phản hồi; hành động cuối cùng cần quy tắc vận hành và kiểm tra con người. Nếu không dùng mô hình NLP, nhân viên đọc thủ công hoặc dùng luật từ khóa. Nếu có mô hình, văn bản đi qua biểu diễn/tokenizer, bộ phân loại, ngưỡng rồi giao diện; con người xem lại những câu scor</w:t>
       </w:r>
       <w:r>
-        <w:t>e gần ngưỡng hoặc cảm xúc nhạy cảm. TF-IDF + LR đã là một phương án có mô hình; luật từ khóa cố định là phương án chưa học tham số từ dữ liệu.</w:t>
+        <w:t xml:space="preserve">e gần ngưỡng hoặc cảm xúc nhạy cảm. TF-IDF + LR đã là một phương án </w:t>
+      </w:r>
+      <w:r>
+        <w:t>có mô hình; luật từ khóa cố định là phương án chưa học tham số từ dữ liệu.</w:t>
       </w:r>
     </w:p>
     <w:p>
@@ -9015,16 +12441,25 @@
         <w:pStyle w:val="Heading1"/>
       </w:pPr>
       <w:r>
-        <w:lastRenderedPageBreak/>
         <w:t>VI. KẾT LUẬN</w:t>
       </w:r>
     </w:p>
     <w:p>
       <w:r>
-        <w:t>Đồ án giữ bài toán 28 nhãn và official split của GoEmotions, xây A dễ giải thích, B không fine-tune và ba C fine-tune, cùng module đánh giá/threshold. Class weighting và ngưỡng riêng được đối chiếu bằng ablation, support nhãn hiếm và các ví dụ lỗi. Hiện C hoàn tất 2/9 run full; phần chưa có B/C/test/lỗi/demo được đánh dấu trong bảng. Không dùng pilot hoặc điểm tuned-validation để thay kết luận test. Cần hoàn tất các artifact thiếu, khóa protocol rồi đánh giá test và kiểm demo trước khi dùng bản nộp cuối. Gi</w:t>
+        <w:t xml:space="preserve">Đồ án giữ bài toán 28 nhãn và official split của GoEmotions, xây A dễ giải thích, B không fine-tune và ba C </w:t>
       </w:r>
       <w:r>
-        <w:t>á trị đầu ra là cung cấp điểm và nhãn hỗ trợ đọc/phân tích phản hồi. Hiệu quả tại domain doanh nghiệp, tiếng Việt và ROI cần dữ liệu cùng quy trình đo riêng. Liên hệ Case Study 4 giúp giải thích mối quan hệ dữ liệu→quyết định→giá trị, không biến ví dụ tiết kiệm năng lượng thành bằng chứng tài chính của NLP.</w:t>
+        <w:t>fine-tune, cùng module đánh giá/threshold. Class weighting và ngưỡng riêng được đối chiếu bằng ablation, support nhãn hiếm và các ví dụ lỗi. Đã có A/B/C full cùng bảng validation/test; C gồm đủ ba seed mỗi kiến trúc. Test sử dụng mô hình/ngưỡng đã khóa trên validation. C1 BERT được chọn theo mean Macro-F1 validation @0,5 (0.4713 ± 0.0066). Trên test @0,5, kiến trúc này đạt Macro-F1 0.4720 ± 0.0045 và Micro-F1 0.5820 ± 0.0040 (mean ± sample std của ba seed, ddof=1). Với ngưỡng riêng khóa trên validation, tes</w:t>
+      </w:r>
+      <w:r>
+        <w:t xml:space="preserve">t Macro-F1 0.5038 ± 0.0097, Micro-F1 0.5900 ± 0.0029; Δ mean so với @0,5 lần lượt +0.0318 và +0.0080. Demo dùng một checkpoint seed 123 của C1 BERT; các điểm trên tổng hợp ba seed của kiến trúc, không phải điểm riêng checkpoint demo. Demo và hồ sơ đối chiếu vẫn cần nhóm kiểm khi chuyển máy. Giá trị đầu ra là cung cấp điểm và nhãn hỗ trợ đọc/phân tích phản hồi. Hiệu quả tại domain doanh nghiệp, tiếng Việt và ROI cần dữ liệu </w:t>
+      </w:r>
+      <w:r>
+        <w:lastRenderedPageBreak/>
+        <w:t>cùng quy trình đo riêng. Liên hệ Case Study 4 giúp giải thích mối quan hệ dữ liệu→quy</w:t>
+      </w:r>
+      <w:r>
+        <w:t>ết định→giá trị, không biến ví dụ tiết kiệm năng lượng thành bằng chứng tài chính của NLP.</w:t>
       </w:r>
     </w:p>
     <w:p>
@@ -9151,13 +12586,7 @@
         <w:rPr>
           <w:sz w:val="16"/>
         </w:rPr>
-        <w:t xml:space="preserve">[5] V. Sanh, L. Debut, J. Chaumond, and T. Wolf, “DistilBERT, a distilled version of BERT: smaller, faster, cheaper and lighter,” 2019, </w:t>
-      </w:r>
-      <w:r>
-        <w:rPr>
-          <w:sz w:val="16"/>
-        </w:rPr>
-        <w:t xml:space="preserve">arXiv:1910.01108, doi: 10.48550/arXiv.1910.01108. </w:t>
+        <w:t xml:space="preserve">[5] V. Sanh, L. Debut, J. Chaumond, and T. Wolf, “DistilBERT, a distilled version of BERT: smaller, faster, cheaper and lighter,” 2019, arXiv:1910.01108, doi: 10.48550/arXiv.1910.01108. </w:t>
       </w:r>
       <w:hyperlink r:id="rId10">
         <w:r>
@@ -9201,7 +12630,13 @@
         <w:rPr>
           <w:sz w:val="16"/>
         </w:rPr>
-        <w:t xml:space="preserve">[7] M. Lewis et al., “BART: Denoising Sequence-to-Sequence Pre-training for Natural Language Generation, Translation, and Comprehension,” in Proc. 58th Annu. Meeting Assoc. Comput. Linguistics, 2020, pp. 7871–7880, doi: 10.18653/v1/2020.acl-main.703. </w:t>
+        <w:t xml:space="preserve">[7] M. Lewis et al., “BART: Denoising Sequence-to-Sequence Pre-training for Natural Language Generation, Translation, and Comprehension,” in Proc. </w:t>
+      </w:r>
+      <w:r>
+        <w:rPr>
+          <w:sz w:val="16"/>
+        </w:rPr>
+        <w:t xml:space="preserve">58th Annu. Meeting Assoc. Comput. Linguistics, 2020, pp. 7871–7880, doi: 10.18653/v1/2020.acl-main.703. </w:t>
       </w:r>
       <w:hyperlink r:id="rId12">
         <w:r>
@@ -9333,7 +12768,7 @@
         <w:rPr>
           <w:sz w:val="16"/>
         </w:rPr>
-        <w:t xml:space="preserve">[13] PyTorch contributors, “BCEWithLogitsLoss,” PyTorch 2.14 documentation. Accessed: Oct. 8, 2026. [Online]. Available: </w:t>
+        <w:t xml:space="preserve">[13] PyTorch contributors, “BCEWithLogitsLoss,” PyTorch v2.13.0 source and API documentation, torch/nn/modules/loss.py. Accessed: Oct. 8, 2026. [Online]. Available: </w:t>
       </w:r>
       <w:hyperlink r:id="rId18">
         <w:r>
@@ -9341,7 +12776,7 @@
             <w:color w:val="154B73"/>
             <w:sz w:val="16"/>
           </w:rPr>
-          <w:t>https://docs.pytorch.org/docs/2.14/generated/torch.nn.BCEWithLogitsLoss.html</w:t>
+          <w:t>https://github.com/pytorch/pytorch/blob/v2.13.0/torch/nn/modules/loss.py</w:t>
         </w:r>
       </w:hyperlink>
     </w:p>
@@ -9443,7 +12878,7 @@
         <w:rPr>
           <w:sz w:val="16"/>
         </w:rPr>
-        <w:t xml:space="preserve">[18] PyTorch contributors, “Reproducibility,” PyTorch 2.14 documentation. Accessed: Oct. 8, 2026. [Online]. Available: </w:t>
+        <w:t xml:space="preserve">[18] PyTorch contributors, “Reproducibility,” PyTorch v2.13.0 documentation source. Accessed: Oct. 8, 2026. [Online]. Available: </w:t>
       </w:r>
       <w:hyperlink r:id="rId23">
         <w:r>
@@ -9451,7 +12886,7 @@
             <w:color w:val="154B73"/>
             <w:sz w:val="16"/>
           </w:rPr>
-          <w:t>https://docs.pytorch.org/docs/2.14/notes/randomness.html</w:t>
+          <w:t>https://github.com/pytorch/pytorch/blob/v2.13.0/docs/source/notes/randomness.md</w:t>
         </w:r>
       </w:hyperlink>
     </w:p>
@@ -9695,31 +13130,31 @@
       </w:rPr>
     </w:lvl>
   </w:abstractNum>
-  <w:num w:numId="1" w16cid:durableId="848058972">
+  <w:num w:numId="1" w16cid:durableId="1917741434">
     <w:abstractNumId w:val="8"/>
   </w:num>
-  <w:num w:numId="2" w16cid:durableId="994845154">
+  <w:num w:numId="2" w16cid:durableId="1043217689">
     <w:abstractNumId w:val="6"/>
   </w:num>
-  <w:num w:numId="3" w16cid:durableId="1084763858">
+  <w:num w:numId="3" w16cid:durableId="1173838170">
     <w:abstractNumId w:val="5"/>
   </w:num>
-  <w:num w:numId="4" w16cid:durableId="1272400430">
+  <w:num w:numId="4" w16cid:durableId="2121563218">
     <w:abstractNumId w:val="4"/>
   </w:num>
-  <w:num w:numId="5" w16cid:durableId="1065492233">
+  <w:num w:numId="5" w16cid:durableId="1028406462">
     <w:abstractNumId w:val="7"/>
   </w:num>
-  <w:num w:numId="6" w16cid:durableId="1164276033">
+  <w:num w:numId="6" w16cid:durableId="1026447302">
     <w:abstractNumId w:val="3"/>
   </w:num>
-  <w:num w:numId="7" w16cid:durableId="52580626">
+  <w:num w:numId="7" w16cid:durableId="469173266">
     <w:abstractNumId w:val="2"/>
   </w:num>
-  <w:num w:numId="8" w16cid:durableId="74977958">
+  <w:num w:numId="8" w16cid:durableId="1512455450">
     <w:abstractNumId w:val="1"/>
   </w:num>
-  <w:num w:numId="9" w16cid:durableId="1049721331">
+  <w:num w:numId="9" w16cid:durableId="1707750025">
     <w:abstractNumId w:val="0"/>
   </w:num>
 </w:numbering>

--- a/reports/BAI_BAO_GOEMOTIONS_IEEE.docx
+++ b/reports/BAI_BAO_GOEMOTIONS_IEEE.docx
@@ -514,6 +514,14 @@
     </w:p>
     <w:p>
       <w:r>
+        <w:t>C1 tham khảo thông số BERT trong mục 5.3 của GoEmotions [1]; C2/C3 dùng cấu hình nhóm lựa chọn triển khai. Chín run chính có một cấu hình learning rate/số epoch cho mỗi kiến trúc và ba seed. Nhóm chưa thực hiện tìm kiếm siêu tham số có hệ thống; chọn checkpoint theo validation giữa các epoch không chứng minh đã tối ưu learning rate. Chưa có thí nghiệm để quy lựa chọn của C2 cho gradient explosion hoặc kết luận C3 hội tụ nhanh hơn. So sánh này xét các hệ thống có cấu hình đã khai báo; nghiên cứu riêng tác độ</w:t>
+      </w:r>
+      <w:r>
+        <w:t>ng kiến trúc cần kiểm soát thêm siêu tham số và ngân sách huấn luyện.</w:t>
+      </w:r>
+    </w:p>
+    <w:p>
+      <w:r>
         <w:t>Trong từng seed, chọn checkpoint có Macro-F1 validation @0,5 cao nhất, hòa chọn epoch sớm hơn. Kiến trúc dùng cho D được chọn theo mean Macro-F1 validation @0,5 của đủ ba seed ở cả ba C. Checkpoint đại diện của kiến trúc được chọn tiếp bằng validation theo luật đã lưu; không lấy seed có test cao nhất. Ngưỡng, revision model, hash và đường dẫn run được khóa trong hồ sơ. Đầu ra demo phải thuộc đúng checkpoint/mapping/ngưỡng đã chọn.</w:t>
       </w:r>
     </w:p>
@@ -532,10 +540,7 @@
     </w:p>
     <w:p>
       <w:r>
-        <w:t xml:space="preserve">Cùng validation được dùng chọn ngưỡng rồi tính bảng tuned-validation nên điểm này có thể lạc quan. Kết luận tổng quát cần bảng test sau khi ngưỡng đã cố định. Không chỉnh </w:t>
-      </w:r>
-      <w:r>
-        <w:t>ngưỡng tiếp để làm test đẹp hơn. Khi không có nhãn vượt ngưỡng, demo thông báo chưa có nhãn đủ điểm; có thể hiển thị top scores để người dùng hiểu, nhưng top scores không tự biến thành nhãn được dự đoán. Không thêm fallback neutral/argmax vào một hệ thống rồi so sánh với hệ thống khác không có fallback.</w:t>
+        <w:t>Cùng validation được dùng chọn ngưỡng rồi tính bảng tuned-validation nên điểm này có thể lạc quan. Kết luận tổng quát cần bảng test sau khi ngưỡng đã cố định. Không chỉnh ngưỡng tiếp để làm test đẹp hơn. Khi không có nhãn vượt ngưỡng, demo thông báo chưa có nhãn đủ điểm; có thể hiển thị top scores để người dùng hiểu, nhưng top scores không tự biến thành nhãn được dự đoán. Không thêm fallback neutral/argmax vào một hệ thống rồi so sánh với hệ thống khác không có fallback.</w:t>
       </w:r>
     </w:p>
     <w:p>
@@ -758,10 +763,10 @@
     </w:tbl>
     <w:p>
       <w:r>
-        <w:t xml:space="preserve">Với K = 3 seed, báo trung bình m = Σsᵢ/K và sample standard deviation theo (7), </w:t>
+        <w:t xml:space="preserve">Với K = 3 seed, </w:t>
       </w:r>
       <w:r>
-        <w:t>ddof=1 [17]. Đây là độ biến động giữa các lần huấn luyện, không phải độ biến động giữa 28 nhãn, không phải confidence interval và không tự cho một kiểm định ý nghĩa thống kê. A/B một run không nhận std=0 để giả vờ ổn định như C.</w:t>
+        <w:t>báo trung bình m = Σsᵢ/K và sample standard deviation theo (7), ddof=1 [17]. Đây là độ biến động giữa các lần huấn luyện, không phải độ biến động giữa 28 nhãn, không phải confidence interval và không tự cho một kiểm định ý nghĩa thống kê. A/B một run không nhận std=0 để giả vờ ổn định như C.</w:t>
       </w:r>
     </w:p>
     <w:tbl>
@@ -845,6 +850,7 @@
         <w:pStyle w:val="Heading2"/>
       </w:pPr>
       <w:r>
+        <w:lastRenderedPageBreak/>
         <w:t>B. Bảng thực nghiệm theo trạng thái thực tế</w:t>
       </w:r>
     </w:p>
@@ -853,7 +859,7 @@
         <w:rPr>
           <w:b/>
         </w:rPr>
-        <w:t>Trạng thái 09/10/2026 07:03 (UTC+7): Đủ hồ sơ benchmark theo summary.</w:t>
+        <w:t>Trạng thái 10/10/2026 15:19 (UTC+7): Đủ hồ sơ benchmark theo summary.</w:t>
       </w:r>
       <w:r>
         <w:t xml:space="preserve"> Có 72/72 hàng kết quả và 36/36 nhóm tổng hợp theo thiết kế; C full 9/9, B full đã có. Số hàng phụ thuộc artifact đã hoàn thành, không tính smoke. Dấu — là thiếu/chưa đủ ba seed hoặc không áp dụng, không phải F1=0. A-S là A standard; A-W là A balanced; C1/C2/C3 là BERT/RoBERTa/DistilBERT. Val là validation, N=5.426; Test N=5.427.</w:t>
@@ -871,7 +877,6 @@
           <w:b/>
           <w:sz w:val="16"/>
         </w:rPr>
-        <w:lastRenderedPageBreak/>
         <w:t>BẢNG I. SO SÁNH HỆ THỐNG GỐC, NGƯỠNG 0,5.</w:t>
       </w:r>
     </w:p>
@@ -1625,13 +1630,7 @@
               <w:rPr>
                 <w:sz w:val="16"/>
               </w:rPr>
-              <w:t xml:space="preserve">0.5820 ± </w:t>
-            </w:r>
-            <w:r>
-              <w:rPr>
-                <w:sz w:val="16"/>
-              </w:rPr>
-              <w:t>0.0040</w:t>
+              <w:t>0.5820 ± 0.0040</w:t>
             </w:r>
           </w:p>
         </w:tc>
@@ -1963,10 +1962,10 @@
     </w:tbl>
     <w:p>
       <w:r>
-        <w:t xml:space="preserve">Cần đủ ba seed để có hàng C mean±std. Một C đã hoàn tất vẫn xuất hiện trong bảng từng </w:t>
+        <w:t xml:space="preserve">Cần đủ ba seed để có </w:t>
       </w:r>
       <w:r>
-        <w:t>seed ở dưới; không điền điểm đó vào hàng trung bình ba seed.</w:t>
+        <w:t>hàng C mean±std. Một C đã hoàn tất vẫn xuất hiện trong bảng từng seed ở dưới; không điền điểm đó vào hàng trung bình ba seed.</w:t>
       </w:r>
     </w:p>
     <w:p>
@@ -3066,10 +3065,10 @@
     </w:tbl>
     <w:p>
       <w:r>
-        <w:t xml:space="preserve">fixed: ngưỡng 0,5; global: một ngưỡng chọn trên val; tuned: riêng từng nhãn chọn trên val. </w:t>
+        <w:t xml:space="preserve">fixed: ngưỡng 0,5; </w:t>
       </w:r>
       <w:r>
-        <w:t>Các số là full validation, nhưng global/tuned không phải ước lượng độc lập với bước calibration.</w:t>
+        <w:t>global: một ngưỡng chọn trên val; tuned: riêng từng nhãn chọn trên val. Các số là full validation, nhưng global/tuned không phải ước lượng độc lập với bước calibration.</w:t>
       </w:r>
     </w:p>
     <w:p>
@@ -3963,7 +3962,13 @@
               <w:rPr>
                 <w:sz w:val="16"/>
               </w:rPr>
-              <w:t>0.4872 ± 0.0156</w:t>
+              <w:t xml:space="preserve">0.4872 ± </w:t>
+            </w:r>
+            <w:r>
+              <w:rPr>
+                <w:sz w:val="16"/>
+              </w:rPr>
+              <w:t>0.0156</w:t>
             </w:r>
           </w:p>
         </w:tc>
@@ -5039,13 +5044,7 @@
               <w:rPr>
                 <w:sz w:val="16"/>
               </w:rPr>
-              <w:t xml:space="preserve">0.5674 ± </w:t>
-            </w:r>
-            <w:r>
-              <w:rPr>
-                <w:sz w:val="16"/>
-              </w:rPr>
-              <w:t>0.0032</w:t>
+              <w:t>0.5674 ± 0.0032</w:t>
             </w:r>
           </w:p>
         </w:tc>
@@ -5275,7 +5274,10 @@
     </w:tbl>
     <w:p>
       <w:r>
-        <w:t>Split được ghi theo từng hàng. Không xếp hạng một hàng val với một hàng test như cùng phép đo.</w:t>
+        <w:t xml:space="preserve">Split được ghi theo từng hàng. Không xếp hạng một hàng val </w:t>
+      </w:r>
+      <w:r>
+        <w:t>với một hàng test như cùng phép đo.</w:t>
       </w:r>
     </w:p>
     <w:p>
@@ -5290,14 +5292,7 @@
           <w:b/>
           <w:sz w:val="16"/>
         </w:rPr>
-        <w:t xml:space="preserve">BẢNG V. TỪNG SEED C; </w:t>
-      </w:r>
-      <w:r>
-        <w:rPr>
-          <w:b/>
-          <w:sz w:val="16"/>
-        </w:rPr>
-        <w:t>MACRO-F1.</w:t>
+        <w:t>BẢNG V. TỪNG SEED C; MACRO-F1.</w:t>
       </w:r>
     </w:p>
     <w:tbl>
@@ -6832,10 +6827,10 @@
     </w:tbl>
     <w:p>
       <w:r>
-        <w:t xml:space="preserve">Epoch chọn bằng validation @0,5 của chính seed. Bảy metrics từng seed/split/ngưỡng nằm trong reports/project_results/all_runs.csv; mean_std.csv giữ toàn bộ nhóm, </w:t>
+        <w:t xml:space="preserve">Epoch chọn bằng validation @0,5 của chính seed. Bảy metrics từng seed/split/ngưỡng nằm trong </w:t>
       </w:r>
       <w:r>
-        <w:t>không chỉ bảng rút gọn.</w:t>
+        <w:t>reports/project_results/all_runs.csv; mean_std.csv giữ toàn bộ nhóm, không chỉ bảng rút gọn.</w:t>
       </w:r>
     </w:p>
     <w:p>
@@ -7715,7 +7710,13 @@
               <w:rPr>
                 <w:sz w:val="16"/>
               </w:rPr>
-              <w:t>0.0000 ± 0.0000</w:t>
+              <w:t xml:space="preserve">0.0000 ± </w:t>
+            </w:r>
+            <w:r>
+              <w:rPr>
+                <w:sz w:val="16"/>
+              </w:rPr>
+              <w:t>0.0000</w:t>
             </w:r>
           </w:p>
         </w:tc>
@@ -8663,6 +8664,7 @@
               <w:rPr>
                 <w:sz w:val="16"/>
               </w:rPr>
+              <w:lastRenderedPageBreak/>
               <w:t>relief</w:t>
             </w:r>
           </w:p>
@@ -8783,13 +8785,7 @@
               <w:rPr>
                 <w:sz w:val="16"/>
               </w:rPr>
-              <w:t xml:space="preserve">0.2356 ± </w:t>
-            </w:r>
-            <w:r>
-              <w:rPr>
-                <w:sz w:val="16"/>
-              </w:rPr>
-              <w:t>0.1042</w:t>
+              <w:t>0.2356 ± 0.1042</w:t>
             </w:r>
           </w:p>
         </w:tc>
@@ -9365,7 +9361,6 @@
               <w:rPr>
                 <w:sz w:val="16"/>
               </w:rPr>
-              <w:lastRenderedPageBreak/>
               <w:t>nervousness</w:t>
             </w:r>
           </w:p>
@@ -10562,10 +10557,10 @@
     </w:tbl>
     <w:p>
       <w:r>
-        <w:t xml:space="preserve">Train+/Eval+ là support dương trong train/split đánh giá. A: standard fixed→balanced tuned, một run; C: fixed→tuned cùng </w:t>
+        <w:t xml:space="preserve">Train+/Eval+ là support dương trong train/split đánh giá. </w:t>
       </w:r>
       <w:r>
-        <w:t>checkpoint/seed, đủ ba seed mới có mean±std. Δ là trung bình chênh lệch cặp seed; mọi tăng/giảm và std của Δ được giữ trong rare_before_after.csv. Ô — là thiếu/chưa đủ dữ liệu.</w:t>
+        <w:t>A: standard fixed→balanced tuned, một run; C: fixed→tuned cùng checkpoint/seed, đủ ba seed mới có mean±std. Δ là trung bình chênh lệch cặp seed; mọi tăng/giảm và std của Δ được giữ trong rare_before_after.csv. Ô — là thiếu/chưa đủ dữ liệu.</w:t>
       </w:r>
     </w:p>
     <w:p>
@@ -10765,7 +10760,14 @@
                 <w:b/>
                 <w:sz w:val="16"/>
               </w:rPr>
-              <w:t>Đủ điều kiện</w:t>
+              <w:t xml:space="preserve">Đủ </w:t>
+            </w:r>
+            <w:r>
+              <w:rPr>
+                <w:b/>
+                <w:sz w:val="16"/>
+              </w:rPr>
+              <w:t>điều kiện</w:t>
             </w:r>
           </w:p>
         </w:tc>
@@ -11019,13 +11021,7 @@
               <w:rPr>
                 <w:sz w:val="16"/>
               </w:rPr>
-              <w:t xml:space="preserve">Bỏ </w:t>
-            </w:r>
-            <w:r>
-              <w:rPr>
-                <w:sz w:val="16"/>
-              </w:rPr>
-              <w:t>nhãn hiếm</w:t>
+              <w:t>Bỏ nhãn hiếm</w:t>
             </w:r>
           </w:p>
         </w:tc>
@@ -12235,7 +12231,10 @@
     </w:p>
     <w:p>
       <w:r>
-        <w:t>Nhận xét đã ghi sau đọc câu/nhãn/scores: Các từ 'shy', 'awkward' và tình huống đưa danh thiếp là dấu hiệu ngôn ngữ về sự ngượng ngùng. C1 nhận ra embarrassment; C2/C3 có score nhãn này dưới 0.5 nên bỏ sót. Embarrassment có 303 mẫu train và thuộc nhóm năm nhãn hiếm đã xác định từ train. Không suy diễn cơ chế attention, nguyên nhân do độ dài hoặc tác dụng của weighting từ riêng một ví dụ.</w:t>
+        <w:t xml:space="preserve">Nhận xét đã ghi sau đọc câu/nhãn/scores: Các từ </w:t>
+      </w:r>
+      <w:r>
+        <w:t>'shy', 'awkward' và tình huống đưa danh thiếp là dấu hiệu ngôn ngữ về sự ngượng ngùng. C1 nhận ra embarrassment; C2/C3 có score nhãn này dưới 0.5 nên bỏ sót. Embarrassment có 303 mẫu train và thuộc nhóm năm nhãn hiếm đã xác định từ train. Không suy diễn cơ chế attention, nguyên nhân do độ dài hoặc tác dụng của weighting từ riêng một ví dụ.</w:t>
       </w:r>
     </w:p>
     <w:p>
@@ -12243,6 +12242,7 @@
         <w:rPr>
           <w:b/>
         </w:rPr>
+        <w:lastRenderedPageBreak/>
         <w:t>missed_extra_pair, ID eczcvgx.</w:t>
       </w:r>
       <w:r>
@@ -12256,7 +12256,6 @@
     </w:p>
     <w:p>
       <w:r>
-        <w:lastRenderedPageBreak/>
         <w:t>C2 seed 2026: dự đoán neutral; bỏ sót không; nhãn thừa không; gặp nhóm lỗi đang xét: False. Scores liên quan: neutral=0.6429.</w:t>
       </w:r>
     </w:p>
@@ -12321,15 +12320,15 @@
     </w:p>
     <w:p>
       <w:r>
-        <w:t>Demo C được chọn theo hồ sơ: bert, seed 123; rule kiến trúc: highest validation mean Macro-F1@0.5; tie: lower sample std, fewer parameters, name; rule checkpoint: best validation Macro-F1 seed in winning architecture; smaller seed on tie; ngưỡng mặc định: 0.5. Nguồn selected_model.json; không chọn lại bằng test.</w:t>
+        <w:t xml:space="preserve">Demo C được chọn theo hồ sơ: bert, seed 123; rule kiến trúc: highest validation mean Macro-F1@0.5; tie: lower sample std, fewer parameters, name; rule checkpoint: best </w:t>
+      </w:r>
+      <w:r>
+        <w:t>validation Macro-F1 seed in winning architecture; smaller seed on tie; ngưỡng mặc định: 0.5. Nguồn selected_model.json; không chọn lại bằng test.</w:t>
       </w:r>
     </w:p>
     <w:p>
       <w:r>
-        <w:t xml:space="preserve">Đã có hồ sơ kiểm suy luận demo (reports/demo_verification.json). Trạng thái ghi nhận: PASS; </w:t>
-      </w:r>
-      <w:r>
-        <w:t>đây là kiểm tại thời điểm hồ sơ, không tự khẳng định server hiện đang mở.</w:t>
+        <w:t>Đã có hồ sơ kiểm suy luận demo (reports/demo_verification.json). Trạng thái ghi nhận: PASS; đây là kiểm tại thời điểm hồ sơ, không tự khẳng định server hiện đang mở.</w:t>
       </w:r>
     </w:p>
     <w:p>
@@ -12344,6 +12343,21 @@
     </w:p>
     <w:p>
       <w:r>
+        <w:t>Phân biệt mức chứng cứ: validation tuned F1 đo trên chính validation đã quét ngưỡng; test locked F1 đo trên test với checkpoint và ngưỡng đã khóa. Điểm tuned-validation có thể lạc quan, không dùng thay điểm test hoặc so trực tiếp với test của paper. Việc đánh giá test không cho phép điều chỉnh lại ngưỡng để chọn hàng đẹp hơn.</w:t>
+      </w:r>
+    </w:p>
+    <w:p>
+      <w:r>
+        <w:t>Ở C1 BERT trên test, mean Micro-Recall tăng từ 0.5322 lên 0.6437, mean Micro-Precision giảm từ 0.6421 xuống 0.5446, mean Hamming Loss tăng từ 0.0318 lên 0.0373 khi chuyển ngưỡng 0,5 sang ngưỡng riêng. Đây là đánh đổi quan sát trên toàn bộ 28 nhãn, không quy toàn bộ thay đổi cho riêng năm nhãn hiếm.</w:t>
+      </w:r>
+    </w:p>
+    <w:p>
+      <w:r>
+        <w:t>Chiều thay đổi không áp dụng cho mọi hệ thống: A balanced trên test sau tuning có Micro-Precision 0.4561, cao hơn fixed 0.4043, và Hamming Loss 0.0467, thấp hơn fixed 0.0547. Vì vậy không viết rằng tuning luôn tăng Recall hoặc luôn làm Precision/Hamming xấu đi. Báo từng cấu hình và từng nhãn bằng TP/FP/FN, support và P/R/F1; không kết luận cả năm nhãn hiếm đều cải thiện.</w:t>
+      </w:r>
+    </w:p>
+    <w:p>
+      <w:r>
         <w:t>Đối chiếu riêng threshold ở A balanced trên test: 4/5 nhãn hiếm giảm F1 khi chuyển fixed→tuned; grief 0.4286→0.4615 (+0.0330); pride 0.4615→0.4167 (-0.0449); relief 0.1333→0.1176 (-0.0157); nervousness 0.2979→0.1714 (-0.1264); embarrassment 0.3333→0.2778 (-0.0556). Bảng standard fixed→balanced tuned là thay đổi kết hợp weighting/ngưỡng, khác ablation này. Ngưỡng tốt trên validation có thể không giữ lợi thế trên test; không quy mọi mức tăng của bảng kết hợp cho threshold.</w:t>
       </w:r>
     </w:p>
@@ -12354,10 +12368,11 @@
     </w:p>
     <w:p>
       <w:r>
-        <w:t>Audit B ghi trung bình 15.3818 nhãn dự đoán/câu ở ngưỡng 0,5, so với 1.1662 nhãn thật/câu trên test. Lượt audit đã kiểm code, cấu hình/head MNLI ba lớp, remap nhãn, scores/checksum và metrics đã lưu; chưa phát hiện lỗi triển khai cụ thể trong phạm vi đó. Lượt này không chạy inference mới, không đối chiếu raw logits và không kiểm lại toàn byte trọng số. NLI-neutral khác candidate neutral của GoEmotions; score hai lớp entailment/contradiction không mặc nhiên là xác suất cảm xúc đã được hiệu chuẩn. Hồ sơ: ZERO</w:t>
+        <w:t xml:space="preserve">Audit B ghi trung bình 15.3818 nhãn dự đoán/câu ở ngưỡng 0,5, so với 1.1662 nhãn thật/câu trên test. Lượt audit đã kiểm code, cấu hình/head MNLI ba lớp, remap nhãn, scores/checksum và metrics đã lưu; chưa phát hiện lỗi triển khai cụ thể trong phạm vi đó. Lượt này không chạy inference </w:t>
       </w:r>
       <w:r>
-        <w:t>_SHOT_DIAGNOSTICS.md và execution/zero_shot_audit.json; chưa chứng minh nguyên nhân của mọi FP.</w:t>
+        <w:lastRenderedPageBreak/>
+        <w:t>mới, không đối chiếu raw logits và không kiểm lại toàn byte trọng số. NLI-neutral khác candidate neutral của GoEmotions; score hai lớp entailment/contradiction không mặc nhiên là xác suất cảm xúc đã được hiệu chuẩn. Hồ sơ: ZERO_SHOT_DIAGNOSTICS.md và execution/zero_shot_audit.json; chưa chứng minh nguyên nhân của mọi FP.</w:t>
       </w:r>
     </w:p>
     <w:p>
@@ -12372,11 +12387,7 @@
     </w:p>
     <w:p>
       <w:r>
-        <w:t xml:space="preserve">Demo sử dụng Gradio để nhập câu tiếng Anh, hiển thị nhãn vượt ngưỡng, điểm số và các trạng thái dự đoán [19]. Giao diện không giả lập kết quả của một model chưa có checkpoint. Hồ sơ selected_model.json, mapping nhãn, threshold và hash checkpoint phải khớp. Kiểm demo gồm câu thường, câu đa cảm xúc, dữ liệu rỗng và tình huống không nhãn vượt ngưỡng. </w:t>
-      </w:r>
-      <w:r>
-        <w:lastRenderedPageBreak/>
-        <w:t>Smoke hoặc ảnh chụp một lần không bảo đảm máy khác vẫn chạy; cần hướng dẫn môi trường, kiểm import/khởi động và thời điểm ghi nhận bằng chứng.</w:t>
+        <w:t>Demo sử dụng Gradio để nhập câu tiếng Anh, hiển thị nhãn vượt ngưỡng, điểm số và các trạng thái dự đoán [19]. Giao diện không giả lập kết quả của một model chưa có checkpoint. Hồ sơ selected_model.json, mapping nhãn, threshold và hash checkpoint phải khớp. Kiểm demo gồm câu thường, câu đa cảm xúc, dữ liệu rỗng và tình huống không nhãn vượt ngưỡng. Smoke hoặc ảnh chụp một lần không bảo đảm máy khác vẫn chạy; cần hướng dẫn môi trường, kiểm import/khởi động và thời điểm ghi nhận bằng chứng.</w:t>
       </w:r>
     </w:p>
     <w:p>
@@ -12394,7 +12405,10 @@
     </w:p>
     <w:p>
       <w:r>
-        <w:t>Case Study 4, mục 4.2.3.1, trang in 82–88 trong sách Industrial AI của Jay Lee mô tả tối ưu năng lượng tại nhà máy LCD ở Shenzhen. Hệ thống truyền thống dựa vào FMCS/SCADA, ngưỡng báo động, quan sát và kinh nghiệm vận hành. Hướng Industrial AI kết hợp mô hình cơ chế, dự báo nhu cầu, tối ưu vận hành và theo dõi sức khỏe máy nén khí/chiller [20]. Case này dùng dữ liệu thiết bị và năng lượng, không sử dụng GoEmotions hoặc phân loại cảm xúc NLP.</w:t>
+        <w:t xml:space="preserve">Case Study 4, mục 4.2.3.1, trang in 82–88 trong sách Industrial AI của Jay Lee mô tả tối ưu năng lượng tại nhà máy LCD ở </w:t>
+      </w:r>
+      <w:r>
+        <w:t>Shenzhen. Hệ thống truyền thống dựa vào FMCS/SCADA, ngưỡng báo động, quan sát và kinh nghiệm vận hành. Hướng Industrial AI kết hợp mô hình cơ chế, dự báo nhu cầu, tối ưu vận hành và theo dõi sức khỏe máy nén khí/chiller [20]. Case này dùng dữ liệu thiết bị và năng lượng, không sử dụng GoEmotions hoặc phân loại cảm xúc NLP.</w:t>
       </w:r>
     </w:p>
     <w:p>
@@ -12414,6 +12428,19 @@
       </w:r>
     </w:p>
     <w:p>
+      <w:r>
+        <w:t>Ba hướng ứng dụng được đề xuất: (1) hỗ trợ định tuyến/ưu tiên khách hàng bằng cảm xúc kết hợp loại yêu cầu và luật nghiệp vụ, đo tỷ lệ chuyển đúng/sai, thời gian phản hồi và giải quyết; (2) theo dõi tín hiệu khủng hoảng thương hiệu bằng tổng hợp cảm xúc theo thương hiệu/thời gian, đo cảnh báo đúng/sai, bỏ sót và độ trễ phát hiện; (3) giảm công rà soát bình luận bằng gợi ý nhãn để người đọc xác minh, đo thời gian và chất lượng trước/sau. Nếu dùng MTTR, cần định nghĩa mean time to resolution và mốc đo. Một nh</w:t>
+      </w:r>
+      <w:r>
+        <w:t>ãn anger không tự xác nhận khủng hoảng hoặc xác định bộ phận xử lý.</w:t>
+      </w:r>
+    </w:p>
+    <w:p>
+      <w:r>
+        <w:t>Đây là hướng phát triển chưa được cài hoặc đo tại doanh nghiệp. ROI cần dữ liệu giá trị phần công việc giảm được, chi phí model/tích hợp/vận hành và công sửa dự đoán sai trong cùng kỳ; đồ án không công bố tỷ lệ ROI hoặc số tiền tiết kiệm NLP. Cần thử nghiệm các tập công việc tương đương với tiêu chí chất lượng nhất quán trước khi kết luận tác động nghiệp vụ.</w:t>
+      </w:r>
+    </w:p>
+    <w:p>
       <w:pPr>
         <w:pStyle w:val="Heading2"/>
       </w:pPr>
@@ -12423,21 +12450,15 @@
     </w:p>
     <w:p>
       <w:r>
-        <w:t xml:space="preserve">Reddit tiếng Anh khác phản hồi dịch vụ, văn bản chuyên ngành và tiếng Việt. Taxonomy của </w:t>
-      </w:r>
-      <w:r>
-        <w:t>GoEmotions có thể chưa trùng nhu cầu doanh nghiệp. Trước triển khai cần chọn domain, tạo dữ liệu gán nhãn tại domain đó, kiểm quy trình gán nhãn, đo model và calibration, xác định khi nào chuyển sang người đọc. Dịch câu tiếng Việt sang tiếng Anh trước suy luận là một hệ thống khác, có thêm lỗi dịch và cần đánh giá riêng; không mặc định mô hình hiện có hiểu tiếng Việt.</w:t>
+        <w:t>Reddit tiếng Anh khác phản hồi dịch vụ, văn bản chuyên ngành và tiếng Việt. Taxonomy của GoEmotions có thể chưa trùng nhu cầu doanh nghiệp. Trước triển khai cần chọn domain, tạo dữ liệu gán nhãn tại domain đó, kiểm quy trình gán nhãn, đo model và calibration, xác định khi nào chuyển sang người đọc. Dịch câu tiếng Việt sang tiếng Anh trước suy luận là một hệ thống khác, có thêm lỗi dịch và cần đánh giá riêng; không mặc định mô hình hiện có hiểu tiếng Việt.</w:t>
       </w:r>
     </w:p>
     <w:p>
       <w:r>
-        <w:t xml:space="preserve">Nhãn hiếm có ít ví dụ nên thay đổi vài TP/FP/FN có thể làm F1 biến động nhiều. Annotation cảm xúc còn chịu ảnh hưởng diễn giải chủ quan, </w:t>
+        <w:t>Nhãn hiếm có ít ví dụ nên thay đổi vài TP/FP/FN có thể làm F1 biến động nhiều. Annotation cảm xúc còn chịu ảnh hưởng diễn giải chủ quan, câu ngắn thiếu ngữ cảnh, slang và nội dung mỉa mai. Official split có exact text overlap đã nêu; cần giữ giới hạn này bên cạnh kết quả. Max_length 128 có thể cắt văn bản dài, nhưng số bị cắt cần đo bằng đúng tokenizer của từng C, không gán thống kê tokenizer uncased cũ cho BERT cased. Ba seed hỗ trợ mô tả ổn định bước đầu; chưa đủ để kết luận ưu thế có ý nghĩa thống kê tro</w:t>
       </w:r>
       <w:r>
-        <w:t xml:space="preserve">câu ngắn thiếu ngữ cảnh, slang và nội dung mỉa mai. Official split có exact text overlap đã nêu; cần giữ giới hạn này bên cạnh kết quả. Max_length 128 có thể cắt văn bản dài, nhưng số bị cắt cần đo bằng đúng tokenizer của </w:t>
-      </w:r>
-      <w:r>
-        <w:t>từng C, không gán thống kê tokenizer uncased cũ cho BERT cased. Ba seed hỗ trợ mô tả ổn định bước đầu; chưa đủ để kết luận ưu thế có ý nghĩa thống kê trong mọi môi trường.</w:t>
+        <w:t>ng mọi môi trường.</w:t>
       </w:r>
     </w:p>
     <w:p>
@@ -12455,13 +12476,17 @@
     </w:p>
     <w:p>
       <w:r>
-        <w:t xml:space="preserve">Đồ án giữ bài toán 28 nhãn và official split của GoEmotions, xây A dễ giải thích, B không fine-tune và ba C fine-tune, cùng module đánh giá/threshold. Class weighting và ngưỡng riêng được đối chiếu bằng ablation, support nhãn hiếm và các ví dụ lỗi. Đã có A/B/C full cùng bảng validation/test; C gồm đủ ba seed mỗi kiến trúc. Test sử dụng mô hình/ngưỡng đã khóa trên validation. C1 BERT được chọn theo mean Macro-F1 validation @0,5 (0.4713 ± 0.0066). Trên test @0,5, kiến trúc này đạt Macro-F1 0.4720 ± 0.0045 và </w:t>
+        <w:t xml:space="preserve">Đồ án giữ bài toán 28 nhãn và official split của GoEmotions, xây A dễ giải thích, B không fine-tune và ba C fine-tune, cùng module đánh giá/threshold. Class weighting và </w:t>
       </w:r>
       <w:r>
-        <w:t>Micro-F1 0.5820 ± 0.0040 (mean ± sample std của ba seed, ddof=1). Với ngưỡng riêng khóa trên validation, test Macro-F1 0.5038 ± 0.0097, Micro-F1 0.5900 ± 0.0029; Δ mean so với @0,5 lần lượt +0.0318 và +0.0080. Demo dùng một checkpoint seed 123 của C1 BERT; các điểm trên tổng hợp ba seed của kiến trúc, không phải điểm riêng checkpoint demo. Demo và hồ sơ đối chiếu vẫn cần nhóm kiểm khi chuyển máy. Giá trị đầu ra là cung cấp điểm và nhãn hỗ trợ đọc/phân tích phản hồi. Hiệu quả tại domain doanh nghiệp, tiếng V</w:t>
+        <w:lastRenderedPageBreak/>
+        <w:t>ngưỡng riêng được đối chiếu bằng ablation, support nhãn hiếm và các ví dụ lỗi. Đã có A/B/C full cùng bảng validation/test; C gồm đủ ba seed mỗi kiến trúc. Test sử dụng mô hình/ngưỡng đã khóa trên validation. C1 BERT được chọn theo mean Macro-F1 validation @0,5 (0.4713 ± 0.0066). Trên test @0,5, kiến trúc này đạt Macro-F1 0.4720 ± 0.0045 và Micro-F1 0.5820 ± 0.0040 (mean ± sample std của ba seed, ddof=1). Với ngưỡng riêng khóa trên validation, test Macro-F1 0.5038 ± 0.0097, Micro-F1 0.5900 ± 0.0029; Δ mean s</w:t>
       </w:r>
       <w:r>
-        <w:t>iệt và ROI cần dữ liệu cùng quy trình đo riêng. Liên hệ Case Study 4 giúp giải thích mối quan hệ dữ liệu→quyết định→giá trị, không biến ví dụ tiết kiệm năng lượng thành bằng chứng tài chính của NLP.</w:t>
+        <w:t>o với @0,5 lần lượt +0.0318 và +0.0080. Demo dùng một checkpoint seed 123 của C1 BERT; các điểm trên tổng hợp ba seed của kiến trúc, không phải điểm riêng checkpoint demo. Demo và hồ sơ đối chiếu vẫn cần nhóm kiểm khi chuyển máy. Giá trị đầu ra là cung cấp điểm và nhãn hỗ trợ đọc/phân tích phản hồi. Hiệu quả tại domain doanh nghiệp, tiếng Việt và ROI cần dữ liệu cùng quy trình đo riêng. Liên hệ Case Study 4 giúp giải thích mối quan hệ dữ liệu→quyết định→giá trị, không biến ví dụ tiết kiệm năng lượng thành b</w:t>
+      </w:r>
+      <w:r>
+        <w:t>ằng chứng tài chính của NLP.</w:t>
       </w:r>
     </w:p>
     <w:p>
@@ -12522,7 +12547,6 @@
         <w:rPr>
           <w:sz w:val="16"/>
         </w:rPr>
-        <w:lastRenderedPageBreak/>
         <w:t xml:space="preserve">[2] Google Research, “GoEmotions: README and official data,” Google Research GitHub repository. Accessed: Oct. 8, 2026. [Online]. Available: </w:t>
       </w:r>
       <w:hyperlink r:id="rId7">
@@ -12729,14 +12753,7 @@
             <w:color w:val="154B73"/>
             <w:sz w:val="16"/>
           </w:rPr>
-          <w:t>https://scikit-</w:t>
-        </w:r>
-        <w:r>
-          <w:rPr>
-            <w:color w:val="154B73"/>
-            <w:sz w:val="16"/>
-          </w:rPr>
-          <w:t>learn.org/1.7/modules/generated/sklearn.linear_model.LogisticRegression.html</w:t>
+          <w:t>https://scikit-learn.org/1.7/modules/generated/sklearn.linear_model.LogisticRegression.html</w:t>
         </w:r>
       </w:hyperlink>
     </w:p>
@@ -13134,31 +13151,31 @@
       </w:rPr>
     </w:lvl>
   </w:abstractNum>
-  <w:num w:numId="1" w16cid:durableId="1069691722">
+  <w:num w:numId="1" w16cid:durableId="2024285661">
     <w:abstractNumId w:val="8"/>
   </w:num>
-  <w:num w:numId="2" w16cid:durableId="2113667847">
+  <w:num w:numId="2" w16cid:durableId="1934970849">
     <w:abstractNumId w:val="6"/>
   </w:num>
-  <w:num w:numId="3" w16cid:durableId="713577285">
+  <w:num w:numId="3" w16cid:durableId="1285309905">
     <w:abstractNumId w:val="5"/>
   </w:num>
-  <w:num w:numId="4" w16cid:durableId="141044190">
+  <w:num w:numId="4" w16cid:durableId="1262643378">
     <w:abstractNumId w:val="4"/>
   </w:num>
-  <w:num w:numId="5" w16cid:durableId="257719234">
+  <w:num w:numId="5" w16cid:durableId="973288450">
     <w:abstractNumId w:val="7"/>
   </w:num>
-  <w:num w:numId="6" w16cid:durableId="1300266180">
+  <w:num w:numId="6" w16cid:durableId="162673692">
     <w:abstractNumId w:val="3"/>
   </w:num>
-  <w:num w:numId="7" w16cid:durableId="130177650">
+  <w:num w:numId="7" w16cid:durableId="536964479">
     <w:abstractNumId w:val="2"/>
   </w:num>
-  <w:num w:numId="8" w16cid:durableId="1886257378">
+  <w:num w:numId="8" w16cid:durableId="493839659">
     <w:abstractNumId w:val="1"/>
   </w:num>
-  <w:num w:numId="9" w16cid:durableId="1656452830">
+  <w:num w:numId="9" w16cid:durableId="662197072">
     <w:abstractNumId w:val="0"/>
   </w:num>
 </w:numbering>
